--- a/courts/second-circuit/new-york/state/court-of-appeals/opening-brief/usage/OUTPUT-opening-brief.docx
+++ b/courts/second-circuit/new-york/state/court-of-appeals/opening-brief/usage/OUTPUT-opening-brief.docx
@@ -4,40 +4,106 @@
   <w:body>
     <w:tbl>
       <w:tblPr>
-        <w:tblStyle w:val="Table"/>
-        <w:tblW w:type="pct" w:w="5000"/>
+        <w:tblW w:w="9360" w:type="dxa"/>
+        <w:tblInd w:w="0" w:type="dxa"/>
         <w:tblLayout w:type="fixed"/>
-        <w:tblLook w:firstRow="0" w:lastRow="0" w:firstColumn="0" w:lastColumn="0" w:noHBand="0" w:noVBand="0" w:val="0000"/>
+        <w:tblCellMar>
+          <w:top w:w="0" w:type="dxa"/>
+          <w:left w:w="0" w:type="dxa"/>
+          <w:bottom w:w="0" w:type="dxa"/>
+          <w:right w:w="0" w:type="dxa"/>
+        </w:tblCellMar>
       </w:tblPr>
       <w:tblGrid>
-        <w:gridCol w:w="4752"/>
-        <w:gridCol w:w="3168"/>
+        <w:gridCol w:w="4896"/>
+        <w:gridCol w:w="4464"/>
       </w:tblGrid>
       <w:tr>
+        <w:trPr>
+          <w:cantSplit/>
+        </w:trPr>
         <w:tc>
-          <w:tcPr/>
+          <w:tcPr>
+            <w:tcW w:w="4896" w:type="dxa"/>
+            <w:tcMar>
+              <w:left w:w="0" w:type="dxa"/>
+              <w:right w:w="432" w:type="dxa"/>
+            </w:tcMar>
+          </w:tcPr>
           <w:p>
             <w:pPr>
-              <w:pStyle w:val="Single"/>
+              <w:keepLines/>
+              <w:spacing w:before="0" w:after="0" w:line="400" w:lineRule="exact"/>
+              <w:ind w:left="0" w:firstLine="0"/>
             </w:pPr>
             <w:r>
-              <w:t xml:space="preserve">APL-2016-00115</w:t>
+              <w:t xml:space="preserve">APL</w:t>
+              <w:noBreakHyphen/>
+              <w:t xml:space="preserve">2016</w:t>
+              <w:noBreakHyphen/>
+              <w:t xml:space="preserve">00115</w:t>
             </w:r>
           </w:p>
           <w:p>
             <w:pPr>
-              <w:pStyle w:val="Single"/>
+              <w:keepLines/>
+              <w:spacing w:before="0" w:after="0" w:line="400" w:lineRule="exact"/>
+              <w:ind w:left="0" w:firstLine="0"/>
             </w:pPr>
             <w:r>
-              <w:t xml:space="preserve">New York County Clerk’s Index No. 451463/13</w:t>
+              <w:t xml:space="preserve">New</w:t>
+            </w:r>
+            <w:r>
+              <w:t xml:space="preserve"> </w:t>
+            </w:r>
+            <w:r>
+              <w:t xml:space="preserve">York</w:t>
+            </w:r>
+            <w:r>
+              <w:t xml:space="preserve"> </w:t>
+            </w:r>
+            <w:r>
+              <w:t xml:space="preserve">County</w:t>
+            </w:r>
+            <w:r>
+              <w:t xml:space="preserve"> </w:t>
+            </w:r>
+            <w:r>
+              <w:t xml:space="preserve">Clerk’s</w:t>
+            </w:r>
+            <w:r>
+              <w:t xml:space="preserve"> </w:t>
+            </w:r>
+            <w:r>
+              <w:t xml:space="preserve">Index</w:t>
+            </w:r>
+            <w:r>
+              <w:t xml:space="preserve"> </w:t>
+            </w:r>
+            <w:r>
+              <w:t xml:space="preserve">No.</w:t>
+            </w:r>
+            <w:r>
+              <w:t xml:space="preserve"> </w:t>
+            </w:r>
+            <w:r>
+              <w:t xml:space="preserve">451463/13</w:t>
             </w:r>
           </w:p>
         </w:tc>
         <w:tc>
-          <w:tcPr/>
+          <w:tcPr>
+            <w:tcW w:w="4464" w:type="dxa"/>
+            <w:tcMar>
+              <w:left w:w="0" w:type="dxa"/>
+              <w:right w:w="0" w:type="dxa"/>
+            </w:tcMar>
+          </w:tcPr>
           <w:p>
             <w:pPr>
-              <w:pStyle w:val="Right"/>
+              <w:keepLines/>
+              <w:spacing w:before="0" w:after="0" w:line="400" w:lineRule="exact"/>
+              <w:ind w:left="0" w:firstLine="0"/>
             </w:pPr>
             <w:r>
               <w:t xml:space="preserve">To be Argued by:</w:t>
@@ -45,22 +111,66 @@
           </w:p>
           <w:p>
             <w:pPr>
-              <w:pStyle w:val="Right"/>
+              <w:keepLines/>
+              <w:spacing w:before="0" w:after="0" w:line="400" w:lineRule="exact"/>
+              <w:ind w:left="0" w:firstLine="0"/>
             </w:pPr>
             <w:r>
               <w:rPr>
                 <w:b/>
                 <w:bCs/>
               </w:rPr>
-              <w:t xml:space="preserve">MARC E. KASOWITZ</w:t>
+              <w:t xml:space="preserve">MARC</w:t>
+            </w:r>
+            <w:r>
+              <w:rPr>
+                <w:b/>
+                <w:bCs/>
+              </w:rPr>
+              <w:t xml:space="preserve"> </w:t>
+            </w:r>
+            <w:r>
+              <w:rPr>
+                <w:b/>
+                <w:bCs/>
+              </w:rPr>
+              <w:t xml:space="preserve">E.</w:t>
+            </w:r>
+            <w:r>
+              <w:rPr>
+                <w:b/>
+                <w:bCs/>
+              </w:rPr>
+              <w:t xml:space="preserve"> </w:t>
+            </w:r>
+            <w:r>
+              <w:rPr>
+                <w:b/>
+                <w:bCs/>
+              </w:rPr>
+              <w:t xml:space="preserve">KASOWITZ</w:t>
             </w:r>
           </w:p>
           <w:p>
             <w:pPr>
-              <w:pStyle w:val="Right"/>
+              <w:keepLines/>
+              <w:spacing w:before="0" w:after="0" w:line="400" w:lineRule="exact"/>
+              <w:ind w:left="0" w:firstLine="0"/>
             </w:pPr>
             <w:r>
-              <w:t xml:space="preserve">(Time Requested: 30 Minutes)</w:t>
+              <w:t xml:space="preserve">(Time Requested: </w:t>
+            </w:r>
+            <w:r>
+              <w:t xml:space="preserve">30</w:t>
+            </w:r>
+            <w:r>
+              <w:t xml:space="preserve"> </w:t>
+            </w:r>
+            <w:r>
+              <w:t xml:space="preserve">Minutes</w:t>
+            </w:r>
+            <w:r>
+              <w:t xml:space="preserve">)</w:t>
             </w:r>
           </w:p>
         </w:tc>
@@ -68,7 +178,11 @@
     </w:tbl>
     <w:p>
       <w:pPr>
-        <w:pStyle w:val="Centered"/>
+        <w:keepNext/>
+        <w:keepLines/>
+        <w:spacing w:before="168" w:after="0" w:line="400" w:lineRule="exact"/>
+        <w:ind w:left="0" w:firstLine="0"/>
+        <w:jc w:val="center"/>
       </w:pPr>
       <w:r>
         <w:rPr>
@@ -80,15 +194,147 @@
     </w:p>
     <w:p>
       <w:pPr>
-        <w:pStyle w:val="Single"/>
-      </w:pPr>
-      <w:r>
-        <w:t xml:space="preserve">THE PEOPLE OF THE STATE OF NEW YORK BY ERIC T. SCHNEIDERMAN, ATTORNEY GENERAL OF THE STATE OF NEW YORK,</w:t>
-      </w:r>
-    </w:p>
-    <w:p>
-      <w:pPr>
-        <w:pStyle w:val="Designation"/>
+        <w:keepNext/>
+        <w:keepLines/>
+        <w:pBdr>
+          <w:bottom w:val="thickThinSmallGap" w:sz="12" w:space="1" w:color="000000"/>
+        </w:pBdr>
+        <w:spacing w:before="108" w:after="0" w:line="20" w:lineRule="exact"/>
+        <w:ind w:left="0" w:right="0"/>
+      </w:pPr>
+    </w:p>
+    <w:p>
+      <w:pPr>
+        <w:keepNext/>
+        <w:keepLines/>
+        <w:spacing w:before="168" w:after="0" w:line="400" w:lineRule="exact"/>
+        <w:ind w:left="0" w:firstLine="0"/>
+        <w:jc w:val="center"/>
+      </w:pPr>
+      <w:r>
+        <w:t xml:space="preserve">THE</w:t>
+      </w:r>
+      <w:r>
+        <w:t xml:space="preserve"> </w:t>
+      </w:r>
+      <w:r>
+        <w:t xml:space="preserve">PEOPLE</w:t>
+      </w:r>
+      <w:r>
+        <w:t xml:space="preserve"> </w:t>
+      </w:r>
+      <w:r>
+        <w:t xml:space="preserve">OF</w:t>
+      </w:r>
+      <w:r>
+        <w:t xml:space="preserve"> </w:t>
+      </w:r>
+      <w:r>
+        <w:t xml:space="preserve">THE</w:t>
+      </w:r>
+      <w:r>
+        <w:t xml:space="preserve"> </w:t>
+      </w:r>
+      <w:r>
+        <w:t xml:space="preserve">STATE</w:t>
+      </w:r>
+      <w:r>
+        <w:t xml:space="preserve"> </w:t>
+      </w:r>
+      <w:r>
+        <w:t xml:space="preserve">OF</w:t>
+      </w:r>
+      <w:r>
+        <w:t xml:space="preserve"> </w:t>
+      </w:r>
+      <w:r>
+        <w:t xml:space="preserve">NEW</w:t>
+      </w:r>
+      <w:r>
+        <w:t xml:space="preserve"> </w:t>
+      </w:r>
+      <w:r>
+        <w:t xml:space="preserve">YORK</w:t>
+      </w:r>
+      <w:r>
+        <w:t xml:space="preserve"> </w:t>
+      </w:r>
+      <w:r>
+        <w:t xml:space="preserve">BY</w:t>
+      </w:r>
+      <w:r>
+        <w:t xml:space="preserve"> </w:t>
+      </w:r>
+      <w:r>
+        <w:t xml:space="preserve">ERIC</w:t>
+      </w:r>
+      <w:r>
+        <w:t xml:space="preserve"> </w:t>
+      </w:r>
+      <w:r>
+        <w:t xml:space="preserve">T.</w:t>
+      </w:r>
+      <w:r>
+        <w:t xml:space="preserve"> </w:t>
+      </w:r>
+      <w:r>
+        <w:t xml:space="preserve">SCHNEIDERMAN,</w:t>
+      </w:r>
+      <w:r>
+        <w:t xml:space="preserve"> </w:t>
+      </w:r>
+      <w:r>
+        <w:t xml:space="preserve">ATTORNEY</w:t>
+      </w:r>
+      <w:r>
+        <w:t xml:space="preserve"> </w:t>
+      </w:r>
+      <w:r>
+        <w:t xml:space="preserve">GENERAL</w:t>
+      </w:r>
+      <w:r>
+        <w:t xml:space="preserve"> </w:t>
+      </w:r>
+      <w:r>
+        <w:t xml:space="preserve">OF</w:t>
+      </w:r>
+      <w:r>
+        <w:t xml:space="preserve"> </w:t>
+      </w:r>
+      <w:r>
+        <w:t xml:space="preserve">THE</w:t>
+      </w:r>
+      <w:r>
+        <w:t xml:space="preserve"> </w:t>
+      </w:r>
+      <w:r>
+        <w:t xml:space="preserve">STATE</w:t>
+      </w:r>
+      <w:r>
+        <w:t xml:space="preserve"> </w:t>
+      </w:r>
+      <w:r>
+        <w:t xml:space="preserve">OF</w:t>
+      </w:r>
+      <w:r>
+        <w:t xml:space="preserve"> </w:t>
+      </w:r>
+      <w:r>
+        <w:t xml:space="preserve">NEW</w:t>
+      </w:r>
+      <w:r>
+        <w:t xml:space="preserve"> </w:t>
+      </w:r>
+      <w:r>
+        <w:t xml:space="preserve">YORK,</w:t>
+      </w:r>
+    </w:p>
+    <w:p>
+      <w:pPr>
+        <w:keepNext/>
+        <w:keepLines/>
+        <w:spacing w:before="98" w:after="0" w:line="400" w:lineRule="exact"/>
+        <w:ind w:left="4680" w:firstLine="0"/>
       </w:pPr>
       <w:r>
         <w:t xml:space="preserve">Petitioner-Respondent,</w:t>
@@ -96,7 +342,11 @@
     </w:p>
     <w:p>
       <w:pPr>
-        <w:pStyle w:val="Centered"/>
+        <w:keepNext/>
+        <w:keepLines/>
+        <w:spacing w:before="50" w:after="0" w:line="400" w:lineRule="exact"/>
+        <w:ind w:left="0" w:firstLine="0"/>
+        <w:jc w:val="center"/>
       </w:pPr>
       <w:r>
         <w:t xml:space="preserve">– against –</w:t>
@@ -104,15 +354,268 @@
     </w:p>
     <w:p>
       <w:pPr>
-        <w:pStyle w:val="Single"/>
-      </w:pPr>
-      <w:r>
-        <w:t xml:space="preserve">THE TRUMP ENTREPRENEUR INITIATIVE LLC F/K/A TRUMP UNIVERSITY LLC, DJT ENTREPRENEUR MEMBER LLC F/K/A DJT UNIVERSITY MEMBER LLC, DJT ENTREPRENEUR MANAGING MEMBER LLC F/K/A DJT UNIVERSITY MANAGING MEMBER LLC, THE TRUMP ORGANIZATION, INC., TRUMP ORGANIZATION LLC, DONALD J. TRUMP AND MICHAEL SEXTON,</w:t>
-      </w:r>
-    </w:p>
-    <w:p>
-      <w:pPr>
-        <w:pStyle w:val="Designation"/>
+        <w:keepNext/>
+        <w:keepLines/>
+        <w:spacing w:before="50" w:after="0" w:line="400" w:lineRule="exact"/>
+        <w:ind w:left="0" w:firstLine="0"/>
+        <w:jc w:val="center"/>
+      </w:pPr>
+      <w:r>
+        <w:t xml:space="preserve">THE</w:t>
+      </w:r>
+      <w:r>
+        <w:t xml:space="preserve"> </w:t>
+      </w:r>
+      <w:r>
+        <w:t xml:space="preserve">TRUMP</w:t>
+      </w:r>
+      <w:r>
+        <w:t xml:space="preserve"> </w:t>
+      </w:r>
+      <w:r>
+        <w:t xml:space="preserve">ENTREPRENEUR</w:t>
+      </w:r>
+      <w:r>
+        <w:t xml:space="preserve"> </w:t>
+      </w:r>
+      <w:r>
+        <w:t xml:space="preserve">INITIATIVE</w:t>
+      </w:r>
+      <w:r>
+        <w:t xml:space="preserve"> </w:t>
+      </w:r>
+      <w:r>
+        <w:t xml:space="preserve">LLC</w:t>
+      </w:r>
+      <w:r>
+        <w:t xml:space="preserve"> </w:t>
+      </w:r>
+      <w:r>
+        <w:t xml:space="preserve">F/​K/​A</w:t>
+      </w:r>
+      <w:r>
+        <w:t xml:space="preserve"> </w:t>
+      </w:r>
+      <w:r>
+        <w:t xml:space="preserve">TRUMP</w:t>
+      </w:r>
+      <w:r>
+        <w:t xml:space="preserve"> </w:t>
+      </w:r>
+      <w:r>
+        <w:t xml:space="preserve">UNIVERSITY</w:t>
+      </w:r>
+      <w:r>
+        <w:t xml:space="preserve"> </w:t>
+      </w:r>
+      <w:r>
+        <w:t xml:space="preserve">LLC,</w:t>
+      </w:r>
+      <w:r>
+        <w:t xml:space="preserve"> </w:t>
+      </w:r>
+      <w:r>
+        <w:t xml:space="preserve">DJT</w:t>
+      </w:r>
+      <w:r>
+        <w:t xml:space="preserve"> </w:t>
+      </w:r>
+      <w:r>
+        <w:t xml:space="preserve">ENTREPRENEUR</w:t>
+      </w:r>
+      <w:r>
+        <w:t xml:space="preserve"> </w:t>
+      </w:r>
+      <w:r>
+        <w:t xml:space="preserve">MEMBER</w:t>
+      </w:r>
+      <w:r>
+        <w:t xml:space="preserve"> </w:t>
+      </w:r>
+      <w:r>
+        <w:t xml:space="preserve">LLC</w:t>
+      </w:r>
+      <w:r>
+        <w:t xml:space="preserve"> </w:t>
+      </w:r>
+      <w:r>
+        <w:t xml:space="preserve">F/​K/​A</w:t>
+      </w:r>
+      <w:r>
+        <w:t xml:space="preserve"> </w:t>
+      </w:r>
+      <w:r>
+        <w:t xml:space="preserve">DJT</w:t>
+      </w:r>
+      <w:r>
+        <w:t xml:space="preserve"> </w:t>
+      </w:r>
+      <w:r>
+        <w:t xml:space="preserve">UNIVERSITY</w:t>
+      </w:r>
+      <w:r>
+        <w:t xml:space="preserve"> </w:t>
+      </w:r>
+      <w:r>
+        <w:t xml:space="preserve">MEMBER</w:t>
+      </w:r>
+      <w:r>
+        <w:t xml:space="preserve"> </w:t>
+      </w:r>
+      <w:r>
+        <w:t xml:space="preserve">LLC,</w:t>
+      </w:r>
+      <w:r>
+        <w:t xml:space="preserve"> </w:t>
+      </w:r>
+      <w:r>
+        <w:t xml:space="preserve">DJT</w:t>
+      </w:r>
+      <w:r>
+        <w:t xml:space="preserve"> </w:t>
+      </w:r>
+      <w:r>
+        <w:t xml:space="preserve">ENTREPRENEUR</w:t>
+      </w:r>
+      <w:r>
+        <w:t xml:space="preserve"> </w:t>
+      </w:r>
+      <w:r>
+        <w:t xml:space="preserve">MANAGING</w:t>
+      </w:r>
+      <w:r>
+        <w:t xml:space="preserve"> </w:t>
+      </w:r>
+      <w:r>
+        <w:t xml:space="preserve">MEMBER</w:t>
+      </w:r>
+      <w:r>
+        <w:t xml:space="preserve"> </w:t>
+      </w:r>
+      <w:r>
+        <w:t xml:space="preserve">LLC</w:t>
+      </w:r>
+      <w:r>
+        <w:t xml:space="preserve"> </w:t>
+      </w:r>
+      <w:r>
+        <w:t xml:space="preserve">F/​K/​A</w:t>
+      </w:r>
+      <w:r>
+        <w:t xml:space="preserve"> </w:t>
+      </w:r>
+      <w:r>
+        <w:t xml:space="preserve">DJT</w:t>
+      </w:r>
+      <w:r>
+        <w:t xml:space="preserve"> </w:t>
+      </w:r>
+      <w:r>
+        <w:t xml:space="preserve">UNIVERSITY</w:t>
+      </w:r>
+      <w:r>
+        <w:t xml:space="preserve"> </w:t>
+      </w:r>
+      <w:r>
+        <w:t xml:space="preserve">MANAGING</w:t>
+      </w:r>
+      <w:r>
+        <w:t xml:space="preserve"> </w:t>
+      </w:r>
+      <w:r>
+        <w:t xml:space="preserve">MEMBER</w:t>
+      </w:r>
+      <w:r>
+        <w:t xml:space="preserve"> </w:t>
+      </w:r>
+      <w:r>
+        <w:t xml:space="preserve">LLC,</w:t>
+      </w:r>
+      <w:r>
+        <w:t xml:space="preserve"> </w:t>
+      </w:r>
+      <w:r>
+        <w:t xml:space="preserve">THE</w:t>
+      </w:r>
+      <w:r>
+        <w:t xml:space="preserve"> </w:t>
+      </w:r>
+      <w:r>
+        <w:t xml:space="preserve">TRUMP</w:t>
+      </w:r>
+      <w:r>
+        <w:t xml:space="preserve"> </w:t>
+      </w:r>
+      <w:r>
+        <w:t xml:space="preserve">ORGANIZATION,</w:t>
+      </w:r>
+      <w:r>
+        <w:t xml:space="preserve"> </w:t>
+      </w:r>
+      <w:r>
+        <w:t xml:space="preserve">INC.,</w:t>
+      </w:r>
+      <w:r>
+        <w:t xml:space="preserve"> </w:t>
+      </w:r>
+      <w:r>
+        <w:t xml:space="preserve">TRUMP</w:t>
+      </w:r>
+      <w:r>
+        <w:t xml:space="preserve"> </w:t>
+      </w:r>
+      <w:r>
+        <w:t xml:space="preserve">ORGANIZATION</w:t>
+      </w:r>
+      <w:r>
+        <w:t xml:space="preserve"> </w:t>
+      </w:r>
+      <w:r>
+        <w:t xml:space="preserve">LLC,</w:t>
+      </w:r>
+      <w:r>
+        <w:t xml:space="preserve"> </w:t>
+      </w:r>
+      <w:r>
+        <w:t xml:space="preserve">DONALD</w:t>
+      </w:r>
+      <w:r>
+        <w:t xml:space="preserve"> </w:t>
+      </w:r>
+      <w:r>
+        <w:t xml:space="preserve">J.</w:t>
+      </w:r>
+      <w:r>
+        <w:t xml:space="preserve"> </w:t>
+      </w:r>
+      <w:r>
+        <w:t xml:space="preserve">TRUMP</w:t>
+      </w:r>
+      <w:r>
+        <w:t xml:space="preserve"> </w:t>
+      </w:r>
+      <w:r>
+        <w:t xml:space="preserve">AND</w:t>
+      </w:r>
+      <w:r>
+        <w:t xml:space="preserve"> </w:t>
+      </w:r>
+      <w:r>
+        <w:t xml:space="preserve">MICHAEL</w:t>
+      </w:r>
+      <w:r>
+        <w:t xml:space="preserve"> </w:t>
+      </w:r>
+      <w:r>
+        <w:t xml:space="preserve">SEXTON,</w:t>
+      </w:r>
+    </w:p>
+    <w:p>
+      <w:pPr>
+        <w:keepNext/>
+        <w:keepLines/>
+        <w:spacing w:before="98" w:after="0" w:line="400" w:lineRule="exact"/>
+        <w:ind w:left="4680" w:firstLine="0"/>
       </w:pPr>
       <w:r>
         <w:t xml:space="preserve">Respondents-Appellants.</w:t>
@@ -120,163 +623,834 @@
     </w:p>
     <w:p>
       <w:pPr>
-        <w:pStyle w:val="CoverTitle"/>
-      </w:pPr>
-      <w:r>
-        <w:t xml:space="preserve">Brief for Respondents-Appellants</w:t>
-      </w:r>
+        <w:keepNext/>
+        <w:keepLines/>
+        <w:pBdr>
+          <w:bottom w:val="thickThinSmallGap" w:sz="12" w:space="1" w:color="000000"/>
+        </w:pBdr>
+        <w:spacing w:before="108" w:after="0" w:line="20" w:lineRule="exact"/>
+        <w:ind w:left="0" w:right="0"/>
+      </w:pPr>
+    </w:p>
+    <w:p>
+      <w:pPr>
+        <w:keepNext/>
+        <w:keepLines/>
+        <w:spacing w:before="168" w:after="0" w:line="400" w:lineRule="exact"/>
+        <w:ind w:left="0" w:firstLine="0"/>
+        <w:jc w:val="center"/>
+      </w:pPr>
+      <w:r>
+        <w:rPr>
+          <w:b/>
+          <w:bCs/>
+        </w:rPr>
+        <w:t xml:space="preserve">BRIEF</w:t>
+      </w:r>
+      <w:r>
+        <w:rPr>
+          <w:b/>
+          <w:bCs/>
+        </w:rPr>
+        <w:t xml:space="preserve"> </w:t>
+      </w:r>
+      <w:r>
+        <w:rPr>
+          <w:b/>
+          <w:bCs/>
+        </w:rPr>
+        <w:t xml:space="preserve">FOR</w:t>
+      </w:r>
+      <w:r>
+        <w:rPr>
+          <w:b/>
+          <w:bCs/>
+        </w:rPr>
+        <w:t xml:space="preserve"> </w:t>
+      </w:r>
+      <w:r>
+        <w:rPr>
+          <w:b/>
+          <w:bCs/>
+        </w:rPr>
+        <w:t xml:space="preserve">RESPONDENTS-APPELLANTS</w:t>
+      </w:r>
+    </w:p>
+    <w:p>
+      <w:pPr>
+        <w:keepNext/>
+        <w:keepLines/>
+        <w:pBdr>
+          <w:bottom w:val="single" w:sz="6" w:space="1" w:color="000000"/>
+        </w:pBdr>
+        <w:spacing w:before="168" w:after="0" w:line="20" w:lineRule="exact"/>
+        <w:ind w:left="3240" w:right="3240"/>
+      </w:pPr>
+    </w:p>
+    <w:p>
+      <w:pPr>
+        <w:keepNext/>
+        <w:keepLines/>
+        <w:spacing w:before="148" w:after="0" w:line="20" w:lineRule="exact"/>
+      </w:pPr>
     </w:p>
     <w:tbl>
       <w:tblPr>
-        <w:tblStyle w:val="Table"/>
-        <w:tblW w:type="pct" w:w="5000"/>
+        <w:tblW w:w="9360" w:type="dxa"/>
+        <w:tblInd w:w="0" w:type="dxa"/>
         <w:tblLayout w:type="fixed"/>
-        <w:tblLook w:firstRow="0" w:lastRow="0" w:firstColumn="0" w:lastColumn="0" w:noHBand="0" w:noVBand="0" w:val="0000"/>
+        <w:tblCellMar>
+          <w:top w:w="0" w:type="dxa"/>
+          <w:left w:w="0" w:type="dxa"/>
+          <w:bottom w:w="0" w:type="dxa"/>
+          <w:right w:w="0" w:type="dxa"/>
+        </w:tblCellMar>
       </w:tblPr>
       <w:tblGrid>
-        <w:gridCol w:w="3960"/>
-        <w:gridCol w:w="3960"/>
+        <w:gridCol w:w="4968"/>
+        <w:gridCol w:w="4392"/>
       </w:tblGrid>
       <w:tr>
+        <w:trPr>
+          <w:cantSplit/>
+        </w:trPr>
         <w:tc>
-          <w:tcPr/>
+          <w:tcPr>
+            <w:tcW w:w="4968" w:type="dxa"/>
+            <w:tcMar>
+              <w:left w:w="0" w:type="dxa"/>
+              <w:right w:w="576" w:type="dxa"/>
+            </w:tcMar>
+          </w:tcPr>
           <w:p>
             <w:pPr>
-              <w:pStyle w:val="CoverFirm"/>
+              <w:keepLines/>
+              <w:spacing w:before="0" w:after="0" w:line="400" w:lineRule="exact"/>
+              <w:ind w:left="0" w:firstLine="0"/>
             </w:pPr>
             <w:r>
-              <w:t xml:space="preserve">Kasowitz, Benson, Torres &amp; Friedman LLP</w:t>
+              <w:rPr>
+                <w:b/>
+                <w:bCs/>
+              </w:rPr>
+              <w:t xml:space="preserve">KASOWITZ,</w:t>
+            </w:r>
+            <w:r>
+              <w:rPr>
+                <w:b/>
+                <w:bCs/>
+              </w:rPr>
+              <w:t xml:space="preserve"> </w:t>
+            </w:r>
+            <w:r>
+              <w:rPr>
+                <w:b/>
+                <w:bCs/>
+              </w:rPr>
+              <w:t xml:space="preserve">BENSON,</w:t>
+            </w:r>
+            <w:r>
+              <w:rPr>
+                <w:b/>
+                <w:bCs/>
+              </w:rPr>
+              <w:t xml:space="preserve"> </w:t>
+            </w:r>
+            <w:r>
+              <w:rPr>
+                <w:b/>
+                <w:bCs/>
+              </w:rPr>
+              <w:t xml:space="preserve">TORRES</w:t>
+            </w:r>
+            <w:r>
+              <w:rPr>
+                <w:b/>
+                <w:bCs/>
+              </w:rPr>
+              <w:t xml:space="preserve"> </w:t>
+            </w:r>
+            <w:r>
+              <w:rPr>
+                <w:b/>
+                <w:bCs/>
+              </w:rPr>
+              <w:t xml:space="preserve">&amp;</w:t>
+            </w:r>
+            <w:r>
+              <w:rPr>
+                <w:b/>
+                <w:bCs/>
+              </w:rPr>
+              <w:t xml:space="preserve"> </w:t>
+            </w:r>
+            <w:r>
+              <w:rPr>
+                <w:b/>
+                <w:bCs/>
+              </w:rPr>
+              <w:t xml:space="preserve">FRIEDMAN</w:t>
+            </w:r>
+            <w:r>
+              <w:rPr>
+                <w:b/>
+                <w:bCs/>
+              </w:rPr>
+              <w:t xml:space="preserve"> </w:t>
+            </w:r>
+            <w:r>
+              <w:rPr>
+                <w:b/>
+                <w:bCs/>
+              </w:rPr>
+              <w:t xml:space="preserve">LLP</w:t>
             </w:r>
           </w:p>
           <w:p>
             <w:pPr>
-              <w:pStyle w:val="Single"/>
+              <w:keepLines/>
+              <w:spacing w:before="0" w:after="0" w:line="400" w:lineRule="exact"/>
+              <w:ind w:left="0" w:firstLine="0"/>
             </w:pPr>
             <w:r>
               <w:rPr>
                 <w:i/>
                 <w:iCs/>
               </w:rPr>
-              <w:t xml:space="preserve">Marc E. Kasowitz</w:t>
+              <w:t xml:space="preserve">Marc</w:t>
+            </w:r>
+            <w:r>
+              <w:rPr>
+                <w:i/>
+                <w:iCs/>
+              </w:rPr>
+              <w:t xml:space="preserve"> </w:t>
+            </w:r>
+            <w:r>
+              <w:rPr>
+                <w:i/>
+                <w:iCs/>
+              </w:rPr>
+              <w:t xml:space="preserve">E.</w:t>
+            </w:r>
+            <w:r>
+              <w:rPr>
+                <w:i/>
+                <w:iCs/>
+              </w:rPr>
+              <w:t xml:space="preserve"> </w:t>
+            </w:r>
+            <w:r>
+              <w:rPr>
+                <w:i/>
+                <w:iCs/>
+              </w:rPr>
+              <w:t xml:space="preserve">Kasowitz</w:t>
             </w:r>
           </w:p>
           <w:p>
             <w:pPr>
-              <w:pStyle w:val="Single"/>
+              <w:keepLines/>
+              <w:spacing w:before="0" w:after="0" w:line="400" w:lineRule="exact"/>
+              <w:ind w:left="0" w:firstLine="0"/>
             </w:pPr>
             <w:r>
               <w:rPr>
                 <w:i/>
                 <w:iCs/>
               </w:rPr>
-              <w:t xml:space="preserve">Christine A. Monte</w:t>
+              <w:t xml:space="preserve">Christine</w:t>
+            </w:r>
+            <w:r>
+              <w:rPr>
+                <w:i/>
+                <w:iCs/>
+              </w:rPr>
+              <w:t xml:space="preserve"> </w:t>
+            </w:r>
+            <w:r>
+              <w:rPr>
+                <w:i/>
+                <w:iCs/>
+              </w:rPr>
+              <w:t xml:space="preserve">A.</w:t>
+            </w:r>
+            <w:r>
+              <w:rPr>
+                <w:i/>
+                <w:iCs/>
+              </w:rPr>
+              <w:t xml:space="preserve"> </w:t>
+            </w:r>
+            <w:r>
+              <w:rPr>
+                <w:i/>
+                <w:iCs/>
+              </w:rPr>
+              <w:t xml:space="preserve">Monte</w:t>
             </w:r>
           </w:p>
           <w:p>
             <w:pPr>
-              <w:pStyle w:val="Single"/>
+              <w:keepLines/>
+              <w:spacing w:before="0" w:after="0" w:line="400" w:lineRule="exact"/>
+              <w:ind w:left="0" w:firstLine="0"/>
             </w:pPr>
             <w:r>
               <w:rPr>
                 <w:i/>
                 <w:iCs/>
               </w:rPr>
-              <w:t xml:space="preserve">1633 Broadway</w:t>
+              <w:t xml:space="preserve">1633</w:t>
+            </w:r>
+            <w:r>
+              <w:rPr>
+                <w:i/>
+                <w:iCs/>
+              </w:rPr>
+              <w:t xml:space="preserve"> </w:t>
+            </w:r>
+            <w:r>
+              <w:rPr>
+                <w:i/>
+                <w:iCs/>
+              </w:rPr>
+              <w:t xml:space="preserve">Broadway</w:t>
             </w:r>
           </w:p>
           <w:p>
             <w:pPr>
-              <w:pStyle w:val="Single"/>
+              <w:keepLines/>
+              <w:spacing w:before="0" w:after="0" w:line="400" w:lineRule="exact"/>
+              <w:ind w:left="0" w:firstLine="0"/>
             </w:pPr>
             <w:r>
               <w:rPr>
                 <w:i/>
                 <w:iCs/>
               </w:rPr>
-              <w:t xml:space="preserve">New York, New York 10019</w:t>
+              <w:t xml:space="preserve">New</w:t>
+            </w:r>
+            <w:r>
+              <w:rPr>
+                <w:i/>
+                <w:iCs/>
+              </w:rPr>
+              <w:t xml:space="preserve"> </w:t>
+            </w:r>
+            <w:r>
+              <w:rPr>
+                <w:i/>
+                <w:iCs/>
+              </w:rPr>
+              <w:t xml:space="preserve">York,</w:t>
+            </w:r>
+            <w:r>
+              <w:rPr>
+                <w:i/>
+                <w:iCs/>
+              </w:rPr>
+              <w:t xml:space="preserve"> </w:t>
+            </w:r>
+            <w:r>
+              <w:rPr>
+                <w:i/>
+                <w:iCs/>
+              </w:rPr>
+              <w:t xml:space="preserve">New</w:t>
+            </w:r>
+            <w:r>
+              <w:rPr>
+                <w:i/>
+                <w:iCs/>
+              </w:rPr>
+              <w:t xml:space="preserve"> </w:t>
+            </w:r>
+            <w:r>
+              <w:rPr>
+                <w:i/>
+                <w:iCs/>
+              </w:rPr>
+              <w:t xml:space="preserve">York</w:t>
+            </w:r>
+            <w:r>
+              <w:rPr>
+                <w:i/>
+                <w:iCs/>
+              </w:rPr>
+              <w:t xml:space="preserve"> </w:t>
+            </w:r>
+            <w:r>
+              <w:rPr>
+                <w:i/>
+                <w:iCs/>
+              </w:rPr>
+              <w:t xml:space="preserve">10019</w:t>
             </w:r>
           </w:p>
           <w:p>
             <w:pPr>
-              <w:pStyle w:val="Single"/>
+              <w:keepLines/>
+              <w:spacing w:before="0" w:after="0" w:line="400" w:lineRule="exact"/>
+              <w:ind w:left="0" w:firstLine="0"/>
             </w:pPr>
             <w:r>
               <w:rPr>
                 <w:i/>
                 <w:iCs/>
               </w:rPr>
-              <w:t xml:space="preserve">Tel.: (212) 506-1700; Fax: (212) 506-1800</w:t>
+              <w:t xml:space="preserve">Tel.:</w:t>
+            </w:r>
+            <w:r>
+              <w:rPr>
+                <w:i/>
+                <w:iCs/>
+              </w:rPr>
+              <w:t xml:space="preserve"> </w:t>
+            </w:r>
+            <w:r>
+              <w:rPr>
+                <w:i/>
+                <w:iCs/>
+              </w:rPr>
+              <w:t xml:space="preserve">(212)</w:t>
+            </w:r>
+            <w:r>
+              <w:rPr>
+                <w:i/>
+                <w:iCs/>
+              </w:rPr>
+              <w:t xml:space="preserve"> </w:t>
+            </w:r>
+            <w:r>
+              <w:rPr>
+                <w:i/>
+                <w:iCs/>
+              </w:rPr>
+              <w:t xml:space="preserve">506</w:t>
+              <w:noBreakHyphen/>
+              <w:t xml:space="preserve">1700;</w:t>
+            </w:r>
+            <w:r>
+              <w:rPr>
+                <w:i/>
+                <w:iCs/>
+              </w:rPr>
+              <w:t xml:space="preserve"> </w:t>
+            </w:r>
+            <w:r>
+              <w:rPr>
+                <w:i/>
+                <w:iCs/>
+              </w:rPr>
+              <w:t xml:space="preserve">Fax:</w:t>
+            </w:r>
+            <w:r>
+              <w:rPr>
+                <w:i/>
+                <w:iCs/>
+              </w:rPr>
+              <w:t xml:space="preserve"> </w:t>
+            </w:r>
+            <w:r>
+              <w:rPr>
+                <w:i/>
+                <w:iCs/>
+              </w:rPr>
+              <w:t xml:space="preserve">(212)</w:t>
+            </w:r>
+            <w:r>
+              <w:rPr>
+                <w:i/>
+                <w:iCs/>
+              </w:rPr>
+              <w:t xml:space="preserve"> </w:t>
+            </w:r>
+            <w:r>
+              <w:rPr>
+                <w:i/>
+                <w:iCs/>
+              </w:rPr>
+              <w:t xml:space="preserve">506</w:t>
+              <w:noBreakHyphen/>
+              <w:t xml:space="preserve">1800</w:t>
             </w:r>
           </w:p>
         </w:tc>
         <w:tc>
-          <w:tcPr/>
+          <w:tcPr>
+            <w:tcW w:w="4392" w:type="dxa"/>
+            <w:tcMar>
+              <w:left w:w="0" w:type="dxa"/>
+              <w:right w:w="0" w:type="dxa"/>
+            </w:tcMar>
+          </w:tcPr>
           <w:p>
             <w:pPr>
-              <w:pStyle w:val="CoverFirm"/>
+              <w:keepLines/>
+              <w:spacing w:before="0" w:after="0" w:line="400" w:lineRule="exact"/>
+              <w:ind w:left="0" w:firstLine="0"/>
             </w:pPr>
             <w:r>
-              <w:t xml:space="preserve">Belkin Burden Wenig &amp; Goldman, LLP</w:t>
+              <w:rPr>
+                <w:b/>
+                <w:bCs/>
+              </w:rPr>
+              <w:t xml:space="preserve">BELKIN</w:t>
+            </w:r>
+            <w:r>
+              <w:rPr>
+                <w:b/>
+                <w:bCs/>
+              </w:rPr>
+              <w:t xml:space="preserve"> </w:t>
+            </w:r>
+            <w:r>
+              <w:rPr>
+                <w:b/>
+                <w:bCs/>
+              </w:rPr>
+              <w:t xml:space="preserve">BURDEN</w:t>
+            </w:r>
+            <w:r>
+              <w:rPr>
+                <w:b/>
+                <w:bCs/>
+              </w:rPr>
+              <w:t xml:space="preserve"> </w:t>
+            </w:r>
+            <w:r>
+              <w:rPr>
+                <w:b/>
+                <w:bCs/>
+              </w:rPr>
+              <w:t xml:space="preserve">WENIG</w:t>
+            </w:r>
+            <w:r>
+              <w:rPr>
+                <w:b/>
+                <w:bCs/>
+              </w:rPr>
+              <w:t xml:space="preserve"> </w:t>
+            </w:r>
+            <w:r>
+              <w:rPr>
+                <w:b/>
+                <w:bCs/>
+              </w:rPr>
+              <w:t xml:space="preserve">&amp;</w:t>
+            </w:r>
+            <w:r>
+              <w:rPr>
+                <w:b/>
+                <w:bCs/>
+              </w:rPr>
+              <w:t xml:space="preserve"> </w:t>
+            </w:r>
+            <w:r>
+              <w:rPr>
+                <w:b/>
+                <w:bCs/>
+              </w:rPr>
+              <w:t xml:space="preserve">GOLDMAN,</w:t>
+            </w:r>
+            <w:r>
+              <w:rPr>
+                <w:b/>
+                <w:bCs/>
+              </w:rPr>
+              <w:t xml:space="preserve"> </w:t>
+            </w:r>
+            <w:r>
+              <w:rPr>
+                <w:b/>
+                <w:bCs/>
+              </w:rPr>
+              <w:t xml:space="preserve">LLP</w:t>
             </w:r>
           </w:p>
           <w:p>
             <w:pPr>
-              <w:pStyle w:val="Single"/>
+              <w:keepLines/>
+              <w:spacing w:before="0" w:after="0" w:line="400" w:lineRule="exact"/>
+              <w:ind w:left="0" w:firstLine="0"/>
             </w:pPr>
             <w:r>
               <w:rPr>
                 <w:i/>
                 <w:iCs/>
               </w:rPr>
-              <w:t xml:space="preserve">Jeffrey L. Goldman</w:t>
+              <w:t xml:space="preserve">Jeffrey</w:t>
+            </w:r>
+            <w:r>
+              <w:rPr>
+                <w:i/>
+                <w:iCs/>
+              </w:rPr>
+              <w:t xml:space="preserve"> </w:t>
+            </w:r>
+            <w:r>
+              <w:rPr>
+                <w:i/>
+                <w:iCs/>
+              </w:rPr>
+              <w:t xml:space="preserve">L.</w:t>
+            </w:r>
+            <w:r>
+              <w:rPr>
+                <w:i/>
+                <w:iCs/>
+              </w:rPr>
+              <w:t xml:space="preserve"> </w:t>
+            </w:r>
+            <w:r>
+              <w:rPr>
+                <w:i/>
+                <w:iCs/>
+              </w:rPr>
+              <w:t xml:space="preserve">Goldman</w:t>
             </w:r>
           </w:p>
           <w:p>
             <w:pPr>
-              <w:pStyle w:val="Single"/>
+              <w:keepLines/>
+              <w:spacing w:before="0" w:after="0" w:line="400" w:lineRule="exact"/>
+              <w:ind w:left="0" w:firstLine="0"/>
             </w:pPr>
             <w:r>
               <w:rPr>
                 <w:i/>
                 <w:iCs/>
               </w:rPr>
-              <w:t xml:space="preserve">Magda L. Cruz</w:t>
+              <w:t xml:space="preserve">Magda</w:t>
+            </w:r>
+            <w:r>
+              <w:rPr>
+                <w:i/>
+                <w:iCs/>
+              </w:rPr>
+              <w:t xml:space="preserve"> </w:t>
+            </w:r>
+            <w:r>
+              <w:rPr>
+                <w:i/>
+                <w:iCs/>
+              </w:rPr>
+              <w:t xml:space="preserve">L.</w:t>
+            </w:r>
+            <w:r>
+              <w:rPr>
+                <w:i/>
+                <w:iCs/>
+              </w:rPr>
+              <w:t xml:space="preserve"> </w:t>
+            </w:r>
+            <w:r>
+              <w:rPr>
+                <w:i/>
+                <w:iCs/>
+              </w:rPr>
+              <w:t xml:space="preserve">Cruz</w:t>
             </w:r>
           </w:p>
           <w:p>
             <w:pPr>
-              <w:pStyle w:val="Single"/>
+              <w:keepLines/>
+              <w:spacing w:before="0" w:after="0" w:line="400" w:lineRule="exact"/>
+              <w:ind w:left="0" w:firstLine="0"/>
             </w:pPr>
             <w:r>
               <w:rPr>
                 <w:i/>
                 <w:iCs/>
               </w:rPr>
-              <w:t xml:space="preserve">270 Madison Avenue</w:t>
+              <w:t xml:space="preserve">270</w:t>
+            </w:r>
+            <w:r>
+              <w:rPr>
+                <w:i/>
+                <w:iCs/>
+              </w:rPr>
+              <w:t xml:space="preserve"> </w:t>
+            </w:r>
+            <w:r>
+              <w:rPr>
+                <w:i/>
+                <w:iCs/>
+              </w:rPr>
+              <w:t xml:space="preserve">Madison</w:t>
+            </w:r>
+            <w:r>
+              <w:rPr>
+                <w:i/>
+                <w:iCs/>
+              </w:rPr>
+              <w:t xml:space="preserve"> </w:t>
+            </w:r>
+            <w:r>
+              <w:rPr>
+                <w:i/>
+                <w:iCs/>
+              </w:rPr>
+              <w:t xml:space="preserve">Avenue</w:t>
             </w:r>
           </w:p>
           <w:p>
             <w:pPr>
-              <w:pStyle w:val="Single"/>
+              <w:keepLines/>
+              <w:spacing w:before="0" w:after="0" w:line="400" w:lineRule="exact"/>
+              <w:ind w:left="0" w:firstLine="0"/>
             </w:pPr>
             <w:r>
               <w:rPr>
                 <w:i/>
                 <w:iCs/>
               </w:rPr>
-              <w:t xml:space="preserve">New York, New York 10016</w:t>
+              <w:t xml:space="preserve">New</w:t>
+            </w:r>
+            <w:r>
+              <w:rPr>
+                <w:i/>
+                <w:iCs/>
+              </w:rPr>
+              <w:t xml:space="preserve"> </w:t>
+            </w:r>
+            <w:r>
+              <w:rPr>
+                <w:i/>
+                <w:iCs/>
+              </w:rPr>
+              <w:t xml:space="preserve">York,</w:t>
+            </w:r>
+            <w:r>
+              <w:rPr>
+                <w:i/>
+                <w:iCs/>
+              </w:rPr>
+              <w:t xml:space="preserve"> </w:t>
+            </w:r>
+            <w:r>
+              <w:rPr>
+                <w:i/>
+                <w:iCs/>
+              </w:rPr>
+              <w:t xml:space="preserve">New</w:t>
+            </w:r>
+            <w:r>
+              <w:rPr>
+                <w:i/>
+                <w:iCs/>
+              </w:rPr>
+              <w:t xml:space="preserve"> </w:t>
+            </w:r>
+            <w:r>
+              <w:rPr>
+                <w:i/>
+                <w:iCs/>
+              </w:rPr>
+              <w:t xml:space="preserve">York</w:t>
+            </w:r>
+            <w:r>
+              <w:rPr>
+                <w:i/>
+                <w:iCs/>
+              </w:rPr>
+              <w:t xml:space="preserve"> </w:t>
+            </w:r>
+            <w:r>
+              <w:rPr>
+                <w:i/>
+                <w:iCs/>
+              </w:rPr>
+              <w:t xml:space="preserve">10016</w:t>
             </w:r>
           </w:p>
           <w:p>
             <w:pPr>
-              <w:pStyle w:val="Single"/>
+              <w:keepLines/>
+              <w:spacing w:before="0" w:after="0" w:line="400" w:lineRule="exact"/>
+              <w:ind w:left="0" w:firstLine="0"/>
             </w:pPr>
             <w:r>
               <w:rPr>
                 <w:i/>
                 <w:iCs/>
               </w:rPr>
-              <w:t xml:space="preserve">Tel.: (212) 867-4466; Fax: (212) 297-1859</w:t>
+              <w:t xml:space="preserve">Tel.:</w:t>
+            </w:r>
+            <w:r>
+              <w:rPr>
+                <w:i/>
+                <w:iCs/>
+              </w:rPr>
+              <w:t xml:space="preserve"> </w:t>
+            </w:r>
+            <w:r>
+              <w:rPr>
+                <w:i/>
+                <w:iCs/>
+              </w:rPr>
+              <w:t xml:space="preserve">(212)</w:t>
+            </w:r>
+            <w:r>
+              <w:rPr>
+                <w:i/>
+                <w:iCs/>
+              </w:rPr>
+              <w:t xml:space="preserve"> </w:t>
+            </w:r>
+            <w:r>
+              <w:rPr>
+                <w:i/>
+                <w:iCs/>
+              </w:rPr>
+              <w:t xml:space="preserve">867</w:t>
+              <w:noBreakHyphen/>
+              <w:t xml:space="preserve">4466;</w:t>
+            </w:r>
+            <w:r>
+              <w:rPr>
+                <w:i/>
+                <w:iCs/>
+              </w:rPr>
+              <w:t xml:space="preserve"> </w:t>
+            </w:r>
+            <w:r>
+              <w:rPr>
+                <w:i/>
+                <w:iCs/>
+              </w:rPr>
+              <w:t xml:space="preserve">Fax:</w:t>
+            </w:r>
+            <w:r>
+              <w:rPr>
+                <w:i/>
+                <w:iCs/>
+              </w:rPr>
+              <w:t xml:space="preserve"> </w:t>
+            </w:r>
+            <w:r>
+              <w:rPr>
+                <w:i/>
+                <w:iCs/>
+              </w:rPr>
+              <w:t xml:space="preserve">(212)</w:t>
+            </w:r>
+            <w:r>
+              <w:rPr>
+                <w:i/>
+                <w:iCs/>
+              </w:rPr>
+              <w:t xml:space="preserve"> </w:t>
+            </w:r>
+            <w:r>
+              <w:rPr>
+                <w:i/>
+                <w:iCs/>
+              </w:rPr>
+              <w:t xml:space="preserve">297</w:t>
+              <w:noBreakHyphen/>
+              <w:t xml:space="preserve">1859</w:t>
             </w:r>
           </w:p>
         </w:tc>
@@ -284,167 +1458,1028 @@
     </w:tbl>
     <w:p>
       <w:pPr>
-        <w:pStyle w:val="Centered"/>
+        <w:keepNext/>
+        <w:keepLines/>
+        <w:spacing w:before="84" w:after="0" w:line="400" w:lineRule="exact"/>
+        <w:ind w:left="0" w:firstLine="0"/>
+        <w:jc w:val="center"/>
       </w:pPr>
       <w:r>
         <w:rPr>
           <w:i/>
           <w:iCs/>
         </w:rPr>
-        <w:t xml:space="preserve">Attorneys for Respondents-Appellants</w:t>
-      </w:r>
-    </w:p>
-    <w:p>
-      <w:pPr>
-        <w:pStyle w:val="Centered"/>
-      </w:pPr>
-      <w:r>
-        <w:t xml:space="preserve">Date Completed: October 20, 2016</w:t>
-      </w:r>
-    </w:p>
-    <w:p>
-      <w:pPr>
-        <w:spacing w:before="0" w:after="0" w:line="240" w:lineRule="auto"/>
-        <w:sectPr>
-          <w:footerReference w:type="default" r:id="rId100"/>
-          <w:pgSz w:w="12240" w:h="15840"/>
-          <w:pgMar w:top="1440" w:right="1440" w:bottom="1440" w:left="1440" w:header="720" w:footer="720" w:gutter="0"/>
-          <w:pgNumType w:fmt="decimal" w:start="1"/>
-        </w:sectPr>
-      </w:pPr>
-    </w:p>
-    <w:p>
-      <w:pPr>
-        <w:pStyle w:val="FrontHeading"/>
-      </w:pPr>
-      <w:r>
-        <w:t xml:space="preserve">Disclosure Statement Pursuant to Section 500.1(f) of the Rules of the Court of Appeals</w:t>
-      </w:r>
-    </w:p>
-    <w:p>
-      <w:pPr>
-        <w:pStyle w:val="FirstParagraph"/>
-      </w:pPr>
-      <w:r>
-        <w:t xml:space="preserve">Pursuant to Section 500.1(f) of the Rules of Practice for this Court, the undersigned counsel for Respondents-Appellants states as follows:</w:t>
-      </w:r>
-    </w:p>
-    <w:p>
-      <w:pPr>
-        <w:pStyle w:val="FirstParagraph"/>
-        <w:numPr>
-          <w:ilvl w:val="0"/>
-          <w:numId w:val="1001"/>
-        </w:numPr>
-      </w:pPr>
-      <w:r>
-        <w:t xml:space="preserve">The Trump Entrepreneur Initiative LLC f/k/a Trump University LLC is owned by DJT Entrepreneur Member LLC f/k/a DJT University Member LLC, and DJT Entrepreneur Managing Member LLC f/k/a DJT University Managing Member LLC.</w:t>
-      </w:r>
-    </w:p>
-    <w:p>
-      <w:pPr>
-        <w:pStyle w:val="FirstParagraph"/>
-        <w:numPr>
-          <w:ilvl w:val="0"/>
-          <w:numId w:val="1001"/>
-        </w:numPr>
-      </w:pPr>
-      <w:r>
-        <w:t xml:space="preserve">DJT Entrepreneur Member LLC f/k/a DJT University Member LLC, DJT Entrepreneur Managing Member LLC f/k/a DJT University Managing Member LLC, The Trump Organization, Inc. and Trump Organization LLC are each wholly owned by Donald J. Trump.</w:t>
-      </w:r>
-    </w:p>
-    <w:p>
-      <w:pPr>
-        <w:pStyle w:val="FrontHeading"/>
-      </w:pPr>
-      <w:r>
-        <w:t xml:space="preserve">Statement of Related Litigation</w:t>
-      </w:r>
-    </w:p>
-    <w:p>
-      <w:pPr>
-        <w:pStyle w:val="FirstParagraph"/>
-      </w:pPr>
-      <w:r>
-        <w:t xml:space="preserve">None. (Placeholder: not shown in the filed exemplar; see the note in the frontmatter comment above.)</w:t>
-      </w:r>
-    </w:p>
-    <w:p>
-      <w:pPr>
-        <w:pStyle w:val="FrontHeadingBreak"/>
-      </w:pPr>
-      <w:r>
-        <w:t xml:space="preserve">Table of Contents</w:t>
-      </w:r>
-    </w:p>
-    <w:p>
-      <w:r>
-        <w:fldChar w:fldCharType="begin"/>
-      </w:r>
-      <w:r>
-        <w:instrText xml:space="preserve"> TOC \o "1-4" \h </w:instrText>
-      </w:r>
-      <w:r>
-        <w:fldChar w:fldCharType="separate"/>
-      </w:r>
-      <w:r>
-        <w:t>Table of contents: update fields (Word: select all, then F9) to show the page numbers.</w:t>
-      </w:r>
-      <w:r>
-        <w:fldChar w:fldCharType="end"/>
-      </w:r>
-    </w:p>
-    <w:p>
-      <w:pPr>
-        <w:pStyle w:val="FrontHeadingBreak"/>
-      </w:pPr>
-      <w:r>
-        <w:t xml:space="preserve">Table of Authorities</w:t>
-      </w:r>
-    </w:p>
-    <w:p>
-      <w:pPr>
-        <w:pStyle w:val="Single"/>
-      </w:pPr>
-      <w:r>
-        <w:rPr>
-          <w:b/>
-          <w:bCs/>
-        </w:rPr>
-        <w:t xml:space="preserve">Cases:</w:t>
-      </w:r>
-    </w:p>
-    <w:p>
-      <w:pPr>
-        <w:pStyle w:val="Authority"/>
-      </w:pPr>
+        <w:t xml:space="preserve">Attorneys</w:t>
+      </w:r>
       <w:r>
         <w:rPr>
           <w:i/>
           <w:iCs/>
         </w:rPr>
-        <w:t xml:space="preserve">People v Charles Schwab &amp; Co., Inc.</w:t>
-      </w:r>
-      <w:r>
-        <w:t xml:space="preserve">,</w:t>
-      </w:r>
-      <w:r>
-        <w:br/>
-      </w:r>
-      <w:r>
-        <w:t xml:space="preserve">109 AD3d 445 [1st Dept 2013]</w:t>
-      </w:r>
-    </w:p>
-    <w:p>
-      <w:pPr>
-        <w:pStyle w:val="Authority"/>
-      </w:pPr>
+        <w:t xml:space="preserve"> </w:t>
+      </w:r>
       <w:r>
         <w:rPr>
           <w:i/>
           <w:iCs/>
         </w:rPr>
-        <w:t xml:space="preserve">State of New York v Cortelle</w:t>
+        <w:t xml:space="preserve">for</w:t>
+      </w:r>
+      <w:r>
+        <w:rPr>
+          <w:i/>
+          <w:iCs/>
+        </w:rPr>
+        <w:t xml:space="preserve"> </w:t>
+      </w:r>
+      <w:r>
+        <w:rPr>
+          <w:i/>
+          <w:iCs/>
+        </w:rPr>
+        <w:t xml:space="preserve">Respondents-Appellants</w:t>
+      </w:r>
+    </w:p>
+    <w:p>
+      <w:pPr>
+        <w:keepNext/>
+        <w:keepLines/>
+        <w:spacing w:before="168" w:after="0" w:line="400" w:lineRule="exact"/>
+        <w:ind w:left="0" w:firstLine="0"/>
+        <w:jc w:val="center"/>
+      </w:pPr>
+      <w:r>
+        <w:t xml:space="preserve">Date Completed: </w:t>
+      </w:r>
+      <w:r>
+        <w:t xml:space="preserve">October</w:t>
+      </w:r>
+      <w:r>
+        <w:t xml:space="preserve"> </w:t>
+      </w:r>
+      <w:r>
+        <w:t xml:space="preserve">20,</w:t>
+      </w:r>
+      <w:r>
+        <w:t xml:space="preserve"> </w:t>
+      </w:r>
+      <w:r>
+        <w:t xml:space="preserve">2016</w:t>
+      </w:r>
+    </w:p>
+    <w:p>
+      <w:pPr>
+        <w:keepNext/>
+        <w:keepLines/>
+        <w:pBdr>
+          <w:bottom w:val="thickThinSmallGap" w:sz="12" w:space="1" w:color="000000"/>
+        </w:pBdr>
+        <w:spacing w:before="108" w:after="0" w:line="20" w:lineRule="exact"/>
+        <w:ind w:left="0" w:right="0"/>
+      </w:pPr>
+    </w:p>
+    <w:p>
+      <w:pPr>
+        <w:spacing w:before="0" w:after="0" w:line="20" w:lineRule="exact"/>
+        <w:sectPr>
+          <w:footerReference w:type="default" r:id="rIdFtrNone"/>
+          <w:pgSz w:w="12240" w:h="15840"/>
+          <w:pgMar w:top="1440" w:right="1440" w:bottom="1440" w:left="1440" w:header="720" w:footer="628" w:gutter="0"/>
+        </w:sectPr>
+      </w:pPr>
+    </w:p>
+    <w:p>
+      <w:pPr>
+        <w:pStyle w:val="Heading1"/>
+        <w:keepNext/>
+        <w:keepLines/>
+        <w:spacing w:before="0" w:after="308" w:line="400" w:lineRule="exact"/>
+        <w:ind w:left="0" w:firstLine="0"/>
+        <w:jc w:val="center"/>
+      </w:pPr>
+      <w:r>
+        <w:rPr>
+          <w:b/>
+          <w:bCs/>
+        </w:rPr>
+        <w:t xml:space="preserve">DISCLOSURE STATEMENT PURSUANT TO SECTION 500.1(F) OF THE RULES OF THE COURT OF APPEALS</w:t>
+      </w:r>
+    </w:p>
+    <w:p>
+      <w:pPr>
+        <w:pStyle w:val="FirstParagraph"/>
+      </w:pPr>
+      <w:r>
+        <w:t xml:space="preserve">Pursuant to Section 500.1(f) of the Rules of Practice for this Court, the undersigned counsel for Respondents-Appellants states as follows:</w:t>
+      </w:r>
+    </w:p>
+    <w:p>
+      <w:pPr>
+        <w:pStyle w:val="ListItem"/>
+      </w:pPr>
+      <w:r>
+        <w:t xml:space="preserve">1.</w:t>
+      </w:r>
+      <w:r>
+        <w:tab/>
+      </w:r>
+      <w:r>
+        <w:t xml:space="preserve">The Trump Entrepreneur Initiative LLC f/​k/​a Trump University LLC is owned by DJT Entrepreneur Member LLC f/​k/​a DJT University Member LLC, and DJT Entrepreneur Managing Member LLC f/​k/​a DJT University Managing Member LLC.</w:t>
+      </w:r>
+    </w:p>
+    <w:p>
+      <w:pPr>
+        <w:pStyle w:val="ListItem"/>
+      </w:pPr>
+      <w:r>
+        <w:t xml:space="preserve">2.</w:t>
+      </w:r>
+      <w:r>
+        <w:tab/>
+      </w:r>
+      <w:r>
+        <w:t xml:space="preserve">DJT Entrepreneur Member LLC f/​k/​a DJT University Member LLC, DJT Entrepreneur Managing Member LLC f/​k/​a DJT University Managing Member LLC, The Trump Organization, Inc. and Trump Organization LLC are each wholly owned by Donald J. Trump.</w:t>
+      </w:r>
+    </w:p>
+    <w:p>
+      <w:pPr>
+        <w:keepNext/>
+        <w:keepLines/>
+        <w:spacing w:before="420" w:after="308" w:line="400" w:lineRule="exact"/>
+        <w:ind w:left="0" w:firstLine="0"/>
+        <w:jc w:val="center"/>
+      </w:pPr>
+      <w:r>
+        <w:rPr>
+          <w:b/>
+          <w:bCs/>
+        </w:rPr>
+        <w:t xml:space="preserve">STATEMENT OF RELATED LITIGATION</w:t>
+      </w:r>
+    </w:p>
+    <w:p>
+      <w:pPr>
+        <w:spacing w:before="0" w:after="0" w:line="628" w:lineRule="exact"/>
+        <w:ind w:left="0" w:firstLine="720"/>
+      </w:pPr>
+      <w:r>
+        <w:t xml:space="preserve">None.</w:t>
+      </w:r>
+      <w:r>
+        <w:t xml:space="preserve"> </w:t>
+      </w:r>
+      <w:r>
+        <w:t xml:space="preserve">(Placeholder:</w:t>
+      </w:r>
+      <w:r>
+        <w:t xml:space="preserve"> </w:t>
+      </w:r>
+      <w:r>
+        <w:t xml:space="preserve">not</w:t>
+      </w:r>
+      <w:r>
+        <w:t xml:space="preserve"> </w:t>
+      </w:r>
+      <w:r>
+        <w:t xml:space="preserve">shown</w:t>
+      </w:r>
+      <w:r>
+        <w:t xml:space="preserve"> </w:t>
+      </w:r>
+      <w:r>
+        <w:t xml:space="preserve">in</w:t>
+      </w:r>
+      <w:r>
+        <w:t xml:space="preserve"> </w:t>
+      </w:r>
+      <w:r>
+        <w:t xml:space="preserve">the</w:t>
+      </w:r>
+      <w:r>
+        <w:t xml:space="preserve"> </w:t>
+      </w:r>
+      <w:r>
+        <w:t xml:space="preserve">filed</w:t>
+      </w:r>
+      <w:r>
+        <w:t xml:space="preserve"> </w:t>
+      </w:r>
+      <w:r>
+        <w:t xml:space="preserve">exemplar;</w:t>
+      </w:r>
+      <w:r>
+        <w:t xml:space="preserve"> </w:t>
+      </w:r>
+      <w:r>
+        <w:t xml:space="preserve">see</w:t>
+      </w:r>
+      <w:r>
+        <w:t xml:space="preserve"> </w:t>
+      </w:r>
+      <w:r>
+        <w:t xml:space="preserve">the</w:t>
+      </w:r>
+      <w:r>
+        <w:t xml:space="preserve"> </w:t>
+      </w:r>
+      <w:r>
+        <w:t xml:space="preserve">note</w:t>
+      </w:r>
+      <w:r>
+        <w:t xml:space="preserve"> </w:t>
+      </w:r>
+      <w:r>
+        <w:t xml:space="preserve">in</w:t>
+      </w:r>
+      <w:r>
+        <w:t xml:space="preserve"> </w:t>
+      </w:r>
+      <w:r>
+        <w:t xml:space="preserve">the</w:t>
+      </w:r>
+      <w:r>
+        <w:t xml:space="preserve"> </w:t>
+      </w:r>
+      <w:r>
+        <w:t xml:space="preserve">frontmatter</w:t>
+      </w:r>
+      <w:r>
+        <w:t xml:space="preserve"> </w:t>
+      </w:r>
+      <w:r>
+        <w:t xml:space="preserve">comment</w:t>
+      </w:r>
+      <w:r>
+        <w:t xml:space="preserve"> </w:t>
+      </w:r>
+      <w:r>
+        <w:t xml:space="preserve">above.)</w:t>
+      </w:r>
+    </w:p>
+    <w:p>
+      <w:pPr>
+        <w:keepNext/>
+        <w:keepLines/>
+        <w:pageBreakBefore/>
+        <w:spacing w:before="0" w:after="308" w:line="400" w:lineRule="exact"/>
+        <w:ind w:left="0" w:firstLine="0"/>
+        <w:jc w:val="center"/>
+      </w:pPr>
+      <w:r>
+        <w:rPr>
+          <w:b/>
+          <w:bCs/>
+        </w:rPr>
+        <w:t xml:space="preserve">TABLE OF CONTENTS</w:t>
+      </w:r>
+    </w:p>
+    <w:p>
+      <w:pPr>
+        <w:keepNext/>
+        <w:keepLines/>
+        <w:spacing w:before="84" w:after="0" w:line="400" w:lineRule="exact"/>
+        <w:ind w:left="0" w:right="20" w:firstLine="0"/>
+        <w:jc w:val="right"/>
+      </w:pPr>
+      <w:r>
+        <w:rPr>
+          <w:b/>
+          <w:bCs/>
+          <w:u w:val="single"/>
+        </w:rPr>
+        <w:t xml:space="preserve">Page</w:t>
+      </w:r>
+    </w:p>
+    <w:p>
+      <w:pPr>
+        <w:keepLines/>
+        <w:tabs>
+          <w:tab w:val="right" w:leader="dot" w:pos="9360"/>
+        </w:tabs>
+        <w:spacing w:before="168" w:after="0" w:line="400" w:lineRule="exact"/>
+        <w:ind w:left="720" w:right="720" w:hanging="720"/>
+      </w:pPr>
+      <w:r>
+        <w:t xml:space="preserve">DISCLOSURE STATEMENT PURSUANT TO SECTION 500.1(F) OF THE RULES OF THE COURT OF APPEALS</w:t>
+      </w:r>
+      <w:r>
+        <w:rPr>
+          <w:sz w:val="25"/>
+          <w:szCs w:val="25"/>
+        </w:rPr>
+        <w:t xml:space="preserve">  </w:t>
+      </w:r>
+      <w:r>
+        <w:tab/>
+      </w:r>
+      <w:r>
+        <w:t xml:space="preserve">i</w:t>
+      </w:r>
+    </w:p>
+    <w:p>
+      <w:pPr>
+        <w:keepLines/>
+        <w:tabs>
+          <w:tab w:val="right" w:leader="dot" w:pos="9360"/>
+        </w:tabs>
+        <w:spacing w:before="168" w:after="0" w:line="400" w:lineRule="exact"/>
+        <w:ind w:left="720" w:right="720" w:hanging="720"/>
+      </w:pPr>
+      <w:r>
+        <w:t xml:space="preserve">PRELIMINARY</w:t>
+      </w:r>
+      <w:r>
+        <w:t xml:space="preserve"> </w:t>
+      </w:r>
+      <w:r>
+        <w:t xml:space="preserve">STATEMENT</w:t>
+      </w:r>
+      <w:r>
+        <w:rPr>
+          <w:sz w:val="25"/>
+          <w:szCs w:val="25"/>
+        </w:rPr>
+        <w:t xml:space="preserve">  </w:t>
+      </w:r>
+      <w:r>
+        <w:tab/>
+      </w:r>
+      <w:r>
+        <w:t xml:space="preserve">1</w:t>
+      </w:r>
+    </w:p>
+    <w:p>
+      <w:pPr>
+        <w:keepLines/>
+        <w:tabs>
+          <w:tab w:val="right" w:leader="dot" w:pos="9360"/>
+        </w:tabs>
+        <w:spacing w:before="168" w:after="0" w:line="400" w:lineRule="exact"/>
+        <w:ind w:left="720" w:right="720" w:hanging="720"/>
+      </w:pPr>
+      <w:r>
+        <w:t xml:space="preserve">QUESTIONS</w:t>
+      </w:r>
+      <w:r>
+        <w:t xml:space="preserve"> </w:t>
+      </w:r>
+      <w:r>
+        <w:t xml:space="preserve">PRESENTED</w:t>
+      </w:r>
+      <w:r>
+        <w:rPr>
+          <w:sz w:val="25"/>
+          <w:szCs w:val="25"/>
+        </w:rPr>
+        <w:t xml:space="preserve">  </w:t>
+      </w:r>
+      <w:r>
+        <w:tab/>
+      </w:r>
+      <w:r>
+        <w:t xml:space="preserve">3</w:t>
+      </w:r>
+    </w:p>
+    <w:p>
+      <w:pPr>
+        <w:keepLines/>
+        <w:tabs>
+          <w:tab w:val="right" w:leader="dot" w:pos="9360"/>
+        </w:tabs>
+        <w:spacing w:before="168" w:after="0" w:line="400" w:lineRule="exact"/>
+        <w:ind w:left="720" w:right="720" w:hanging="720"/>
+      </w:pPr>
+      <w:r>
+        <w:t xml:space="preserve">STATEMENT</w:t>
+      </w:r>
+      <w:r>
+        <w:t xml:space="preserve"> </w:t>
+      </w:r>
+      <w:r>
+        <w:t xml:space="preserve">OF</w:t>
+      </w:r>
+      <w:r>
+        <w:t xml:space="preserve"> </w:t>
+      </w:r>
+      <w:r>
+        <w:t xml:space="preserve">JURISDICTION</w:t>
+      </w:r>
+      <w:r>
+        <w:rPr>
+          <w:sz w:val="25"/>
+          <w:szCs w:val="25"/>
+        </w:rPr>
+        <w:t xml:space="preserve">  </w:t>
+      </w:r>
+      <w:r>
+        <w:tab/>
+      </w:r>
+      <w:r>
+        <w:t xml:space="preserve">4</w:t>
+      </w:r>
+    </w:p>
+    <w:p>
+      <w:pPr>
+        <w:keepLines/>
+        <w:tabs>
+          <w:tab w:val="right" w:leader="dot" w:pos="9360"/>
+        </w:tabs>
+        <w:spacing w:before="168" w:after="0" w:line="400" w:lineRule="exact"/>
+        <w:ind w:left="720" w:right="720" w:hanging="720"/>
+      </w:pPr>
+      <w:r>
+        <w:t xml:space="preserve">STATEMENT</w:t>
+      </w:r>
+      <w:r>
+        <w:t xml:space="preserve"> </w:t>
+      </w:r>
+      <w:r>
+        <w:t xml:space="preserve">OF</w:t>
+      </w:r>
+      <w:r>
+        <w:t xml:space="preserve"> </w:t>
+      </w:r>
+      <w:r>
+        <w:t xml:space="preserve">THE</w:t>
+      </w:r>
+      <w:r>
+        <w:t xml:space="preserve"> </w:t>
+      </w:r>
+      <w:r>
+        <w:t xml:space="preserve">CASE</w:t>
+      </w:r>
+      <w:r>
+        <w:rPr>
+          <w:sz w:val="25"/>
+          <w:szCs w:val="25"/>
+        </w:rPr>
+        <w:t xml:space="preserve">  </w:t>
+      </w:r>
+      <w:r>
+        <w:tab/>
+      </w:r>
+      <w:r>
+        <w:t xml:space="preserve">4</w:t>
+      </w:r>
+    </w:p>
+    <w:p>
+      <w:pPr>
+        <w:keepLines/>
+        <w:tabs>
+          <w:tab w:val="right" w:leader="dot" w:pos="9360"/>
+        </w:tabs>
+        <w:spacing w:before="98" w:after="0" w:line="400" w:lineRule="exact"/>
+        <w:ind w:left="720" w:right="720" w:hanging="720"/>
+      </w:pPr>
+      <w:r>
+        <w:t xml:space="preserve">I.</w:t>
+      </w:r>
+      <w:r>
+        <w:tab/>
+      </w:r>
+      <w:r>
+        <w:t xml:space="preserve">FACTUAL</w:t>
+      </w:r>
+      <w:r>
+        <w:t xml:space="preserve"> </w:t>
+      </w:r>
+      <w:r>
+        <w:t xml:space="preserve">BACKGROUND</w:t>
+      </w:r>
+      <w:r>
+        <w:rPr>
+          <w:sz w:val="25"/>
+          <w:szCs w:val="25"/>
+        </w:rPr>
+        <w:t xml:space="preserve">  </w:t>
+      </w:r>
+      <w:r>
+        <w:tab/>
+      </w:r>
+      <w:r>
+        <w:t xml:space="preserve">4</w:t>
+      </w:r>
+    </w:p>
+    <w:p>
+      <w:pPr>
+        <w:keepLines/>
+        <w:tabs>
+          <w:tab w:val="right" w:leader="dot" w:pos="9360"/>
+        </w:tabs>
+        <w:spacing w:before="98" w:after="0" w:line="400" w:lineRule="exact"/>
+        <w:ind w:left="1440" w:right="720" w:hanging="720"/>
+      </w:pPr>
+      <w:r>
+        <w:t xml:space="preserve">A.</w:t>
+      </w:r>
+      <w:r>
+        <w:tab/>
+      </w:r>
+      <w:r>
+        <w:t xml:space="preserve">The</w:t>
+      </w:r>
+      <w:r>
+        <w:t xml:space="preserve"> </w:t>
+      </w:r>
+      <w:r>
+        <w:t xml:space="preserve">Creation</w:t>
+      </w:r>
+      <w:r>
+        <w:t xml:space="preserve"> </w:t>
+      </w:r>
+      <w:r>
+        <w:t xml:space="preserve">And</w:t>
+      </w:r>
+      <w:r>
+        <w:t xml:space="preserve"> </w:t>
+      </w:r>
+      <w:r>
+        <w:t xml:space="preserve">Operation</w:t>
+      </w:r>
+      <w:r>
+        <w:t xml:space="preserve"> </w:t>
+      </w:r>
+      <w:r>
+        <w:t xml:space="preserve">Of</w:t>
+      </w:r>
+      <w:r>
+        <w:t xml:space="preserve"> </w:t>
+      </w:r>
+      <w:r>
+        <w:t xml:space="preserve">TEI</w:t>
+      </w:r>
+      <w:r>
+        <w:rPr>
+          <w:sz w:val="25"/>
+          <w:szCs w:val="25"/>
+        </w:rPr>
+        <w:t xml:space="preserve">  </w:t>
+      </w:r>
+      <w:r>
+        <w:tab/>
+      </w:r>
+      <w:r>
+        <w:t xml:space="preserve">4</w:t>
+      </w:r>
+    </w:p>
+    <w:p>
+      <w:pPr>
+        <w:keepLines/>
+        <w:tabs>
+          <w:tab w:val="right" w:leader="dot" w:pos="9360"/>
+        </w:tabs>
+        <w:spacing w:before="168" w:after="0" w:line="400" w:lineRule="exact"/>
+        <w:ind w:left="720" w:right="720" w:hanging="720"/>
+      </w:pPr>
+      <w:r>
+        <w:t xml:space="preserve">ARGUMENT</w:t>
+      </w:r>
+      <w:r>
+        <w:rPr>
+          <w:sz w:val="25"/>
+          <w:szCs w:val="25"/>
+        </w:rPr>
+        <w:t xml:space="preserve">  </w:t>
+      </w:r>
+      <w:r>
+        <w:tab/>
+      </w:r>
+      <w:r>
+        <w:t xml:space="preserve">5</w:t>
+      </w:r>
+    </w:p>
+    <w:p>
+      <w:pPr>
+        <w:keepLines/>
+        <w:tabs>
+          <w:tab w:val="right" w:leader="dot" w:pos="9360"/>
+        </w:tabs>
+        <w:spacing w:before="98" w:after="0" w:line="400" w:lineRule="exact"/>
+        <w:ind w:left="720" w:right="720" w:hanging="720"/>
+      </w:pPr>
+      <w:r>
+        <w:t xml:space="preserve">I.</w:t>
+      </w:r>
+      <w:r>
+        <w:tab/>
+      </w:r>
+      <w:r>
+        <w:t xml:space="preserve">THE</w:t>
+      </w:r>
+      <w:r>
+        <w:t xml:space="preserve"> </w:t>
+      </w:r>
+      <w:r>
+        <w:t xml:space="preserve">APPELLATE</w:t>
+      </w:r>
+      <w:r>
+        <w:t xml:space="preserve"> </w:t>
+      </w:r>
+      <w:r>
+        <w:t xml:space="preserve">DIVISION</w:t>
+      </w:r>
+      <w:r>
+        <w:t xml:space="preserve"> </w:t>
+      </w:r>
+      <w:r>
+        <w:t xml:space="preserve">ERRED</w:t>
+      </w:r>
+      <w:r>
+        <w:t xml:space="preserve"> </w:t>
+      </w:r>
+      <w:r>
+        <w:t xml:space="preserve">IN</w:t>
+      </w:r>
+      <w:r>
+        <w:t xml:space="preserve"> </w:t>
+      </w:r>
+      <w:r>
+        <w:t xml:space="preserve">HOLDING</w:t>
+      </w:r>
+      <w:r>
+        <w:t xml:space="preserve"> </w:t>
+      </w:r>
+      <w:r>
+        <w:t xml:space="preserve">THAT</w:t>
+      </w:r>
+      <w:r>
+        <w:t xml:space="preserve"> </w:t>
+      </w:r>
+      <w:r>
+        <w:t xml:space="preserve">§</w:t>
+      </w:r>
+      <w:r>
+        <w:t xml:space="preserve"> </w:t>
+      </w:r>
+      <w:r>
+        <w:t xml:space="preserve">63(12)</w:t>
+      </w:r>
+      <w:r>
+        <w:t xml:space="preserve"> </w:t>
+      </w:r>
+      <w:r>
+        <w:t xml:space="preserve">CREATES</w:t>
+      </w:r>
+      <w:r>
+        <w:t xml:space="preserve"> </w:t>
+      </w:r>
+      <w:r>
+        <w:t xml:space="preserve">A</w:t>
+      </w:r>
+      <w:r>
+        <w:t xml:space="preserve"> </w:t>
+      </w:r>
+      <w:r>
+        <w:t xml:space="preserve">STANDALONE</w:t>
+      </w:r>
+      <w:r>
+        <w:t xml:space="preserve"> </w:t>
+      </w:r>
+      <w:r>
+        <w:t xml:space="preserve">CAUSE</w:t>
+      </w:r>
+      <w:r>
+        <w:t xml:space="preserve"> </w:t>
+      </w:r>
+      <w:r>
+        <w:t xml:space="preserve">OF</w:t>
+      </w:r>
+      <w:r>
+        <w:t xml:space="preserve"> </w:t>
+      </w:r>
+      <w:r>
+        <w:t xml:space="preserve">ACTION</w:t>
+      </w:r>
+      <w:r>
+        <w:rPr>
+          <w:sz w:val="25"/>
+          <w:szCs w:val="25"/>
+        </w:rPr>
+        <w:t xml:space="preserve">  </w:t>
+      </w:r>
+      <w:r>
+        <w:tab/>
+      </w:r>
+      <w:r>
+        <w:t xml:space="preserve">5</w:t>
+      </w:r>
+    </w:p>
+    <w:p>
+      <w:pPr>
+        <w:keepLines/>
+        <w:tabs>
+          <w:tab w:val="right" w:leader="dot" w:pos="9360"/>
+        </w:tabs>
+        <w:spacing w:before="98" w:after="0" w:line="400" w:lineRule="exact"/>
+        <w:ind w:left="1440" w:right="720" w:hanging="720"/>
+      </w:pPr>
+      <w:r>
+        <w:t xml:space="preserve">A.</w:t>
+      </w:r>
+      <w:r>
+        <w:tab/>
+      </w:r>
+      <w:r>
+        <w:t xml:space="preserve">The</w:t>
+      </w:r>
+      <w:r>
+        <w:t xml:space="preserve"> </w:t>
+      </w:r>
+      <w:r>
+        <w:t xml:space="preserve">Appellate</w:t>
+      </w:r>
+      <w:r>
+        <w:t xml:space="preserve"> </w:t>
+      </w:r>
+      <w:r>
+        <w:t xml:space="preserve">Division</w:t>
+      </w:r>
+      <w:r>
+        <w:t xml:space="preserve"> </w:t>
+      </w:r>
+      <w:r>
+        <w:t xml:space="preserve">Failed</w:t>
+      </w:r>
+      <w:r>
+        <w:t xml:space="preserve"> </w:t>
+      </w:r>
+      <w:r>
+        <w:t xml:space="preserve">To</w:t>
+      </w:r>
+      <w:r>
+        <w:t xml:space="preserve"> </w:t>
+      </w:r>
+      <w:r>
+        <w:t xml:space="preserve">Follow</w:t>
+      </w:r>
+      <w:r>
+        <w:t xml:space="preserve"> </w:t>
+      </w:r>
+      <w:r>
+        <w:t xml:space="preserve">Controlling</w:t>
+      </w:r>
+      <w:r>
+        <w:t xml:space="preserve"> </w:t>
+      </w:r>
+      <w:r>
+        <w:t xml:space="preserve">Precedent</w:t>
+      </w:r>
+      <w:r>
+        <w:t xml:space="preserve"> </w:t>
+      </w:r>
+      <w:r>
+        <w:t xml:space="preserve">That</w:t>
+      </w:r>
+      <w:r>
+        <w:t xml:space="preserve"> </w:t>
+      </w:r>
+      <w:r>
+        <w:t xml:space="preserve">Recognizes</w:t>
+      </w:r>
+      <w:r>
+        <w:t xml:space="preserve"> </w:t>
+      </w:r>
+      <w:r>
+        <w:t xml:space="preserve">§</w:t>
+      </w:r>
+      <w:r>
+        <w:t xml:space="preserve"> </w:t>
+      </w:r>
+      <w:r>
+        <w:t xml:space="preserve">63(12)</w:t>
+      </w:r>
+      <w:r>
+        <w:t xml:space="preserve"> </w:t>
+      </w:r>
+      <w:r>
+        <w:t xml:space="preserve">Does</w:t>
+      </w:r>
+      <w:r>
+        <w:t xml:space="preserve"> </w:t>
+      </w:r>
+      <w:r>
+        <w:t xml:space="preserve">Not</w:t>
+      </w:r>
+      <w:r>
+        <w:t xml:space="preserve"> </w:t>
+      </w:r>
+      <w:r>
+        <w:t xml:space="preserve">Create</w:t>
+      </w:r>
+      <w:r>
+        <w:t xml:space="preserve"> </w:t>
+      </w:r>
+      <w:r>
+        <w:t xml:space="preserve">A</w:t>
+      </w:r>
+      <w:r>
+        <w:t xml:space="preserve"> </w:t>
+      </w:r>
+      <w:r>
+        <w:t xml:space="preserve">Standalone</w:t>
+      </w:r>
+      <w:r>
+        <w:t xml:space="preserve"> </w:t>
+      </w:r>
+      <w:r>
+        <w:t xml:space="preserve">Cause</w:t>
+      </w:r>
+      <w:r>
+        <w:t xml:space="preserve"> </w:t>
+      </w:r>
+      <w:r>
+        <w:t xml:space="preserve">Of</w:t>
+      </w:r>
+      <w:r>
+        <w:t xml:space="preserve"> </w:t>
+      </w:r>
+      <w:r>
+        <w:t xml:space="preserve">Action</w:t>
+      </w:r>
+      <w:r>
+        <w:rPr>
+          <w:sz w:val="25"/>
+          <w:szCs w:val="25"/>
+        </w:rPr>
+        <w:t xml:space="preserve">  </w:t>
+      </w:r>
+      <w:r>
+        <w:tab/>
+      </w:r>
+      <w:r>
+        <w:t xml:space="preserve">6</w:t>
+      </w:r>
+    </w:p>
+    <w:p>
+      <w:pPr>
+        <w:keepLines/>
+        <w:tabs>
+          <w:tab w:val="right" w:leader="dot" w:pos="9360"/>
+        </w:tabs>
+        <w:spacing w:before="168" w:after="0" w:line="400" w:lineRule="exact"/>
+        <w:ind w:left="720" w:right="720" w:hanging="720"/>
+      </w:pPr>
+      <w:r>
+        <w:t xml:space="preserve">CONCLUSION</w:t>
+      </w:r>
+      <w:r>
+        <w:rPr>
+          <w:sz w:val="25"/>
+          <w:szCs w:val="25"/>
+        </w:rPr>
+        <w:t xml:space="preserve">  </w:t>
+      </w:r>
+      <w:r>
+        <w:tab/>
+      </w:r>
+      <w:r>
+        <w:t xml:space="preserve">8</w:t>
+      </w:r>
+    </w:p>
+    <w:p>
+      <w:pPr>
+        <w:keepNext/>
+        <w:keepLines/>
+        <w:pageBreakBefore/>
+        <w:spacing w:before="0" w:after="308" w:line="400" w:lineRule="exact"/>
+        <w:ind w:left="0" w:firstLine="0"/>
+        <w:jc w:val="center"/>
+      </w:pPr>
+      <w:r>
+        <w:rPr>
+          <w:b/>
+          <w:bCs/>
+        </w:rPr>
+        <w:t xml:space="preserve">TABLE OF AUTHORITIES</w:t>
+      </w:r>
+    </w:p>
+    <w:p>
+      <w:pPr>
+        <w:keepNext/>
+        <w:keepLines/>
+        <w:tabs>
+          <w:tab w:val="right" w:pos="9360"/>
+        </w:tabs>
+        <w:spacing w:before="280" w:after="56" w:line="400" w:lineRule="exact"/>
+      </w:pPr>
+      <w:r>
+        <w:rPr>
+          <w:b/>
+          <w:bCs/>
+        </w:rPr>
+        <w:t xml:space="preserve">Cases:</w:t>
+      </w:r>
+      <w:r>
+        <w:tab/>
+      </w:r>
+      <w:r>
+        <w:rPr>
+          <w:b/>
+          <w:bCs/>
+          <w:u w:val="single"/>
+        </w:rPr>
+        <w:t xml:space="preserve">Page(s)</w:t>
+      </w:r>
+    </w:p>
+    <w:p>
+      <w:pPr>
+        <w:keepLines/>
+        <w:tabs>
+          <w:tab w:val="right" w:leader="dot" w:pos="9360"/>
+        </w:tabs>
+        <w:spacing w:before="196" w:after="0" w:line="400" w:lineRule="exact"/>
+        <w:ind w:left="504" w:right="1120" w:hanging="504"/>
+      </w:pPr>
+      <w:r>
+        <w:rPr>
+          <w:i/>
+          <w:iCs/>
+        </w:rPr>
+        <w:t xml:space="preserve">People</w:t>
+      </w:r>
+      <w:r>
+        <w:rPr>
+          <w:i/>
+          <w:iCs/>
+        </w:rPr>
+        <w:t xml:space="preserve"> </w:t>
+      </w:r>
+      <w:r>
+        <w:rPr>
+          <w:i/>
+          <w:iCs/>
+        </w:rPr>
+        <w:t xml:space="preserve">v</w:t>
+      </w:r>
+      <w:r>
+        <w:rPr>
+          <w:i/>
+          <w:iCs/>
+        </w:rPr>
+        <w:t xml:space="preserve"> </w:t>
+      </w:r>
+      <w:r>
+        <w:rPr>
+          <w:i/>
+          <w:iCs/>
+        </w:rPr>
+        <w:t xml:space="preserve">Charles</w:t>
+      </w:r>
+      <w:r>
+        <w:rPr>
+          <w:i/>
+          <w:iCs/>
+        </w:rPr>
+        <w:t xml:space="preserve"> </w:t>
+      </w:r>
+      <w:r>
+        <w:rPr>
+          <w:i/>
+          <w:iCs/>
+        </w:rPr>
+        <w:t xml:space="preserve">Schwab</w:t>
+      </w:r>
+      <w:r>
+        <w:rPr>
+          <w:i/>
+          <w:iCs/>
+        </w:rPr>
+        <w:t xml:space="preserve"> </w:t>
+      </w:r>
+      <w:r>
+        <w:rPr>
+          <w:i/>
+          <w:iCs/>
+        </w:rPr>
+        <w:t xml:space="preserve">&amp;</w:t>
+      </w:r>
+      <w:r>
+        <w:rPr>
+          <w:i/>
+          <w:iCs/>
+        </w:rPr>
+        <w:t xml:space="preserve"> </w:t>
+      </w:r>
+      <w:r>
+        <w:rPr>
+          <w:i/>
+          <w:iCs/>
+        </w:rPr>
+        <w:t xml:space="preserve">Co.,</w:t>
+      </w:r>
+      <w:r>
+        <w:rPr>
+          <w:i/>
+          <w:iCs/>
+        </w:rPr>
+        <w:t xml:space="preserve"> </w:t>
+      </w:r>
+      <w:r>
+        <w:rPr>
+          <w:i/>
+          <w:iCs/>
+        </w:rPr>
+        <w:t xml:space="preserve">Inc.</w:t>
       </w:r>
       <w:r>
         <w:t xml:space="preserve">,</w:t>
@@ -453,12 +2488,187 @@
         <w:br/>
       </w:r>
       <w:r>
-        <w:t xml:space="preserve">38 NY2d 83 [1975]</w:t>
-      </w:r>
-    </w:p>
-    <w:p>
-      <w:pPr>
-        <w:pStyle w:val="Single"/>
+        <w:t xml:space="preserve">109</w:t>
+      </w:r>
+      <w:r>
+        <w:t xml:space="preserve"> </w:t>
+      </w:r>
+      <w:r>
+        <w:t xml:space="preserve">AD3d</w:t>
+      </w:r>
+      <w:r>
+        <w:t xml:space="preserve"> </w:t>
+      </w:r>
+      <w:r>
+        <w:t xml:space="preserve">445</w:t>
+      </w:r>
+      <w:r>
+        <w:t xml:space="preserve"> </w:t>
+      </w:r>
+      <w:r>
+        <w:t xml:space="preserve">[1st</w:t>
+      </w:r>
+      <w:r>
+        <w:t xml:space="preserve"> </w:t>
+      </w:r>
+      <w:r>
+        <w:t xml:space="preserve">Dept</w:t>
+      </w:r>
+      <w:r>
+        <w:t xml:space="preserve"> </w:t>
+      </w:r>
+      <w:r>
+        <w:t xml:space="preserve">2013]</w:t>
+      </w:r>
+      <w:r>
+        <w:rPr>
+          <w:sz w:val="25"/>
+          <w:szCs w:val="25"/>
+        </w:rPr>
+        <w:t xml:space="preserve">  </w:t>
+      </w:r>
+      <w:r>
+        <w:tab/>
+      </w:r>
+      <w:r>
+        <w:t xml:space="preserve">3</w:t>
+      </w:r>
+    </w:p>
+    <w:p>
+      <w:pPr>
+        <w:keepLines/>
+        <w:tabs>
+          <w:tab w:val="right" w:leader="dot" w:pos="9360"/>
+        </w:tabs>
+        <w:spacing w:before="196" w:after="0" w:line="400" w:lineRule="exact"/>
+        <w:ind w:left="504" w:right="1120" w:hanging="504"/>
+      </w:pPr>
+      <w:r>
+        <w:rPr>
+          <w:i/>
+          <w:iCs/>
+        </w:rPr>
+        <w:t xml:space="preserve">State</w:t>
+      </w:r>
+      <w:r>
+        <w:rPr>
+          <w:i/>
+          <w:iCs/>
+        </w:rPr>
+        <w:t xml:space="preserve"> </w:t>
+      </w:r>
+      <w:r>
+        <w:rPr>
+          <w:i/>
+          <w:iCs/>
+        </w:rPr>
+        <w:t xml:space="preserve">of</w:t>
+      </w:r>
+      <w:r>
+        <w:rPr>
+          <w:i/>
+          <w:iCs/>
+        </w:rPr>
+        <w:t xml:space="preserve"> </w:t>
+      </w:r>
+      <w:r>
+        <w:rPr>
+          <w:i/>
+          <w:iCs/>
+        </w:rPr>
+        <w:t xml:space="preserve">New</w:t>
+      </w:r>
+      <w:r>
+        <w:rPr>
+          <w:i/>
+          <w:iCs/>
+        </w:rPr>
+        <w:t xml:space="preserve"> </w:t>
+      </w:r>
+      <w:r>
+        <w:rPr>
+          <w:i/>
+          <w:iCs/>
+        </w:rPr>
+        <w:t xml:space="preserve">York</w:t>
+      </w:r>
+      <w:r>
+        <w:rPr>
+          <w:i/>
+          <w:iCs/>
+        </w:rPr>
+        <w:t xml:space="preserve"> </w:t>
+      </w:r>
+      <w:r>
+        <w:rPr>
+          <w:i/>
+          <w:iCs/>
+        </w:rPr>
+        <w:t xml:space="preserve">v</w:t>
+      </w:r>
+      <w:r>
+        <w:rPr>
+          <w:i/>
+          <w:iCs/>
+        </w:rPr>
+        <w:t xml:space="preserve"> </w:t>
+      </w:r>
+      <w:r>
+        <w:rPr>
+          <w:i/>
+          <w:iCs/>
+        </w:rPr>
+        <w:t xml:space="preserve">Cortelle</w:t>
+      </w:r>
+      <w:r>
+        <w:t xml:space="preserve">,</w:t>
+      </w:r>
+      <w:r>
+        <w:br/>
+      </w:r>
+      <w:r>
+        <w:t xml:space="preserve">38</w:t>
+      </w:r>
+      <w:r>
+        <w:t xml:space="preserve"> </w:t>
+      </w:r>
+      <w:r>
+        <w:t xml:space="preserve">NY2d</w:t>
+      </w:r>
+      <w:r>
+        <w:t xml:space="preserve"> </w:t>
+      </w:r>
+      <w:r>
+        <w:t xml:space="preserve">83</w:t>
+      </w:r>
+      <w:r>
+        <w:t xml:space="preserve"> </w:t>
+      </w:r>
+      <w:r>
+        <w:t xml:space="preserve">[1975]</w:t>
+      </w:r>
+      <w:r>
+        <w:rPr>
+          <w:sz w:val="25"/>
+          <w:szCs w:val="25"/>
+        </w:rPr>
+        <w:t xml:space="preserve">  </w:t>
+      </w:r>
+      <w:r>
+        <w:tab/>
+      </w:r>
+      <w:r>
+        <w:t xml:space="preserve">3, 5, 6, 7</w:t>
+      </w:r>
+    </w:p>
+    <w:p>
+      <w:pPr>
+        <w:keepNext/>
+        <w:keepLines/>
+        <w:tabs>
+          <w:tab w:val="right" w:pos="9360"/>
+        </w:tabs>
+        <w:spacing w:before="392" w:after="56" w:line="400" w:lineRule="exact"/>
       </w:pPr>
       <w:r>
         <w:rPr>
@@ -470,35 +2680,119 @@
     </w:p>
     <w:p>
       <w:pPr>
-        <w:pStyle w:val="Authority"/>
-      </w:pPr>
-      <w:r>
-        <w:t xml:space="preserve">CPLR 213(1)</w:t>
-      </w:r>
-    </w:p>
-    <w:p>
-      <w:pPr>
-        <w:pStyle w:val="Authority"/>
-      </w:pPr>
-      <w:r>
-        <w:t xml:space="preserve">CPLR 214(2)</w:t>
-      </w:r>
-    </w:p>
-    <w:p>
-      <w:pPr>
-        <w:pStyle w:val="Authority"/>
-      </w:pPr>
-      <w:r>
-        <w:t xml:space="preserve">Exec. Law § 63(12)</w:t>
-      </w:r>
-    </w:p>
-    <w:p>
-      <w:pPr>
-        <w:spacing w:before="0" w:after="0" w:line="240" w:lineRule="auto"/>
+        <w:keepLines/>
+        <w:tabs>
+          <w:tab w:val="right" w:leader="dot" w:pos="9360"/>
+        </w:tabs>
+        <w:spacing w:before="196" w:after="0" w:line="400" w:lineRule="exact"/>
+        <w:ind w:left="504" w:right="1120" w:hanging="504"/>
+      </w:pPr>
+      <w:r>
+        <w:t xml:space="preserve">CPLR</w:t>
+      </w:r>
+      <w:r>
+        <w:t xml:space="preserve"> </w:t>
+      </w:r>
+      <w:r>
+        <w:t xml:space="preserve">213(1)</w:t>
+      </w:r>
+      <w:r>
+        <w:rPr>
+          <w:sz w:val="25"/>
+          <w:szCs w:val="25"/>
+        </w:rPr>
+        <w:t xml:space="preserve">  </w:t>
+      </w:r>
+      <w:r>
+        <w:tab/>
+      </w:r>
+      <w:r>
+        <w:t xml:space="preserve">2, 4</w:t>
+      </w:r>
+    </w:p>
+    <w:p>
+      <w:pPr>
+        <w:keepLines/>
+        <w:tabs>
+          <w:tab w:val="right" w:leader="dot" w:pos="9360"/>
+        </w:tabs>
+        <w:spacing w:before="196" w:after="0" w:line="400" w:lineRule="exact"/>
+        <w:ind w:left="504" w:right="1120" w:hanging="504"/>
+      </w:pPr>
+      <w:r>
+        <w:t xml:space="preserve">CPLR</w:t>
+      </w:r>
+      <w:r>
+        <w:t xml:space="preserve"> </w:t>
+      </w:r>
+      <w:r>
+        <w:t xml:space="preserve">214(2)</w:t>
+      </w:r>
+      <w:r>
+        <w:rPr>
+          <w:sz w:val="25"/>
+          <w:szCs w:val="25"/>
+        </w:rPr>
+        <w:t xml:space="preserve">  </w:t>
+      </w:r>
+      <w:r>
+        <w:tab/>
+      </w:r>
+      <w:r>
+        <w:t xml:space="preserve">1, 2</w:t>
+      </w:r>
+    </w:p>
+    <w:p>
+      <w:pPr>
+        <w:keepLines/>
+        <w:tabs>
+          <w:tab w:val="right" w:leader="dot" w:pos="9360"/>
+        </w:tabs>
+        <w:spacing w:before="196" w:after="0" w:line="400" w:lineRule="exact"/>
+        <w:ind w:left="504" w:right="1120" w:hanging="504"/>
+      </w:pPr>
+      <w:r>
+        <w:t xml:space="preserve">Exec.</w:t>
+      </w:r>
+      <w:r>
+        <w:t xml:space="preserve"> </w:t>
+      </w:r>
+      <w:r>
+        <w:t xml:space="preserve">Law</w:t>
+      </w:r>
+      <w:r>
+        <w:t xml:space="preserve"> </w:t>
+      </w:r>
+      <w:r>
+        <w:t xml:space="preserve">§</w:t>
+      </w:r>
+      <w:r>
+        <w:t xml:space="preserve"> </w:t>
+      </w:r>
+      <w:r>
+        <w:t xml:space="preserve">63(12)</w:t>
+      </w:r>
+      <w:r>
+        <w:rPr>
+          <w:sz w:val="25"/>
+          <w:szCs w:val="25"/>
+        </w:rPr>
+        <w:t xml:space="preserve">  </w:t>
+      </w:r>
+      <w:r>
+        <w:tab/>
+      </w:r>
+      <w:r>
+        <w:t xml:space="preserve">1, 3</w:t>
+      </w:r>
+    </w:p>
+    <w:p>
+      <w:pPr>
+        <w:spacing w:before="0" w:after="0" w:line="20" w:lineRule="exact"/>
         <w:sectPr>
-          <w:footerReference w:type="default" r:id="rId101"/>
+          <w:footerReference w:type="default" r:id="rIdFtrPage"/>
           <w:pgSz w:w="12240" w:h="15840"/>
-          <w:pgMar w:top="1440" w:right="1440" w:bottom="1440" w:left="1440" w:header="720" w:footer="720" w:gutter="0"/>
+          <w:pgMar w:top="1440" w:right="1440" w:bottom="1440" w:left="1440" w:header="720" w:footer="628" w:gutter="0"/>
           <w:pgNumType w:fmt="lowerRoman" w:start="1"/>
         </w:sectPr>
       </w:pPr>
@@ -506,16 +2800,37 @@
     <w:p>
       <w:pPr>
         <w:pStyle w:val="Heading1"/>
-      </w:pPr>
-      <w:bookmarkStart w:id="110" w:name="_ace10f9f725c04971d32df615f84f11b05e15b4"/>
-      <w:r>
-        <w:t xml:space="preserve">Preliminary Statement</w:t>
-      </w:r>
-      <w:bookmarkEnd w:id="110"/>
-    </w:p>
-    <w:p>
-      <w:pPr>
-        <w:pStyle w:val="FirstParagraph"/>
+        <w:keepNext/>
+        <w:keepLines/>
+        <w:spacing w:before="0" w:after="308" w:line="400" w:lineRule="exact"/>
+        <w:ind w:left="0" w:firstLine="0"/>
+        <w:jc w:val="center"/>
+      </w:pPr>
+      <w:r>
+        <w:rPr>
+          <w:b/>
+          <w:bCs/>
+        </w:rPr>
+        <w:t xml:space="preserve">PRELIMINARY</w:t>
+      </w:r>
+      <w:r>
+        <w:rPr>
+          <w:b/>
+          <w:bCs/>
+        </w:rPr>
+        <w:t xml:space="preserve"> </w:t>
+      </w:r>
+      <w:r>
+        <w:rPr>
+          <w:b/>
+          <w:bCs/>
+        </w:rPr>
+        <w:t xml:space="preserve">STATEMENT</w:t>
+      </w:r>
+    </w:p>
+    <w:p>
+      <w:pPr>
+        <w:pStyle w:val="BodyText"/>
       </w:pPr>
       <w:r>
         <w:t xml:space="preserve">This appeal arises from a case filed by the AG purporting to challenge TEI’s business practices more than three years after TEI ceased doing business in marketing educational services and more than two years after the AG commenced his politically-motivated investigation.</w:t>
@@ -526,7 +2841,7 @@
         <w:pStyle w:val="BodyText"/>
       </w:pPr>
       <w:r>
-        <w:t xml:space="preserve">The Supreme Court dismissed two of the AG’s six claims in their entirety and, based on the three-year statute of limitations in CPLR § 214(2) (applicable to liabilities created by statute), limited three of his claims to the period beginning on May 31, 2010. The AG did not appeal from these holdings, which are not at issue here.</w:t>
+        <w:t xml:space="preserve">The Supreme Court dismissed two of the AG’s six claims in their entirety and, based on the three-year statute of limitations in CPLR § 214(2) (applicable to liabilities created by statute), limited three of his claims to the period beginning on May 31, 2010. The AG did not appeal from these holdings, which are not at issue here.</w:t>
       </w:r>
     </w:p>
     <w:p>
@@ -534,7 +2849,7 @@
         <w:pStyle w:val="BodyText"/>
       </w:pPr>
       <w:r>
-        <w:t xml:space="preserve">At issue on this appeal is the AG’s first claim, a purported fraud claim asserted under Executive Law § 63(12), which authorizes the AG to seek injunctive and other relief in cases involving “repeated” or “persistent” fraud or illegality.</w:t>
+        <w:t xml:space="preserve">At issue on this appeal is the AG’s first claim, a purported fraud claim asserted under Executive Law § 63(12), which authorizes the AG to seek injunctive and other relief in cases involving “repeated” or “persistent” fraud or illegality.</w:t>
       </w:r>
       <w:r>
         <w:t xml:space="preserve"> </w:t>
@@ -550,7 +2865,7 @@
         <w:t xml:space="preserve"> </w:t>
       </w:r>
       <w:r>
-        <w:t xml:space="preserve">The Supreme Court dismissed the claim on the ground that § 63(12) did not create a new, standalone cause of action but only expanded the remedies the AG may seek for pre-existing causes of actions. Accordingly, the court held that the AG, to obtain § 63(12) relief, must plead and prove all of the elements of a common law fraud claim, including scienter and individual justifiable reliance for each TEI customer, and invited the AG to amend his petition to assert such a claim. The AG declined that invitation and appealed to the Appellate Division.</w:t>
+        <w:t xml:space="preserve">The Supreme Court dismissed the claim on the ground that § 63(12) did not create a new, standalone cause of action but only expanded the remedies the AG may seek for pre-existing causes of actions. Accordingly, the court held that the AG, to obtain § 63(12) relief, must plead and prove all of the elements of a common law fraud claim, including scienter and individual justifiable reliance for each TEI customer, and invited the AG to amend his petition to assert such a claim. The AG declined that invitation and appealed to the Appellate Division.</w:t>
       </w:r>
     </w:p>
     <w:p>
@@ -558,7 +2873,7 @@
         <w:pStyle w:val="BodyText"/>
       </w:pPr>
       <w:r>
-        <w:t xml:space="preserve">The Appellate Division reversed, holding that § 63(12) does authorize its own statutory standalone fraud claim, that the AG need not plead or prove scienter or reliance, and that the applicable statute of limitations period is six years under the catch-all provision in CPLR § 213(1), which applies to common law fraud.</w:t>
+        <w:t xml:space="preserve">The Appellate Division reversed, holding that § 63(12) does authorize its own statutory standalone fraud claim, that the AG need not plead or prove scienter or reliance, and that the applicable statute of limitations period is six years under the catch-all provision in CPLR § 213(1), which applies to common law fraud.</w:t>
       </w:r>
     </w:p>
     <w:p>
@@ -566,7 +2881,7 @@
         <w:pStyle w:val="BodyText"/>
       </w:pPr>
       <w:r>
-        <w:t xml:space="preserve">The Appellate Division’s decision should be reversed. Its holding that § 63(12) authorizes a standalone fraud claim is, as shown below, contrary to controlling decisions of this Court, as well as to decisions in the Appellate Division itself. Moreover, even if § 63(12) did authorize its own standalone fraud claim separate and apart from a common law fraud claim (and it does not), such a standalone claim would be subject to the CPLR § 214(2) three-year limitations period because it would necessarily be a claim created by statute. Indeed, the Appellate Division (and the AG) cannot have it both ways. It cannot be the case that, as the Appellate Division held, the AG may assert a § 63(12) fraud claim for which he need not plead and prove all of the common law fraud elements, including scienter and reliance, and yet also have the benefit of the six-year common law fraud limitations period, rather than the three-year period for claims created by statute. Conversely, if the AG is to have the benefit of a six-year limitations period, then, as the Supreme Court held, he must plead and prove all of the elements of a common law fraud claim, which he had the opportunity but declined to do.</w:t>
+        <w:t xml:space="preserve">The Appellate Division’s decision should be reversed. Its holding that § 63(12) authorizes a standalone fraud claim is, as shown below, contrary to controlling decisions of this Court, as well as to decisions in the Appellate Division itself. Moreover, even if § 63(12) did authorize its own standalone fraud claim separate and apart from a common law fraud claim (and it does not), such a standalone claim would be subject to the CPLR § 214(2) three-year limitations period because it would necessarily be a claim created by statute. Indeed, the Appellate Division (and the AG) cannot have it both ways. It cannot be the case that, as the Appellate Division held, the AG may assert a § 63(12) fraud claim for which he need not plead and prove all of the common law fraud elements, including scienter and reliance, and yet also have the benefit of the six-year common law fraud limitations period, rather than the three-year period for claims created by statute. Conversely, if the AG is to have the benefit of a six-year limitations period, then, as the Supreme Court held, he must plead and prove all of the elements of a common law fraud claim, which he had the opportunity but declined to do.</w:t>
       </w:r>
     </w:p>
     <w:p>
@@ -574,7 +2889,7 @@
         <w:pStyle w:val="BodyText"/>
       </w:pPr>
       <w:r>
-        <w:t xml:space="preserve">In holding that § 63(12) creates a standalone claim, the Appellate Division failed to follow this Court’s controlling decision in</w:t>
+        <w:t xml:space="preserve">In holding that § 63(12) creates a standalone claim, the Appellate Division failed to follow this Court’s controlling decision in</w:t>
       </w:r>
       <w:r>
         <w:t xml:space="preserve"> </w:t>
@@ -603,7 +2918,7 @@
         <w:t xml:space="preserve"> </w:t>
       </w:r>
       <w:r>
-        <w:t xml:space="preserve">merely addressed the applicability of CPLR § 214(2)’s statute of limitations to § 63(12) claims and did not hold that § 63(12) does not create a standalone cause of action. That is not so. To the contrary, the very basis for this Court’s holding in</w:t>
+        <w:t xml:space="preserve">merely addressed the applicability of CPLR § 214(2)’s statute of limitations to § 63(12) claims and did not hold that § 63(12) does not create a standalone cause of action. That is not so. To the contrary, the very basis for this Court’s holding in</w:t>
       </w:r>
       <w:r>
         <w:t xml:space="preserve"> </w:t>
@@ -619,7 +2934,7 @@
         <w:t xml:space="preserve"> </w:t>
       </w:r>
       <w:r>
-        <w:t xml:space="preserve">that a § 63(12) claim is not subject to the three-year CPLR § 214(2) period was that § 63(12) does not create a standalone claim. As the Court stated, § 63(12) itself does not make “unlawful the alleged fraudulent practices, but only provide[s] standing in the Attorney-General to seek redress and additional remedies for recognized wrongs which pre-existed the statutes.”</w:t>
+        <w:t xml:space="preserve">that a § 63(12) claim is not subject to the three-year CPLR § 214(2) period was that § 63(12) does not create a standalone claim. As the Court stated, § 63(12) itself does not make “unlawful the alleged fraudulent practices, but only provide[s] standing in the Attorney-General to seek redress and additional remedies for recognized wrongs which pre-existed the statutes.”</w:t>
       </w:r>
       <w:r>
         <w:t xml:space="preserve"> </w:t>
@@ -658,7 +2973,7 @@
         <w:t xml:space="preserve">Schwab</w:t>
       </w:r>
       <w:r>
-        <w:t xml:space="preserve">, as here, the AG asserted an independent § 63(12) claim untethered to any underlying claim or violation.</w:t>
+        <w:t xml:space="preserve">, as here, the AG asserted an independent § 63(12) claim untethered to any underlying claim or violation.</w:t>
       </w:r>
       <w:r>
         <w:t xml:space="preserve"> </w:t>
@@ -677,19 +2992,32 @@
     <w:p>
       <w:pPr>
         <w:pStyle w:val="Heading1"/>
-      </w:pPr>
-      <w:bookmarkStart w:id="111" w:name="_bc3679ca64457dbe674379c2746ebc3bb3c914a"/>
-      <w:r>
-        <w:t xml:space="preserve">Questions Presented</w:t>
-      </w:r>
-      <w:bookmarkEnd w:id="111"/>
-    </w:p>
-    <w:p>
-      <w:pPr>
-        <w:pStyle w:val="FirstParagraph"/>
-      </w:pPr>
-      <w:r>
-        <w:t xml:space="preserve">1. Does Executive Law § 63(12) create a standalone fraud cause of action?</w:t>
+        <w:keepNext/>
+        <w:keepLines/>
+        <w:spacing w:before="420" w:after="308" w:line="400" w:lineRule="exact"/>
+        <w:ind w:left="0" w:firstLine="0"/>
+        <w:jc w:val="center"/>
+      </w:pPr>
+      <w:r>
+        <w:rPr>
+          <w:b/>
+          <w:bCs/>
+        </w:rPr>
+        <w:t xml:space="preserve">QUESTIONS</w:t>
+      </w:r>
+      <w:r>
+        <w:rPr>
+          <w:b/>
+          <w:bCs/>
+        </w:rPr>
+        <w:t xml:space="preserve"> </w:t>
+      </w:r>
+      <w:r>
+        <w:rPr>
+          <w:b/>
+          <w:bCs/>
+        </w:rPr>
+        <w:t xml:space="preserve">PRESENTED</w:t>
       </w:r>
     </w:p>
     <w:p>
@@ -697,6 +3025,14 @@
         <w:pStyle w:val="BodyText"/>
       </w:pPr>
       <w:r>
+        <w:t xml:space="preserve">1. Does Executive Law § 63(12) create a standalone fraud cause of action?</w:t>
+      </w:r>
+    </w:p>
+    <w:p>
+      <w:pPr>
+        <w:pStyle w:val="BodyText"/>
+      </w:pPr>
+      <w:r>
         <w:t xml:space="preserve">The Appellate Division incorrectly answered this question in the affirmative.</w:t>
       </w:r>
     </w:p>
@@ -705,7 +3041,7 @@
         <w:pStyle w:val="BodyText"/>
       </w:pPr>
       <w:r>
-        <w:t xml:space="preserve">2. Does the six-year statute of limitations applicable to common law fraud under CPLR § 213(1) govern the AG’s § 63(12) claim, even though the AG has not alleged all of the elements of common law fraud, such as scienter and reliance?</w:t>
+        <w:t xml:space="preserve">2. Does the six-year statute of limitations applicable to common law fraud under CPLR § 213(1) govern the AG’s § 63(12) claim, even though the AG has not alleged all of the elements of common law fraud, such as scienter and reliance?</w:t>
       </w:r>
     </w:p>
     <w:p>
@@ -721,7 +3057,7 @@
         <w:pStyle w:val="BodyText"/>
       </w:pPr>
       <w:r>
-        <w:t xml:space="preserve">3. Can a claim under § 63(12) be established without proof of scienter and reliance even though such claim seeks the benefit of a six-year statute of limitations applicable to common law fraud under CPLR § 213(1)?</w:t>
+        <w:t xml:space="preserve">3. Can a claim under § 63(12) be established without proof of scienter and reliance even though such claim seeks the benefit of a six-year statute of limitations applicable to common law fraud under CPLR § 213(1)?</w:t>
       </w:r>
     </w:p>
     <w:p>
@@ -735,16 +3071,51 @@
     <w:p>
       <w:pPr>
         <w:pStyle w:val="Heading1"/>
-      </w:pPr>
-      <w:bookmarkStart w:id="112" w:name="_efefd2e0e732cf04054ec6dbbfa73841f9837db"/>
-      <w:r>
-        <w:t xml:space="preserve">Statement of Jurisdiction</w:t>
-      </w:r>
-      <w:bookmarkEnd w:id="112"/>
-    </w:p>
-    <w:p>
-      <w:pPr>
-        <w:pStyle w:val="FirstParagraph"/>
+        <w:keepNext/>
+        <w:keepLines/>
+        <w:spacing w:before="420" w:after="308" w:line="400" w:lineRule="exact"/>
+        <w:ind w:left="0" w:firstLine="0"/>
+        <w:jc w:val="center"/>
+      </w:pPr>
+      <w:r>
+        <w:rPr>
+          <w:b/>
+          <w:bCs/>
+        </w:rPr>
+        <w:t xml:space="preserve">STATEMENT</w:t>
+      </w:r>
+      <w:r>
+        <w:rPr>
+          <w:b/>
+          <w:bCs/>
+        </w:rPr>
+        <w:t xml:space="preserve"> </w:t>
+      </w:r>
+      <w:r>
+        <w:rPr>
+          <w:b/>
+          <w:bCs/>
+        </w:rPr>
+        <w:t xml:space="preserve">OF</w:t>
+      </w:r>
+      <w:r>
+        <w:rPr>
+          <w:b/>
+          <w:bCs/>
+        </w:rPr>
+        <w:t xml:space="preserve"> </w:t>
+      </w:r>
+      <w:r>
+        <w:rPr>
+          <w:b/>
+          <w:bCs/>
+        </w:rPr>
+        <w:t xml:space="preserve">JURISDICTION</w:t>
+      </w:r>
+    </w:p>
+    <w:p>
+      <w:pPr>
+        <w:pStyle w:val="BodyTextNote"/>
       </w:pPr>
       <w:r>
         <w:t xml:space="preserve">On May 17, 2016, the Appellate Division granted Appellants’ motion for leave to appeal to the Court of Appeals from the Decision. (A. 592.)</w:t>
@@ -753,54 +3124,223 @@
         <w:rPr>
           <w:rStyle w:val="FootnoteReference"/>
         </w:rPr>
-        <w:footnoteReference w:id="113"/>
+        <w:footnoteReference w:id="9"/>
       </w:r>
     </w:p>
     <w:p>
       <w:pPr>
         <w:pStyle w:val="Heading1"/>
-      </w:pPr>
-      <w:bookmarkStart w:id="114" w:name="_9ce86cd89e816c495213921bce711286420babc"/>
-      <w:r>
-        <w:t xml:space="preserve">Statement of the Case</w:t>
-      </w:r>
-      <w:bookmarkEnd w:id="114"/>
+        <w:keepNext/>
+        <w:keepLines/>
+        <w:spacing w:before="420" w:after="308" w:line="400" w:lineRule="exact"/>
+        <w:ind w:left="0" w:firstLine="0"/>
+        <w:jc w:val="center"/>
+      </w:pPr>
+      <w:r>
+        <w:rPr>
+          <w:b/>
+          <w:bCs/>
+        </w:rPr>
+        <w:t xml:space="preserve">STATEMENT</w:t>
+      </w:r>
+      <w:r>
+        <w:rPr>
+          <w:b/>
+          <w:bCs/>
+        </w:rPr>
+        <w:t xml:space="preserve"> </w:t>
+      </w:r>
+      <w:r>
+        <w:rPr>
+          <w:b/>
+          <w:bCs/>
+        </w:rPr>
+        <w:t xml:space="preserve">OF</w:t>
+      </w:r>
+      <w:r>
+        <w:rPr>
+          <w:b/>
+          <w:bCs/>
+        </w:rPr>
+        <w:t xml:space="preserve"> </w:t>
+      </w:r>
+      <w:r>
+        <w:rPr>
+          <w:b/>
+          <w:bCs/>
+        </w:rPr>
+        <w:t xml:space="preserve">THE</w:t>
+      </w:r>
+      <w:r>
+        <w:rPr>
+          <w:b/>
+          <w:bCs/>
+        </w:rPr>
+        <w:t xml:space="preserve"> </w:t>
+      </w:r>
+      <w:r>
+        <w:rPr>
+          <w:b/>
+          <w:bCs/>
+        </w:rPr>
+        <w:t xml:space="preserve">CASE</w:t>
+      </w:r>
     </w:p>
     <w:p>
       <w:pPr>
         <w:pStyle w:val="Heading2"/>
-      </w:pPr>
-      <w:bookmarkStart w:id="115" w:name="_b8e5b8837ccf89115edfee2c48cc11b996d00ec"/>
-      <w:r>
+        <w:keepNext/>
+        <w:keepLines/>
+        <w:tabs>
+          <w:tab w:val="left" w:pos="720"/>
+        </w:tabs>
+        <w:spacing w:before="308" w:after="252" w:line="400" w:lineRule="exact"/>
+        <w:ind w:left="720" w:hanging="720"/>
+        <w:jc w:val="left"/>
+      </w:pPr>
+      <w:r>
+        <w:rPr>
+          <w:b/>
+          <w:bCs/>
+        </w:rPr>
         <w:t xml:space="preserve">I.</w:t>
       </w:r>
       <w:r>
+        <w:rPr>
+          <w:b/>
+          <w:bCs/>
+        </w:rPr>
         <w:tab/>
       </w:r>
       <w:r>
-        <w:t xml:space="preserve">Factual Background</w:t>
-      </w:r>
-      <w:bookmarkEnd w:id="115"/>
+        <w:rPr>
+          <w:b/>
+          <w:bCs/>
+        </w:rPr>
+        <w:t xml:space="preserve">FACTUAL</w:t>
+      </w:r>
+      <w:r>
+        <w:rPr>
+          <w:b/>
+          <w:bCs/>
+        </w:rPr>
+        <w:t xml:space="preserve"> </w:t>
+      </w:r>
+      <w:r>
+        <w:rPr>
+          <w:b/>
+          <w:bCs/>
+        </w:rPr>
+        <w:t xml:space="preserve">BACKGROUND</w:t>
+      </w:r>
     </w:p>
     <w:p>
       <w:pPr>
         <w:pStyle w:val="Heading3"/>
-      </w:pPr>
-      <w:bookmarkStart w:id="116" w:name="_3c416cca0415211d65bf887777164a469dc0541"/>
-      <w:r>
+        <w:keepNext/>
+        <w:keepLines/>
+        <w:tabs>
+          <w:tab w:val="left" w:pos="1440"/>
+        </w:tabs>
+        <w:spacing w:before="308" w:after="252" w:line="400" w:lineRule="exact"/>
+        <w:ind w:left="1440" w:hanging="720"/>
+        <w:jc w:val="left"/>
+      </w:pPr>
+      <w:r>
+        <w:rPr>
+          <w:b/>
+          <w:bCs/>
+        </w:rPr>
         <w:t xml:space="preserve">A.</w:t>
       </w:r>
       <w:r>
+        <w:rPr>
+          <w:b/>
+          <w:bCs/>
+        </w:rPr>
         <w:tab/>
       </w:r>
       <w:r>
-        <w:t xml:space="preserve">The Creation And Operation Of TEI</w:t>
-      </w:r>
-      <w:bookmarkEnd w:id="116"/>
-    </w:p>
-    <w:p>
-      <w:pPr>
-        <w:pStyle w:val="FirstParagraph"/>
+        <w:rPr>
+          <w:b/>
+          <w:bCs/>
+        </w:rPr>
+        <w:t xml:space="preserve">The</w:t>
+      </w:r>
+      <w:r>
+        <w:rPr>
+          <w:b/>
+          <w:bCs/>
+        </w:rPr>
+        <w:t xml:space="preserve"> </w:t>
+      </w:r>
+      <w:r>
+        <w:rPr>
+          <w:b/>
+          <w:bCs/>
+        </w:rPr>
+        <w:t xml:space="preserve">Creation</w:t>
+      </w:r>
+      <w:r>
+        <w:rPr>
+          <w:b/>
+          <w:bCs/>
+        </w:rPr>
+        <w:t xml:space="preserve"> </w:t>
+      </w:r>
+      <w:r>
+        <w:rPr>
+          <w:b/>
+          <w:bCs/>
+        </w:rPr>
+        <w:t xml:space="preserve">And</w:t>
+      </w:r>
+      <w:r>
+        <w:rPr>
+          <w:b/>
+          <w:bCs/>
+        </w:rPr>
+        <w:t xml:space="preserve"> </w:t>
+      </w:r>
+      <w:r>
+        <w:rPr>
+          <w:b/>
+          <w:bCs/>
+        </w:rPr>
+        <w:t xml:space="preserve">Operation</w:t>
+      </w:r>
+      <w:r>
+        <w:rPr>
+          <w:b/>
+          <w:bCs/>
+        </w:rPr>
+        <w:t xml:space="preserve"> </w:t>
+      </w:r>
+      <w:r>
+        <w:rPr>
+          <w:b/>
+          <w:bCs/>
+        </w:rPr>
+        <w:t xml:space="preserve">Of</w:t>
+      </w:r>
+      <w:r>
+        <w:rPr>
+          <w:b/>
+          <w:bCs/>
+        </w:rPr>
+        <w:t xml:space="preserve"> </w:t>
+      </w:r>
+      <w:r>
+        <w:rPr>
+          <w:b/>
+          <w:bCs/>
+        </w:rPr>
+        <w:t xml:space="preserve">TEI</w:t>
+      </w:r>
+    </w:p>
+    <w:p>
+      <w:pPr>
+        <w:pStyle w:val="BodyText"/>
       </w:pPr>
       <w:r>
         <w:t xml:space="preserve">In 2004, Appellant Michael Sexton approached Appellant Donald Trump about developing a company that would primarily use technology to provide an instructional curriculum across a broad range of business subjects, such as marketing, finance, entrepreneurship and real estate, under the “Trump” name and brand. (A. 356.)</w:t>
@@ -819,41 +3359,268 @@
         <w:pStyle w:val="BodyText"/>
       </w:pPr>
       <w:r>
-        <w:t xml:space="preserve">From 2004 to 2010, TEI was a small, private company which offered quality instruction and training. At no time did TEI hold itself out as having been approved by the State of New York, licensed by the New York State Education Department (“SED”), accredited by the Board of Regents, or approved to issue diplomas. TEI explicitly stated in the “frequently-asked-questions” section of its website that “Trump University does not offer credits or degrees.” (A. 356-57, A. 715, A. 722.)</w:t>
+        <w:t xml:space="preserve">From 2004 to 2010, TEI was a small, private company which offered quality instruction and training. At no time did TEI hold itself out as having been approved by the State of New York, licensed by the New York State Education Department (“SED”), accredited by the Board of Regents, or approved to issue diplomas. TEI explicitly stated in the “frequently-asked-questions” section of its website that “Trump University does not offer credits or degrees.” (A. 356</w:t>
+      </w:r>
+      <w:r>
+        <w:noBreakHyphen/>
+      </w:r>
+      <w:r>
+        <w:t xml:space="preserve">57, A. 715, A. 722.)</w:t>
       </w:r>
     </w:p>
     <w:p>
       <w:pPr>
         <w:pStyle w:val="Heading1"/>
-      </w:pPr>
-      <w:bookmarkStart w:id="117" w:name="_argument"/>
-      <w:r>
-        <w:t xml:space="preserve">Argument</w:t>
-      </w:r>
-      <w:bookmarkEnd w:id="117"/>
+        <w:keepNext/>
+        <w:keepLines/>
+        <w:spacing w:before="420" w:after="308" w:line="400" w:lineRule="exact"/>
+        <w:ind w:left="0" w:firstLine="0"/>
+        <w:jc w:val="center"/>
+      </w:pPr>
+      <w:r>
+        <w:rPr>
+          <w:b/>
+          <w:bCs/>
+        </w:rPr>
+        <w:t xml:space="preserve">ARGUMENT</w:t>
+      </w:r>
     </w:p>
     <w:p>
       <w:pPr>
         <w:pStyle w:val="Heading2"/>
-      </w:pPr>
-      <w:bookmarkStart w:id="118" w:name="_4026646564bfcae407557479e4a9a2ebf577424"/>
-      <w:r>
+        <w:keepNext/>
+        <w:keepLines/>
+        <w:tabs>
+          <w:tab w:val="left" w:pos="720"/>
+        </w:tabs>
+        <w:spacing w:before="308" w:after="252" w:line="400" w:lineRule="exact"/>
+        <w:ind w:left="720" w:hanging="720"/>
+        <w:jc w:val="left"/>
+      </w:pPr>
+      <w:r>
+        <w:rPr>
+          <w:b/>
+          <w:bCs/>
+        </w:rPr>
         <w:t xml:space="preserve">I.</w:t>
       </w:r>
       <w:r>
+        <w:rPr>
+          <w:b/>
+          <w:bCs/>
+        </w:rPr>
         <w:tab/>
       </w:r>
       <w:r>
-        <w:t xml:space="preserve">The Appellate Division Erred In Holding That § 63(12) Creates A Standalone Cause Of Action</w:t>
-      </w:r>
-      <w:bookmarkEnd w:id="118"/>
-    </w:p>
-    <w:p>
-      <w:pPr>
-        <w:pStyle w:val="FirstParagraph"/>
-      </w:pPr>
-      <w:r>
-        <w:t xml:space="preserve">The Appellate Division erred in holding that § 63(12) allows for the AG to bring a standalone claim – a holding contrary to this Court’s binding decision in</w:t>
+        <w:rPr>
+          <w:b/>
+          <w:bCs/>
+        </w:rPr>
+        <w:t xml:space="preserve">THE</w:t>
+      </w:r>
+      <w:r>
+        <w:rPr>
+          <w:b/>
+          <w:bCs/>
+        </w:rPr>
+        <w:t xml:space="preserve"> </w:t>
+      </w:r>
+      <w:r>
+        <w:rPr>
+          <w:b/>
+          <w:bCs/>
+        </w:rPr>
+        <w:t xml:space="preserve">APPELLATE</w:t>
+      </w:r>
+      <w:r>
+        <w:rPr>
+          <w:b/>
+          <w:bCs/>
+        </w:rPr>
+        <w:t xml:space="preserve"> </w:t>
+      </w:r>
+      <w:r>
+        <w:rPr>
+          <w:b/>
+          <w:bCs/>
+        </w:rPr>
+        <w:t xml:space="preserve">DIVISION</w:t>
+      </w:r>
+      <w:r>
+        <w:rPr>
+          <w:b/>
+          <w:bCs/>
+        </w:rPr>
+        <w:t xml:space="preserve"> </w:t>
+      </w:r>
+      <w:r>
+        <w:rPr>
+          <w:b/>
+          <w:bCs/>
+        </w:rPr>
+        <w:t xml:space="preserve">ERRED</w:t>
+      </w:r>
+      <w:r>
+        <w:rPr>
+          <w:b/>
+          <w:bCs/>
+        </w:rPr>
+        <w:t xml:space="preserve"> </w:t>
+      </w:r>
+      <w:r>
+        <w:rPr>
+          <w:b/>
+          <w:bCs/>
+        </w:rPr>
+        <w:t xml:space="preserve">IN</w:t>
+      </w:r>
+      <w:r>
+        <w:rPr>
+          <w:b/>
+          <w:bCs/>
+        </w:rPr>
+        <w:t xml:space="preserve"> </w:t>
+      </w:r>
+      <w:r>
+        <w:rPr>
+          <w:b/>
+          <w:bCs/>
+        </w:rPr>
+        <w:t xml:space="preserve">HOLDING</w:t>
+      </w:r>
+      <w:r>
+        <w:rPr>
+          <w:b/>
+          <w:bCs/>
+        </w:rPr>
+        <w:t xml:space="preserve"> </w:t>
+      </w:r>
+      <w:r>
+        <w:rPr>
+          <w:b/>
+          <w:bCs/>
+        </w:rPr>
+        <w:t xml:space="preserve">THAT</w:t>
+      </w:r>
+      <w:r>
+        <w:rPr>
+          <w:b/>
+          <w:bCs/>
+        </w:rPr>
+        <w:t xml:space="preserve"> </w:t>
+      </w:r>
+      <w:r>
+        <w:rPr>
+          <w:b/>
+          <w:bCs/>
+        </w:rPr>
+        <w:t xml:space="preserve">§</w:t>
+      </w:r>
+      <w:r>
+        <w:rPr>
+          <w:b/>
+          <w:bCs/>
+        </w:rPr>
+        <w:t xml:space="preserve"> </w:t>
+      </w:r>
+      <w:r>
+        <w:rPr>
+          <w:b/>
+          <w:bCs/>
+        </w:rPr>
+        <w:t xml:space="preserve">63(12)</w:t>
+      </w:r>
+      <w:r>
+        <w:rPr>
+          <w:b/>
+          <w:bCs/>
+        </w:rPr>
+        <w:t xml:space="preserve"> </w:t>
+      </w:r>
+      <w:r>
+        <w:rPr>
+          <w:b/>
+          <w:bCs/>
+        </w:rPr>
+        <w:t xml:space="preserve">CREATES</w:t>
+      </w:r>
+      <w:r>
+        <w:rPr>
+          <w:b/>
+          <w:bCs/>
+        </w:rPr>
+        <w:t xml:space="preserve"> </w:t>
+      </w:r>
+      <w:r>
+        <w:rPr>
+          <w:b/>
+          <w:bCs/>
+        </w:rPr>
+        <w:t xml:space="preserve">A</w:t>
+      </w:r>
+      <w:r>
+        <w:rPr>
+          <w:b/>
+          <w:bCs/>
+        </w:rPr>
+        <w:t xml:space="preserve"> </w:t>
+      </w:r>
+      <w:r>
+        <w:rPr>
+          <w:b/>
+          <w:bCs/>
+        </w:rPr>
+        <w:t xml:space="preserve">STANDALONE</w:t>
+      </w:r>
+      <w:r>
+        <w:rPr>
+          <w:b/>
+          <w:bCs/>
+        </w:rPr>
+        <w:t xml:space="preserve"> </w:t>
+      </w:r>
+      <w:r>
+        <w:rPr>
+          <w:b/>
+          <w:bCs/>
+        </w:rPr>
+        <w:t xml:space="preserve">CAUSE</w:t>
+      </w:r>
+      <w:r>
+        <w:rPr>
+          <w:b/>
+          <w:bCs/>
+        </w:rPr>
+        <w:t xml:space="preserve"> </w:t>
+      </w:r>
+      <w:r>
+        <w:rPr>
+          <w:b/>
+          <w:bCs/>
+        </w:rPr>
+        <w:t xml:space="preserve">OF</w:t>
+      </w:r>
+      <w:r>
+        <w:rPr>
+          <w:b/>
+          <w:bCs/>
+        </w:rPr>
+        <w:t xml:space="preserve"> </w:t>
+      </w:r>
+      <w:r>
+        <w:rPr>
+          <w:b/>
+          <w:bCs/>
+        </w:rPr>
+        <w:t xml:space="preserve">ACTION</w:t>
+      </w:r>
+    </w:p>
+    <w:p>
+      <w:pPr>
+        <w:pStyle w:val="BodyText"/>
+      </w:pPr>
+      <w:r>
+        <w:t xml:space="preserve">The Appellate Division erred in holding that § 63(12) allows for the AG to bring a standalone claim – a holding contrary to this Court’s binding decision in</w:t>
       </w:r>
       <w:r>
         <w:t xml:space="preserve"> </w:t>
@@ -866,7 +3633,19 @@
         <w:t xml:space="preserve">Cortelle</w:t>
       </w:r>
       <w:r>
-        <w:t xml:space="preserve">. (Decision at 35-38 (A. 611-14).) The Appellate Division claimed that this Court in</w:t>
+        <w:t xml:space="preserve">. (Decision at 35</w:t>
+      </w:r>
+      <w:r>
+        <w:noBreakHyphen/>
+      </w:r>
+      <w:r>
+        <w:t xml:space="preserve">38 (A. 611</w:t>
+      </w:r>
+      <w:r>
+        <w:noBreakHyphen/>
+      </w:r>
+      <w:r>
+        <w:t xml:space="preserve">14).) The Appellate Division claimed that this Court in</w:t>
       </w:r>
       <w:r>
         <w:t xml:space="preserve"> </w:t>
@@ -882,7 +3661,7 @@
         <w:t xml:space="preserve"> </w:t>
       </w:r>
       <w:r>
-        <w:t xml:space="preserve">did not hold that § 63(12) does not create a standalone cause of action because</w:t>
+        <w:t xml:space="preserve">did not hold that § 63(12) does not create a standalone cause of action because</w:t>
       </w:r>
       <w:r>
         <w:t xml:space="preserve"> </w:t>
@@ -898,7 +3677,7 @@
         <w:t xml:space="preserve"> </w:t>
       </w:r>
       <w:r>
-        <w:t xml:space="preserve">merely addressed the applicability of CPLR § 214(2)’s statute of limitations to a § 63(12) claim. (Decision at 35 (A. 611).) However, as discussed below,</w:t>
+        <w:t xml:space="preserve">merely addressed the applicability of CPLR § 214(2)’s statute of limitations to a § 63(12) claim. (Decision at 35 (A. 611).) However, as discussed below,</w:t>
       </w:r>
       <w:r>
         <w:t xml:space="preserve"> </w:t>
@@ -914,28 +3693,312 @@
         <w:t xml:space="preserve"> </w:t>
       </w:r>
       <w:r>
-        <w:t xml:space="preserve">specifically and necessarily interpreted § 63(12) in reaching its decision, and that decision therefore is controlling authority as to the proper interpretation of § 63(12).</w:t>
+        <w:t xml:space="preserve">specifically and necessarily interpreted § 63(12) in reaching its decision, and that decision therefore is controlling authority as to the proper interpretation of § 63(12).</w:t>
       </w:r>
     </w:p>
     <w:p>
       <w:pPr>
         <w:pStyle w:val="Heading3"/>
-      </w:pPr>
-      <w:bookmarkStart w:id="119" w:name="_edbdae145d8bd16d7f5f327f014a680a9b99c48"/>
-      <w:r>
+        <w:keepNext/>
+        <w:keepLines/>
+        <w:tabs>
+          <w:tab w:val="left" w:pos="1440"/>
+        </w:tabs>
+        <w:spacing w:before="308" w:after="252" w:line="400" w:lineRule="exact"/>
+        <w:ind w:left="1440" w:hanging="720"/>
+        <w:jc w:val="left"/>
+      </w:pPr>
+      <w:r>
+        <w:rPr>
+          <w:b/>
+          <w:bCs/>
+        </w:rPr>
         <w:t xml:space="preserve">A.</w:t>
       </w:r>
       <w:r>
+        <w:rPr>
+          <w:b/>
+          <w:bCs/>
+        </w:rPr>
         <w:tab/>
       </w:r>
       <w:r>
-        <w:t xml:space="preserve">The Appellate Division Failed To Follow Controlling Precedent That Recognizes § 63(12) Does Not Create A Standalone Cause Of Action</w:t>
-      </w:r>
-      <w:bookmarkEnd w:id="119"/>
-    </w:p>
-    <w:p>
-      <w:pPr>
-        <w:pStyle w:val="FirstParagraph"/>
+        <w:rPr>
+          <w:b/>
+          <w:bCs/>
+        </w:rPr>
+        <w:t xml:space="preserve">The</w:t>
+      </w:r>
+      <w:r>
+        <w:rPr>
+          <w:b/>
+          <w:bCs/>
+        </w:rPr>
+        <w:t xml:space="preserve"> </w:t>
+      </w:r>
+      <w:r>
+        <w:rPr>
+          <w:b/>
+          <w:bCs/>
+        </w:rPr>
+        <w:t xml:space="preserve">Appellate</w:t>
+      </w:r>
+      <w:r>
+        <w:rPr>
+          <w:b/>
+          <w:bCs/>
+        </w:rPr>
+        <w:t xml:space="preserve"> </w:t>
+      </w:r>
+      <w:r>
+        <w:rPr>
+          <w:b/>
+          <w:bCs/>
+        </w:rPr>
+        <w:t xml:space="preserve">Division</w:t>
+      </w:r>
+      <w:r>
+        <w:rPr>
+          <w:b/>
+          <w:bCs/>
+        </w:rPr>
+        <w:t xml:space="preserve"> </w:t>
+      </w:r>
+      <w:r>
+        <w:rPr>
+          <w:b/>
+          <w:bCs/>
+        </w:rPr>
+        <w:t xml:space="preserve">Failed</w:t>
+      </w:r>
+      <w:r>
+        <w:rPr>
+          <w:b/>
+          <w:bCs/>
+        </w:rPr>
+        <w:t xml:space="preserve"> </w:t>
+      </w:r>
+      <w:r>
+        <w:rPr>
+          <w:b/>
+          <w:bCs/>
+        </w:rPr>
+        <w:t xml:space="preserve">To</w:t>
+      </w:r>
+      <w:r>
+        <w:rPr>
+          <w:b/>
+          <w:bCs/>
+        </w:rPr>
+        <w:t xml:space="preserve"> </w:t>
+      </w:r>
+      <w:r>
+        <w:rPr>
+          <w:b/>
+          <w:bCs/>
+        </w:rPr>
+        <w:t xml:space="preserve">Follow</w:t>
+      </w:r>
+      <w:r>
+        <w:rPr>
+          <w:b/>
+          <w:bCs/>
+        </w:rPr>
+        <w:t xml:space="preserve"> </w:t>
+      </w:r>
+      <w:r>
+        <w:rPr>
+          <w:b/>
+          <w:bCs/>
+        </w:rPr>
+        <w:t xml:space="preserve">Controlling</w:t>
+      </w:r>
+      <w:r>
+        <w:rPr>
+          <w:b/>
+          <w:bCs/>
+        </w:rPr>
+        <w:t xml:space="preserve"> </w:t>
+      </w:r>
+      <w:r>
+        <w:rPr>
+          <w:b/>
+          <w:bCs/>
+        </w:rPr>
+        <w:t xml:space="preserve">Precedent</w:t>
+      </w:r>
+      <w:r>
+        <w:rPr>
+          <w:b/>
+          <w:bCs/>
+        </w:rPr>
+        <w:t xml:space="preserve"> </w:t>
+      </w:r>
+      <w:r>
+        <w:rPr>
+          <w:b/>
+          <w:bCs/>
+        </w:rPr>
+        <w:t xml:space="preserve">That</w:t>
+      </w:r>
+      <w:r>
+        <w:rPr>
+          <w:b/>
+          <w:bCs/>
+        </w:rPr>
+        <w:t xml:space="preserve"> </w:t>
+      </w:r>
+      <w:r>
+        <w:rPr>
+          <w:b/>
+          <w:bCs/>
+        </w:rPr>
+        <w:t xml:space="preserve">Recognizes</w:t>
+      </w:r>
+      <w:r>
+        <w:rPr>
+          <w:b/>
+          <w:bCs/>
+        </w:rPr>
+        <w:t xml:space="preserve"> </w:t>
+      </w:r>
+      <w:r>
+        <w:rPr>
+          <w:b/>
+          <w:bCs/>
+        </w:rPr>
+        <w:t xml:space="preserve">§</w:t>
+      </w:r>
+      <w:r>
+        <w:rPr>
+          <w:b/>
+          <w:bCs/>
+        </w:rPr>
+        <w:t xml:space="preserve"> </w:t>
+      </w:r>
+      <w:r>
+        <w:rPr>
+          <w:b/>
+          <w:bCs/>
+        </w:rPr>
+        <w:t xml:space="preserve">63(12)</w:t>
+      </w:r>
+      <w:r>
+        <w:rPr>
+          <w:b/>
+          <w:bCs/>
+        </w:rPr>
+        <w:t xml:space="preserve"> </w:t>
+      </w:r>
+      <w:r>
+        <w:rPr>
+          <w:b/>
+          <w:bCs/>
+        </w:rPr>
+        <w:t xml:space="preserve">Does</w:t>
+      </w:r>
+      <w:r>
+        <w:rPr>
+          <w:b/>
+          <w:bCs/>
+        </w:rPr>
+        <w:t xml:space="preserve"> </w:t>
+      </w:r>
+      <w:r>
+        <w:rPr>
+          <w:b/>
+          <w:bCs/>
+        </w:rPr>
+        <w:t xml:space="preserve">Not</w:t>
+      </w:r>
+      <w:r>
+        <w:rPr>
+          <w:b/>
+          <w:bCs/>
+        </w:rPr>
+        <w:t xml:space="preserve"> </w:t>
+      </w:r>
+      <w:r>
+        <w:rPr>
+          <w:b/>
+          <w:bCs/>
+        </w:rPr>
+        <w:t xml:space="preserve">Create</w:t>
+      </w:r>
+      <w:r>
+        <w:rPr>
+          <w:b/>
+          <w:bCs/>
+        </w:rPr>
+        <w:t xml:space="preserve"> </w:t>
+      </w:r>
+      <w:r>
+        <w:rPr>
+          <w:b/>
+          <w:bCs/>
+        </w:rPr>
+        <w:t xml:space="preserve">A</w:t>
+      </w:r>
+      <w:r>
+        <w:rPr>
+          <w:b/>
+          <w:bCs/>
+        </w:rPr>
+        <w:t xml:space="preserve"> </w:t>
+      </w:r>
+      <w:r>
+        <w:rPr>
+          <w:b/>
+          <w:bCs/>
+        </w:rPr>
+        <w:t xml:space="preserve">Standalone</w:t>
+      </w:r>
+      <w:r>
+        <w:rPr>
+          <w:b/>
+          <w:bCs/>
+        </w:rPr>
+        <w:t xml:space="preserve"> </w:t>
+      </w:r>
+      <w:r>
+        <w:rPr>
+          <w:b/>
+          <w:bCs/>
+        </w:rPr>
+        <w:t xml:space="preserve">Cause</w:t>
+      </w:r>
+      <w:r>
+        <w:rPr>
+          <w:b/>
+          <w:bCs/>
+        </w:rPr>
+        <w:t xml:space="preserve"> </w:t>
+      </w:r>
+      <w:r>
+        <w:rPr>
+          <w:b/>
+          <w:bCs/>
+        </w:rPr>
+        <w:t xml:space="preserve">Of</w:t>
+      </w:r>
+      <w:r>
+        <w:rPr>
+          <w:b/>
+          <w:bCs/>
+        </w:rPr>
+        <w:t xml:space="preserve"> </w:t>
+      </w:r>
+      <w:r>
+        <w:rPr>
+          <w:b/>
+          <w:bCs/>
+        </w:rPr>
+        <w:t xml:space="preserve">Action</w:t>
+      </w:r>
+    </w:p>
+    <w:p>
+      <w:pPr>
+        <w:pStyle w:val="BodyText"/>
       </w:pPr>
       <w:r>
         <w:t xml:space="preserve">In</w:t>
@@ -951,7 +4014,7 @@
         <w:t xml:space="preserve">Cortelle</w:t>
       </w:r>
       <w:r>
-        <w:t xml:space="preserve">, this Court held that § 63(12) does not create a standalone claim. Section 63(12) states in relevant part:</w:t>
+        <w:t xml:space="preserve">, this Court held that § 63(12) does not create a standalone claim. Section 63(12) states in relevant part:</w:t>
       </w:r>
     </w:p>
     <w:p>
@@ -967,7 +4030,7 @@
         <w:pStyle w:val="FirstParagraph"/>
       </w:pPr>
       <w:r>
-        <w:t xml:space="preserve">Exec. Law § 63(12).</w:t>
+        <w:t xml:space="preserve">Exec. Law § 63(12).</w:t>
       </w:r>
     </w:p>
     <w:p>
@@ -988,7 +4051,7 @@
         <w:t xml:space="preserve">Cortelle</w:t>
       </w:r>
       <w:r>
-        <w:t xml:space="preserve">, the Attorney General brought an action asserting, among others, a claim under § 63(12), to enjoin allegedly fraudulent practices and to obtain redress for the defrauded persons.</w:t>
+        <w:t xml:space="preserve">, the Attorney General brought an action asserting, among others, a claim under § 63(12), to enjoin allegedly fraudulent practices and to obtain redress for the defrauded persons.</w:t>
       </w:r>
       <w:r>
         <w:t xml:space="preserve"> </w:t>
@@ -1017,7 +4080,7 @@
         <w:t xml:space="preserve"> </w:t>
       </w:r>
       <w:r>
-        <w:t xml:space="preserve">court addressed whether the § 63(12) claim sought to recover upon, in the words of CPLR § 214(2), a “liability, penalty or forfeiture created or imposed by statute” and therefore was subject to the three-year statute of limitations under CPLR § 214(2).</w:t>
+        <w:t xml:space="preserve">court addressed whether the § 63(12) claim sought to recover upon, in the words of CPLR § 214(2), a “liability, penalty or forfeiture created or imposed by statute” and therefore was subject to the three-year statute of limitations under CPLR § 214(2).</w:t>
       </w:r>
       <w:r>
         <w:t xml:space="preserve"> </w:t>
@@ -1043,7 +4106,7 @@
         <w:t xml:space="preserve"> </w:t>
       </w:r>
       <w:r>
-        <w:t xml:space="preserve">recognized that § 63(12) itself does not make “unlawful the alleged fraudulent practices, but only provide[s] standing in the Attorney-General to seek redress and additional remedies for recognized wrongs which pre-existed the statutes,”</w:t>
+        <w:t xml:space="preserve">recognized that § 63(12) itself does not make “unlawful the alleged fraudulent practices, but only provide[s] standing in the Attorney-General to seek redress and additional remedies for recognized wrongs which pre-existed the statutes,”</w:t>
       </w:r>
       <w:r>
         <w:t xml:space="preserve"> </w:t>
@@ -1072,12 +4135,12 @@
         <w:t xml:space="preserve"> </w:t>
       </w:r>
       <w:r>
-        <w:t xml:space="preserve">Accordingly, the court held § 63(12) did not create a standalone claim subject to CPLR § 214(2)’s three-year statute of limitations.</w:t>
-      </w:r>
-    </w:p>
-    <w:p>
-      <w:pPr>
-        <w:pStyle w:val="BodyText"/>
+        <w:t xml:space="preserve">Accordingly, the court held § 63(12) did not create a standalone claim subject to CPLR § 214(2)’s three-year statute of limitations.</w:t>
+      </w:r>
+    </w:p>
+    <w:p>
+      <w:pPr>
+        <w:pStyle w:val="BodyTextNote"/>
       </w:pPr>
       <w:r>
         <w:t xml:space="preserve">Under</w:t>
@@ -1093,7 +4156,7 @@
         <w:t xml:space="preserve">Cortelle</w:t>
       </w:r>
       <w:r>
-        <w:t xml:space="preserve">, therefore, and as the Supreme Court correctly held, because the AG’s first cause of action under § 63(12) here is not tethered to any statutory or common law violation (the AG having declined to amend to assert common law fraud) and § 63(12) forecloses a standalone claim, the Decision must be reversed and the § 63(12) claim must be dismissed.</w:t>
+        <w:t xml:space="preserve">, therefore, and as the Supreme Court correctly held, because the AG’s first cause of action under § 63(12) here is not tethered to any statutory or common law violation (the AG having declined to amend to assert common law fraud) and § 63(12) forecloses a standalone claim, the Decision must be reversed and the § 63(12) claim must be dismissed.</w:t>
       </w:r>
       <w:r>
         <w:t xml:space="preserve"> </w:t>
@@ -1106,216 +4169,846 @@
         <w:t xml:space="preserve">Cortelle</w:t>
       </w:r>
       <w:r>
-        <w:t xml:space="preserve">, 38 NY2d at 85-86.</w:t>
+        <w:t xml:space="preserve">, 38 NY2d at 85</w:t>
+      </w:r>
+      <w:r>
+        <w:noBreakHyphen/>
+      </w:r>
+      <w:r>
+        <w:t xml:space="preserve">86.</w:t>
       </w:r>
       <w:r>
         <w:rPr>
           <w:rStyle w:val="FootnoteReference"/>
         </w:rPr>
-        <w:footnoteReference w:id="120"/>
+        <w:footnoteReference w:id="10"/>
       </w:r>
     </w:p>
     <w:p>
       <w:pPr>
         <w:pStyle w:val="Heading1"/>
-      </w:pPr>
-      <w:bookmarkStart w:id="121" w:name="_conclusion"/>
-      <w:r>
-        <w:t xml:space="preserve">Conclusion</w:t>
-      </w:r>
-      <w:bookmarkEnd w:id="121"/>
-    </w:p>
-    <w:p>
-      <w:pPr>
-        <w:pStyle w:val="KeepWithNext"/>
-      </w:pPr>
-      <w:r>
-        <w:t xml:space="preserve">For the foregoing reasons, the Decision should be reversed.</w:t>
-      </w:r>
-    </w:p>
-    <w:p>
-      <w:pPr>
-        <w:pStyle w:val="Single"/>
-      </w:pPr>
-      <w:r>
-        <w:t xml:space="preserve">Dated: New York, New York</w:t>
-      </w:r>
-    </w:p>
-    <w:p>
-      <w:pPr>
-        <w:pStyle w:val="Single"/>
-      </w:pPr>
-      <w:r>
-        <w:t xml:space="preserve">October 21, 2016</w:t>
-      </w:r>
+        <w:keepNext/>
+        <w:keepLines/>
+        <w:spacing w:before="420" w:after="308" w:line="400" w:lineRule="exact"/>
+        <w:ind w:left="0" w:firstLine="0"/>
+        <w:jc w:val="center"/>
+      </w:pPr>
+      <w:r>
+        <w:rPr>
+          <w:b/>
+          <w:bCs/>
+        </w:rPr>
+        <w:t xml:space="preserve">CONCLUSION</w:t>
+      </w:r>
+    </w:p>
+    <w:p>
+      <w:pPr>
+        <w:keepNext/>
+        <w:keepLines/>
+        <w:spacing w:before="0" w:after="0" w:line="628" w:lineRule="exact"/>
+        <w:ind w:left="0" w:firstLine="720"/>
+      </w:pPr>
+      <w:r>
+        <w:t xml:space="preserve">For</w:t>
+      </w:r>
+      <w:r>
+        <w:t xml:space="preserve"> </w:t>
+      </w:r>
+      <w:r>
+        <w:t xml:space="preserve">the</w:t>
+      </w:r>
+      <w:r>
+        <w:t xml:space="preserve"> </w:t>
+      </w:r>
+      <w:r>
+        <w:t xml:space="preserve">foregoing</w:t>
+      </w:r>
+      <w:r>
+        <w:t xml:space="preserve"> </w:t>
+      </w:r>
+      <w:r>
+        <w:t xml:space="preserve">reasons,</w:t>
+      </w:r>
+      <w:r>
+        <w:t xml:space="preserve"> </w:t>
+      </w:r>
+      <w:r>
+        <w:t xml:space="preserve">the</w:t>
+      </w:r>
+      <w:r>
+        <w:t xml:space="preserve"> </w:t>
+      </w:r>
+      <w:r>
+        <w:t xml:space="preserve">Decision</w:t>
+      </w:r>
+      <w:r>
+        <w:t xml:space="preserve"> </w:t>
+      </w:r>
+      <w:r>
+        <w:t xml:space="preserve">should</w:t>
+      </w:r>
+      <w:r>
+        <w:t xml:space="preserve"> </w:t>
+      </w:r>
+      <w:r>
+        <w:t xml:space="preserve">be</w:t>
+      </w:r>
+      <w:r>
+        <w:t xml:space="preserve"> </w:t>
+      </w:r>
+      <w:r>
+        <w:t xml:space="preserve">reversed.</w:t>
+      </w:r>
+    </w:p>
+    <w:p>
+      <w:pPr>
+        <w:keepNext/>
+        <w:keepLines/>
+        <w:spacing w:before="392" w:after="0" w:line="400" w:lineRule="exact"/>
+        <w:ind w:left="0" w:firstLine="0"/>
+      </w:pPr>
+      <w:r>
+        <w:t xml:space="preserve">Dated: </w:t>
+      </w:r>
+      <w:r>
+        <w:t xml:space="preserve">New</w:t>
+      </w:r>
+      <w:r>
+        <w:t xml:space="preserve"> </w:t>
+      </w:r>
+      <w:r>
+        <w:t xml:space="preserve">York,</w:t>
+      </w:r>
+      <w:r>
+        <w:t xml:space="preserve"> </w:t>
+      </w:r>
+      <w:r>
+        <w:t xml:space="preserve">New</w:t>
+      </w:r>
+      <w:r>
+        <w:t xml:space="preserve"> </w:t>
+      </w:r>
+      <w:r>
+        <w:t xml:space="preserve">York</w:t>
+      </w:r>
+    </w:p>
+    <w:p>
+      <w:pPr>
+        <w:keepNext/>
+        <w:keepLines/>
+        <w:spacing w:before="0" w:after="0" w:line="400" w:lineRule="exact"/>
+        <w:ind w:left="0" w:firstLine="0"/>
+      </w:pPr>
+      <w:r>
+        <w:t xml:space="preserve">October</w:t>
+      </w:r>
+      <w:r>
+        <w:t xml:space="preserve"> </w:t>
+      </w:r>
+      <w:r>
+        <w:t xml:space="preserve">21,</w:t>
+      </w:r>
+      <w:r>
+        <w:t xml:space="preserve"> </w:t>
+      </w:r>
+      <w:r>
+        <w:t xml:space="preserve">2016</w:t>
+      </w:r>
+    </w:p>
+    <w:p>
+      <w:pPr>
+        <w:keepNext/>
+        <w:keepLines/>
+        <w:spacing w:before="316" w:after="0" w:line="20" w:lineRule="exact"/>
+      </w:pPr>
     </w:p>
     <w:tbl>
       <w:tblPr>
-        <w:tblStyle w:val="Table"/>
-        <w:tblW w:type="pct" w:w="5000"/>
+        <w:tblW w:w="9360" w:type="dxa"/>
+        <w:tblInd w:w="0" w:type="dxa"/>
         <w:tblLayout w:type="fixed"/>
-        <w:tblLook w:firstRow="0" w:lastRow="0" w:firstColumn="0" w:lastColumn="0" w:noHBand="0" w:noVBand="0" w:val="0000"/>
+        <w:tblCellMar>
+          <w:top w:w="0" w:type="dxa"/>
+          <w:left w:w="0" w:type="dxa"/>
+          <w:bottom w:w="0" w:type="dxa"/>
+          <w:right w:w="0" w:type="dxa"/>
+        </w:tblCellMar>
       </w:tblPr>
       <w:tblGrid>
-        <w:gridCol w:w="3960"/>
-        <w:gridCol w:w="3960"/>
+        <w:gridCol w:w="4968"/>
+        <w:gridCol w:w="4392"/>
       </w:tblGrid>
       <w:tr>
+        <w:trPr>
+          <w:cantSplit/>
+        </w:trPr>
         <w:tc>
-          <w:tcPr/>
+          <w:tcPr>
+            <w:tcW w:w="4968" w:type="dxa"/>
+            <w:tcMar>
+              <w:left w:w="0" w:type="dxa"/>
+              <w:right w:w="576" w:type="dxa"/>
+            </w:tcMar>
+          </w:tcPr>
           <w:p>
             <w:pPr>
-              <w:pStyle w:val="CoverFirm"/>
+              <w:keepLines/>
+              <w:spacing w:before="0" w:after="0" w:line="400" w:lineRule="exact"/>
+              <w:ind w:left="0" w:firstLine="0"/>
             </w:pPr>
             <w:r>
-              <w:t xml:space="preserve">Kasowitz, Benson, Torres &amp; Friedman LLP</w:t>
+              <w:rPr>
+                <w:b/>
+                <w:bCs/>
+              </w:rPr>
+              <w:t xml:space="preserve">KASOWITZ,</w:t>
+            </w:r>
+            <w:r>
+              <w:rPr>
+                <w:b/>
+                <w:bCs/>
+              </w:rPr>
+              <w:t xml:space="preserve"> </w:t>
+            </w:r>
+            <w:r>
+              <w:rPr>
+                <w:b/>
+                <w:bCs/>
+              </w:rPr>
+              <w:t xml:space="preserve">BENSON,</w:t>
+            </w:r>
+            <w:r>
+              <w:rPr>
+                <w:b/>
+                <w:bCs/>
+              </w:rPr>
+              <w:t xml:space="preserve"> </w:t>
+            </w:r>
+            <w:r>
+              <w:rPr>
+                <w:b/>
+                <w:bCs/>
+              </w:rPr>
+              <w:t xml:space="preserve">TORRES</w:t>
+            </w:r>
+            <w:r>
+              <w:rPr>
+                <w:b/>
+                <w:bCs/>
+              </w:rPr>
+              <w:t xml:space="preserve"> </w:t>
+            </w:r>
+            <w:r>
+              <w:rPr>
+                <w:b/>
+                <w:bCs/>
+              </w:rPr>
+              <w:t xml:space="preserve">&amp;</w:t>
+            </w:r>
+            <w:r>
+              <w:rPr>
+                <w:b/>
+                <w:bCs/>
+              </w:rPr>
+              <w:t xml:space="preserve"> </w:t>
+            </w:r>
+            <w:r>
+              <w:rPr>
+                <w:b/>
+                <w:bCs/>
+              </w:rPr>
+              <w:t xml:space="preserve">FRIEDMAN</w:t>
+            </w:r>
+            <w:r>
+              <w:rPr>
+                <w:b/>
+                <w:bCs/>
+              </w:rPr>
+              <w:t xml:space="preserve"> </w:t>
+            </w:r>
+            <w:r>
+              <w:rPr>
+                <w:b/>
+                <w:bCs/>
+              </w:rPr>
+              <w:t xml:space="preserve">LLP</w:t>
             </w:r>
           </w:p>
           <w:p>
             <w:pPr>
-              <w:pStyle w:val="Single"/>
+              <w:keepLines/>
+              <w:spacing w:before="0" w:after="0" w:line="400" w:lineRule="exact"/>
+              <w:ind w:left="0" w:firstLine="0"/>
             </w:pPr>
             <w:r>
-              <w:t xml:space="preserve">By: ____________________________</w:t>
+              <w:t xml:space="preserve">By: ______________________</w:t>
             </w:r>
           </w:p>
           <w:p>
             <w:pPr>
-              <w:pStyle w:val="Single"/>
+              <w:keepLines/>
+              <w:spacing w:before="0" w:after="0" w:line="400" w:lineRule="exact"/>
+              <w:ind w:left="0" w:firstLine="0"/>
             </w:pPr>
             <w:r>
-              <w:t xml:space="preserve">Marc E. Kasowitz</w:t>
+              <w:t xml:space="preserve">Marc</w:t>
+            </w:r>
+            <w:r>
+              <w:t xml:space="preserve"> </w:t>
+            </w:r>
+            <w:r>
+              <w:t xml:space="preserve">E.</w:t>
+            </w:r>
+            <w:r>
+              <w:t xml:space="preserve"> </w:t>
+            </w:r>
+            <w:r>
+              <w:t xml:space="preserve">Kasowitz</w:t>
             </w:r>
           </w:p>
           <w:p>
             <w:pPr>
-              <w:pStyle w:val="Single"/>
+              <w:keepLines/>
+              <w:spacing w:before="0" w:after="0" w:line="400" w:lineRule="exact"/>
+              <w:ind w:left="0" w:firstLine="0"/>
             </w:pPr>
             <w:r>
-              <w:t xml:space="preserve">Christine A. Monte</w:t>
+              <w:t xml:space="preserve">Christine</w:t>
+            </w:r>
+            <w:r>
+              <w:t xml:space="preserve"> </w:t>
+            </w:r>
+            <w:r>
+              <w:t xml:space="preserve">A.</w:t>
+            </w:r>
+            <w:r>
+              <w:t xml:space="preserve"> </w:t>
+            </w:r>
+            <w:r>
+              <w:t xml:space="preserve">Monte</w:t>
             </w:r>
           </w:p>
           <w:p>
             <w:pPr>
-              <w:pStyle w:val="Single"/>
+              <w:keepLines/>
+              <w:spacing w:before="0" w:after="0" w:line="400" w:lineRule="exact"/>
+              <w:ind w:left="0" w:firstLine="0"/>
             </w:pPr>
             <w:r>
               <w:rPr>
                 <w:i/>
                 <w:iCs/>
               </w:rPr>
-              <w:t xml:space="preserve">1633 Broadway</w:t>
+              <w:t xml:space="preserve">1633</w:t>
+            </w:r>
+            <w:r>
+              <w:rPr>
+                <w:i/>
+                <w:iCs/>
+              </w:rPr>
+              <w:t xml:space="preserve"> </w:t>
+            </w:r>
+            <w:r>
+              <w:rPr>
+                <w:i/>
+                <w:iCs/>
+              </w:rPr>
+              <w:t xml:space="preserve">Broadway</w:t>
             </w:r>
           </w:p>
           <w:p>
             <w:pPr>
-              <w:pStyle w:val="Single"/>
+              <w:keepLines/>
+              <w:spacing w:before="0" w:after="0" w:line="400" w:lineRule="exact"/>
+              <w:ind w:left="0" w:firstLine="0"/>
             </w:pPr>
             <w:r>
               <w:rPr>
                 <w:i/>
                 <w:iCs/>
               </w:rPr>
-              <w:t xml:space="preserve">New York, New York 10019</w:t>
+              <w:t xml:space="preserve">New</w:t>
+            </w:r>
+            <w:r>
+              <w:rPr>
+                <w:i/>
+                <w:iCs/>
+              </w:rPr>
+              <w:t xml:space="preserve"> </w:t>
+            </w:r>
+            <w:r>
+              <w:rPr>
+                <w:i/>
+                <w:iCs/>
+              </w:rPr>
+              <w:t xml:space="preserve">York,</w:t>
+            </w:r>
+            <w:r>
+              <w:rPr>
+                <w:i/>
+                <w:iCs/>
+              </w:rPr>
+              <w:t xml:space="preserve"> </w:t>
+            </w:r>
+            <w:r>
+              <w:rPr>
+                <w:i/>
+                <w:iCs/>
+              </w:rPr>
+              <w:t xml:space="preserve">New</w:t>
+            </w:r>
+            <w:r>
+              <w:rPr>
+                <w:i/>
+                <w:iCs/>
+              </w:rPr>
+              <w:t xml:space="preserve"> </w:t>
+            </w:r>
+            <w:r>
+              <w:rPr>
+                <w:i/>
+                <w:iCs/>
+              </w:rPr>
+              <w:t xml:space="preserve">York</w:t>
+            </w:r>
+            <w:r>
+              <w:rPr>
+                <w:i/>
+                <w:iCs/>
+              </w:rPr>
+              <w:t xml:space="preserve"> </w:t>
+            </w:r>
+            <w:r>
+              <w:rPr>
+                <w:i/>
+                <w:iCs/>
+              </w:rPr>
+              <w:t xml:space="preserve">10019</w:t>
             </w:r>
           </w:p>
           <w:p>
             <w:pPr>
-              <w:pStyle w:val="Single"/>
+              <w:keepLines/>
+              <w:spacing w:before="0" w:after="0" w:line="400" w:lineRule="exact"/>
+              <w:ind w:left="0" w:firstLine="0"/>
             </w:pPr>
             <w:r>
               <w:rPr>
                 <w:i/>
                 <w:iCs/>
               </w:rPr>
-              <w:t xml:space="preserve">(212) 506-1700 (telephone)</w:t>
+              <w:t xml:space="preserve">(212)</w:t>
+            </w:r>
+            <w:r>
+              <w:rPr>
+                <w:i/>
+                <w:iCs/>
+              </w:rPr>
+              <w:t xml:space="preserve"> </w:t>
+            </w:r>
+            <w:r>
+              <w:rPr>
+                <w:i/>
+                <w:iCs/>
+              </w:rPr>
+              <w:t xml:space="preserve">506</w:t>
+              <w:noBreakHyphen/>
+              <w:t xml:space="preserve">1700</w:t>
+            </w:r>
+            <w:r>
+              <w:rPr>
+                <w:i/>
+                <w:iCs/>
+              </w:rPr>
+              <w:t xml:space="preserve"> </w:t>
+            </w:r>
+            <w:r>
+              <w:rPr>
+                <w:i/>
+                <w:iCs/>
+              </w:rPr>
+              <w:t xml:space="preserve">(telephone)</w:t>
             </w:r>
           </w:p>
           <w:p>
             <w:pPr>
-              <w:pStyle w:val="Single"/>
+              <w:keepLines/>
+              <w:spacing w:before="0" w:after="0" w:line="400" w:lineRule="exact"/>
+              <w:ind w:left="0" w:firstLine="0"/>
             </w:pPr>
             <w:r>
               <w:rPr>
                 <w:i/>
                 <w:iCs/>
               </w:rPr>
-              <w:t xml:space="preserve">(212) 506-1800 (facsimile)</w:t>
+              <w:t xml:space="preserve">(212)</w:t>
+            </w:r>
+            <w:r>
+              <w:rPr>
+                <w:i/>
+                <w:iCs/>
+              </w:rPr>
+              <w:t xml:space="preserve"> </w:t>
+            </w:r>
+            <w:r>
+              <w:rPr>
+                <w:i/>
+                <w:iCs/>
+              </w:rPr>
+              <w:t xml:space="preserve">506</w:t>
+              <w:noBreakHyphen/>
+              <w:t xml:space="preserve">1800</w:t>
+            </w:r>
+            <w:r>
+              <w:rPr>
+                <w:i/>
+                <w:iCs/>
+              </w:rPr>
+              <w:t xml:space="preserve"> </w:t>
+            </w:r>
+            <w:r>
+              <w:rPr>
+                <w:i/>
+                <w:iCs/>
+              </w:rPr>
+              <w:t xml:space="preserve">(facsimile)</w:t>
             </w:r>
           </w:p>
         </w:tc>
         <w:tc>
-          <w:tcPr/>
+          <w:tcPr>
+            <w:tcW w:w="4392" w:type="dxa"/>
+            <w:tcMar>
+              <w:left w:w="0" w:type="dxa"/>
+              <w:right w:w="0" w:type="dxa"/>
+            </w:tcMar>
+          </w:tcPr>
           <w:p>
             <w:pPr>
-              <w:pStyle w:val="CoverFirm"/>
+              <w:keepLines/>
+              <w:spacing w:before="0" w:after="0" w:line="400" w:lineRule="exact"/>
+              <w:ind w:left="0" w:firstLine="0"/>
             </w:pPr>
             <w:r>
-              <w:t xml:space="preserve">Belkin Burden Wenig &amp; Goldman, LLP</w:t>
+              <w:rPr>
+                <w:b/>
+                <w:bCs/>
+              </w:rPr>
+              <w:t xml:space="preserve">BELKIN</w:t>
+            </w:r>
+            <w:r>
+              <w:rPr>
+                <w:b/>
+                <w:bCs/>
+              </w:rPr>
+              <w:t xml:space="preserve"> </w:t>
+            </w:r>
+            <w:r>
+              <w:rPr>
+                <w:b/>
+                <w:bCs/>
+              </w:rPr>
+              <w:t xml:space="preserve">BURDEN</w:t>
+            </w:r>
+            <w:r>
+              <w:rPr>
+                <w:b/>
+                <w:bCs/>
+              </w:rPr>
+              <w:t xml:space="preserve"> </w:t>
+            </w:r>
+            <w:r>
+              <w:rPr>
+                <w:b/>
+                <w:bCs/>
+              </w:rPr>
+              <w:t xml:space="preserve">WENIG</w:t>
+            </w:r>
+            <w:r>
+              <w:rPr>
+                <w:b/>
+                <w:bCs/>
+              </w:rPr>
+              <w:t xml:space="preserve"> </w:t>
+            </w:r>
+            <w:r>
+              <w:rPr>
+                <w:b/>
+                <w:bCs/>
+              </w:rPr>
+              <w:t xml:space="preserve">&amp;</w:t>
+            </w:r>
+            <w:r>
+              <w:rPr>
+                <w:b/>
+                <w:bCs/>
+              </w:rPr>
+              <w:t xml:space="preserve"> </w:t>
+            </w:r>
+            <w:r>
+              <w:rPr>
+                <w:b/>
+                <w:bCs/>
+              </w:rPr>
+              <w:t xml:space="preserve">GOLDMAN,</w:t>
+            </w:r>
+            <w:r>
+              <w:rPr>
+                <w:b/>
+                <w:bCs/>
+              </w:rPr>
+              <w:t xml:space="preserve"> </w:t>
+            </w:r>
+            <w:r>
+              <w:rPr>
+                <w:b/>
+                <w:bCs/>
+              </w:rPr>
+              <w:t xml:space="preserve">LLP</w:t>
             </w:r>
           </w:p>
           <w:p>
             <w:pPr>
-              <w:pStyle w:val="Single"/>
+              <w:keepLines/>
+              <w:spacing w:before="0" w:after="0" w:line="400" w:lineRule="exact"/>
+              <w:ind w:left="0" w:firstLine="0"/>
             </w:pPr>
             <w:r>
-              <w:t xml:space="preserve">Jeffrey L. Goldman</w:t>
+              <w:t xml:space="preserve">Jeffrey</w:t>
+            </w:r>
+            <w:r>
+              <w:t xml:space="preserve"> </w:t>
+            </w:r>
+            <w:r>
+              <w:t xml:space="preserve">L.</w:t>
+            </w:r>
+            <w:r>
+              <w:t xml:space="preserve"> </w:t>
+            </w:r>
+            <w:r>
+              <w:t xml:space="preserve">Goldman</w:t>
             </w:r>
           </w:p>
           <w:p>
             <w:pPr>
-              <w:pStyle w:val="Single"/>
+              <w:keepLines/>
+              <w:spacing w:before="0" w:after="0" w:line="400" w:lineRule="exact"/>
+              <w:ind w:left="0" w:firstLine="0"/>
             </w:pPr>
             <w:r>
-              <w:t xml:space="preserve">Magda L. Cruz</w:t>
+              <w:t xml:space="preserve">Magda</w:t>
+            </w:r>
+            <w:r>
+              <w:t xml:space="preserve"> </w:t>
+            </w:r>
+            <w:r>
+              <w:t xml:space="preserve">L.</w:t>
+            </w:r>
+            <w:r>
+              <w:t xml:space="preserve"> </w:t>
+            </w:r>
+            <w:r>
+              <w:t xml:space="preserve">Cruz</w:t>
             </w:r>
           </w:p>
           <w:p>
             <w:pPr>
-              <w:pStyle w:val="Single"/>
+              <w:keepLines/>
+              <w:spacing w:before="0" w:after="0" w:line="400" w:lineRule="exact"/>
+              <w:ind w:left="0" w:firstLine="0"/>
             </w:pPr>
             <w:r>
               <w:rPr>
                 <w:i/>
                 <w:iCs/>
               </w:rPr>
-              <w:t xml:space="preserve">270 Madison Avenue</w:t>
+              <w:t xml:space="preserve">270</w:t>
+            </w:r>
+            <w:r>
+              <w:rPr>
+                <w:i/>
+                <w:iCs/>
+              </w:rPr>
+              <w:t xml:space="preserve"> </w:t>
+            </w:r>
+            <w:r>
+              <w:rPr>
+                <w:i/>
+                <w:iCs/>
+              </w:rPr>
+              <w:t xml:space="preserve">Madison</w:t>
+            </w:r>
+            <w:r>
+              <w:rPr>
+                <w:i/>
+                <w:iCs/>
+              </w:rPr>
+              <w:t xml:space="preserve"> </w:t>
+            </w:r>
+            <w:r>
+              <w:rPr>
+                <w:i/>
+                <w:iCs/>
+              </w:rPr>
+              <w:t xml:space="preserve">Avenue</w:t>
             </w:r>
           </w:p>
           <w:p>
             <w:pPr>
-              <w:pStyle w:val="Single"/>
+              <w:keepLines/>
+              <w:spacing w:before="0" w:after="0" w:line="400" w:lineRule="exact"/>
+              <w:ind w:left="0" w:firstLine="0"/>
             </w:pPr>
             <w:r>
               <w:rPr>
                 <w:i/>
                 <w:iCs/>
               </w:rPr>
-              <w:t xml:space="preserve">New York, New York 10016</w:t>
+              <w:t xml:space="preserve">New</w:t>
+            </w:r>
+            <w:r>
+              <w:rPr>
+                <w:i/>
+                <w:iCs/>
+              </w:rPr>
+              <w:t xml:space="preserve"> </w:t>
+            </w:r>
+            <w:r>
+              <w:rPr>
+                <w:i/>
+                <w:iCs/>
+              </w:rPr>
+              <w:t xml:space="preserve">York,</w:t>
+            </w:r>
+            <w:r>
+              <w:rPr>
+                <w:i/>
+                <w:iCs/>
+              </w:rPr>
+              <w:t xml:space="preserve"> </w:t>
+            </w:r>
+            <w:r>
+              <w:rPr>
+                <w:i/>
+                <w:iCs/>
+              </w:rPr>
+              <w:t xml:space="preserve">New</w:t>
+            </w:r>
+            <w:r>
+              <w:rPr>
+                <w:i/>
+                <w:iCs/>
+              </w:rPr>
+              <w:t xml:space="preserve"> </w:t>
+            </w:r>
+            <w:r>
+              <w:rPr>
+                <w:i/>
+                <w:iCs/>
+              </w:rPr>
+              <w:t xml:space="preserve">York</w:t>
+            </w:r>
+            <w:r>
+              <w:rPr>
+                <w:i/>
+                <w:iCs/>
+              </w:rPr>
+              <w:t xml:space="preserve"> </w:t>
+            </w:r>
+            <w:r>
+              <w:rPr>
+                <w:i/>
+                <w:iCs/>
+              </w:rPr>
+              <w:t xml:space="preserve">10016</w:t>
             </w:r>
           </w:p>
           <w:p>
             <w:pPr>
-              <w:pStyle w:val="Single"/>
+              <w:keepLines/>
+              <w:spacing w:before="0" w:after="0" w:line="400" w:lineRule="exact"/>
+              <w:ind w:left="0" w:firstLine="0"/>
             </w:pPr>
             <w:r>
               <w:rPr>
                 <w:i/>
                 <w:iCs/>
               </w:rPr>
-              <w:t xml:space="preserve">(212) 867-4466 (telephone)</w:t>
+              <w:t xml:space="preserve">(212)</w:t>
+            </w:r>
+            <w:r>
+              <w:rPr>
+                <w:i/>
+                <w:iCs/>
+              </w:rPr>
+              <w:t xml:space="preserve"> </w:t>
+            </w:r>
+            <w:r>
+              <w:rPr>
+                <w:i/>
+                <w:iCs/>
+              </w:rPr>
+              <w:t xml:space="preserve">867</w:t>
+              <w:noBreakHyphen/>
+              <w:t xml:space="preserve">4466</w:t>
+            </w:r>
+            <w:r>
+              <w:rPr>
+                <w:i/>
+                <w:iCs/>
+              </w:rPr>
+              <w:t xml:space="preserve"> </w:t>
+            </w:r>
+            <w:r>
+              <w:rPr>
+                <w:i/>
+                <w:iCs/>
+              </w:rPr>
+              <w:t xml:space="preserve">(telephone)</w:t>
             </w:r>
           </w:p>
           <w:p>
             <w:pPr>
-              <w:pStyle w:val="Single"/>
+              <w:keepLines/>
+              <w:spacing w:before="0" w:after="0" w:line="400" w:lineRule="exact"/>
+              <w:ind w:left="0" w:firstLine="0"/>
             </w:pPr>
             <w:r>
               <w:rPr>
                 <w:i/>
                 <w:iCs/>
               </w:rPr>
-              <w:t xml:space="preserve">(212) 297-1859 (facsimile)</w:t>
+              <w:t xml:space="preserve">(212)</w:t>
+            </w:r>
+            <w:r>
+              <w:rPr>
+                <w:i/>
+                <w:iCs/>
+              </w:rPr>
+              <w:t xml:space="preserve"> </w:t>
+            </w:r>
+            <w:r>
+              <w:rPr>
+                <w:i/>
+                <w:iCs/>
+              </w:rPr>
+              <w:t xml:space="preserve">297</w:t>
+              <w:noBreakHyphen/>
+              <w:t xml:space="preserve">1859</w:t>
+            </w:r>
+            <w:r>
+              <w:rPr>
+                <w:i/>
+                <w:iCs/>
+              </w:rPr>
+              <w:t xml:space="preserve"> </w:t>
+            </w:r>
+            <w:r>
+              <w:rPr>
+                <w:i/>
+                <w:iCs/>
+              </w:rPr>
+              <w:t xml:space="preserve">(facsimile)</w:t>
             </w:r>
           </w:p>
         </w:tc>
@@ -1323,35 +5016,92 @@
     </w:tbl>
     <w:p>
       <w:pPr>
-        <w:pStyle w:val="Single"/>
+        <w:keepLines/>
+        <w:spacing w:before="168" w:after="0" w:line="400" w:lineRule="exact"/>
+        <w:ind w:left="0" w:firstLine="0"/>
       </w:pPr>
       <w:r>
         <w:rPr>
           <w:i/>
           <w:iCs/>
         </w:rPr>
-        <w:t xml:space="preserve">Attorneys for Respondents-Appellants</w:t>
-      </w:r>
-    </w:p>
-    <w:p>
-      <w:pPr>
-        <w:pStyle w:val="FrontHeadingBreak"/>
-      </w:pPr>
-      <w:r>
-        <w:t xml:space="preserve">Certificate of Compliance</w:t>
-      </w:r>
-    </w:p>
-    <w:p>
-      <w:pPr>
-        <w:pStyle w:val="BodyText"/>
-      </w:pPr>
-      <w:r>
-        <w:t xml:space="preserve">I hereby certify pursuant to 22 NYCRR 500.1(j) that the foregoing brief was prepared on a computer using Microsoft Word.</w:t>
-      </w:r>
-    </w:p>
-    <w:p>
-      <w:pPr>
-        <w:pStyle w:val="FirstParagraph"/>
+        <w:t xml:space="preserve">Attorneys</w:t>
+      </w:r>
+      <w:r>
+        <w:rPr>
+          <w:i/>
+          <w:iCs/>
+        </w:rPr>
+        <w:t xml:space="preserve"> </w:t>
+      </w:r>
+      <w:r>
+        <w:rPr>
+          <w:i/>
+          <w:iCs/>
+        </w:rPr>
+        <w:t xml:space="preserve">for</w:t>
+      </w:r>
+      <w:r>
+        <w:rPr>
+          <w:i/>
+          <w:iCs/>
+        </w:rPr>
+        <w:t xml:space="preserve"> </w:t>
+      </w:r>
+      <w:r>
+        <w:rPr>
+          <w:i/>
+          <w:iCs/>
+        </w:rPr>
+        <w:t xml:space="preserve">Respondents-Appellants</w:t>
+      </w:r>
+    </w:p>
+    <w:p>
+      <w:pPr>
+        <w:keepNext/>
+        <w:keepLines/>
+        <w:pageBreakBefore/>
+        <w:spacing w:before="0" w:after="308" w:line="400" w:lineRule="exact"/>
+        <w:ind w:left="0" w:firstLine="0"/>
+        <w:jc w:val="center"/>
+      </w:pPr>
+      <w:r>
+        <w:rPr>
+          <w:b/>
+          <w:bCs/>
+        </w:rPr>
+        <w:t xml:space="preserve">CERTIFICATE OF COMPLIANCE</w:t>
+      </w:r>
+    </w:p>
+    <w:p>
+      <w:pPr>
+        <w:keepNext/>
+        <w:keepLines/>
+        <w:spacing w:before="0" w:after="0" w:line="628" w:lineRule="exact"/>
+        <w:ind w:left="0" w:firstLine="720"/>
+      </w:pPr>
+      <w:r>
+        <w:t xml:space="preserve">I hereby certify pursuant to 22 NYCRR 500.1(j) that the foregoing brief was prepared on a computer using </w:t>
+      </w:r>
+      <w:r>
+        <w:t xml:space="preserve">Microsoft</w:t>
+      </w:r>
+      <w:r>
+        <w:t xml:space="preserve"> </w:t>
+      </w:r>
+      <w:r>
+        <w:t xml:space="preserve">Word</w:t>
+      </w:r>
+      <w:r>
+        <w:t xml:space="preserve">.</w:t>
+      </w:r>
+    </w:p>
+    <w:p>
+      <w:pPr>
+        <w:keepNext/>
+        <w:keepLines/>
+        <w:spacing w:before="0" w:after="0" w:line="628" w:lineRule="exact"/>
+        <w:ind w:left="0" w:firstLine="720"/>
       </w:pPr>
       <w:r>
         <w:t xml:space="preserve">A proportionally spaced typeface was used, as follows:</w:t>
@@ -1359,15 +5109,21 @@
     </w:p>
     <w:p>
       <w:pPr>
-        <w:pStyle w:val="Indented"/>
-      </w:pPr>
-      <w:r>
-        <w:t xml:space="preserve">Name of typeface: EB Garamond</w:t>
-      </w:r>
-    </w:p>
-    <w:p>
-      <w:pPr>
-        <w:pStyle w:val="Indented"/>
+        <w:keepNext/>
+        <w:keepLines/>
+        <w:spacing w:before="224" w:after="0" w:line="400" w:lineRule="exact"/>
+        <w:ind w:left="720" w:firstLine="0"/>
+      </w:pPr>
+      <w:r>
+        <w:t xml:space="preserve">Name of typeface: Times New Roman</w:t>
+      </w:r>
+    </w:p>
+    <w:p>
+      <w:pPr>
+        <w:keepNext/>
+        <w:keepLines/>
+        <w:spacing w:before="0" w:after="0" w:line="400" w:lineRule="exact"/>
+        <w:ind w:left="720" w:firstLine="0"/>
       </w:pPr>
       <w:r>
         <w:t xml:space="preserve">Point size: 14</w:t>
@@ -1375,7 +5131,10 @@
     </w:p>
     <w:p>
       <w:pPr>
-        <w:pStyle w:val="Indented"/>
+        <w:keepNext/>
+        <w:keepLines/>
+        <w:spacing w:before="0" w:after="0" w:line="400" w:lineRule="exact"/>
+        <w:ind w:left="720" w:firstLine="0"/>
       </w:pPr>
       <w:r>
         <w:t xml:space="preserve">Line spacing: Double</w:t>
@@ -1383,7 +5142,10 @@
     </w:p>
     <w:p>
       <w:pPr>
-        <w:pStyle w:val="BodyText"/>
+        <w:keepNext/>
+        <w:keepLines/>
+        <w:spacing w:before="224" w:after="0" w:line="628" w:lineRule="exact"/>
+        <w:ind w:left="0" w:firstLine="720"/>
       </w:pPr>
       <w:r>
         <w:rPr>
@@ -1393,99 +5155,372 @@
         <w:t xml:space="preserve">Word Count.</w:t>
       </w:r>
       <w:r>
-        <w:t xml:space="preserve"> </w:t>
-      </w:r>
-      <w:r>
-        <w:t xml:space="preserve">The total number of words in this brief, inclusive of point headings and footnotes and exclusive of pages containing the table of contents, table of citations, proof of service, certificate of compliance, corporate disclosure statement, questions presented, statement of related litigation, or any authorized addendum containing statutes, rules, regulations, etc., is 1,471.</w:t>
-      </w:r>
-    </w:p>
-    <w:p>
-      <w:pPr>
-        <w:pStyle w:val="Single"/>
-      </w:pPr>
-      <w:r>
-        <w:t xml:space="preserve">Dated: New York, New York</w:t>
-      </w:r>
-    </w:p>
-    <w:p>
-      <w:pPr>
-        <w:pStyle w:val="Single"/>
-      </w:pPr>
-      <w:r>
-        <w:t xml:space="preserve">October 21, 2016</w:t>
-      </w:r>
+        <w:t xml:space="preserve"> The total number of words in this brief, inclusive of point headings and footnotes and exclusive of pages containing the table of contents, table of citations, proof of service, certificate of compliance, corporate disclosure statement, questions presented, statement of related litigation, or any authorized addendum containing statutes, rules, regulations, etc., is 1,471.</w:t>
+      </w:r>
+    </w:p>
+    <w:p>
+      <w:pPr>
+        <w:keepNext/>
+        <w:keepLines/>
+        <w:spacing w:before="392" w:after="0" w:line="400" w:lineRule="exact"/>
+        <w:ind w:left="0" w:firstLine="0"/>
+      </w:pPr>
+      <w:r>
+        <w:t xml:space="preserve">Dated: </w:t>
+      </w:r>
+      <w:r>
+        <w:t xml:space="preserve">New</w:t>
+      </w:r>
+      <w:r>
+        <w:t xml:space="preserve"> </w:t>
+      </w:r>
+      <w:r>
+        <w:t xml:space="preserve">York,</w:t>
+      </w:r>
+      <w:r>
+        <w:t xml:space="preserve"> </w:t>
+      </w:r>
+      <w:r>
+        <w:t xml:space="preserve">New</w:t>
+      </w:r>
+      <w:r>
+        <w:t xml:space="preserve"> </w:t>
+      </w:r>
+      <w:r>
+        <w:t xml:space="preserve">York</w:t>
+      </w:r>
+    </w:p>
+    <w:p>
+      <w:pPr>
+        <w:keepNext/>
+        <w:keepLines/>
+        <w:spacing w:before="0" w:after="0" w:line="400" w:lineRule="exact"/>
+        <w:ind w:left="0" w:firstLine="0"/>
+      </w:pPr>
+      <w:r>
+        <w:t xml:space="preserve">October</w:t>
+      </w:r>
+      <w:r>
+        <w:t xml:space="preserve"> </w:t>
+      </w:r>
+      <w:r>
+        <w:t xml:space="preserve">21,</w:t>
+      </w:r>
+      <w:r>
+        <w:t xml:space="preserve"> </w:t>
+      </w:r>
+      <w:r>
+        <w:t xml:space="preserve">2016</w:t>
+      </w:r>
+    </w:p>
+    <w:p>
+      <w:pPr>
+        <w:keepNext/>
+        <w:keepLines/>
+        <w:spacing w:before="316" w:after="0" w:line="20" w:lineRule="exact"/>
+      </w:pPr>
     </w:p>
     <w:tbl>
       <w:tblPr>
-        <w:tblStyle w:val="Table"/>
-        <w:tblW w:type="pct" w:w="5000"/>
+        <w:tblW w:w="9360" w:type="dxa"/>
+        <w:tblInd w:w="0" w:type="dxa"/>
         <w:tblLayout w:type="fixed"/>
-        <w:tblLook w:firstRow="0" w:lastRow="0" w:firstColumn="0" w:lastColumn="0" w:noHBand="0" w:noVBand="0" w:val="0000"/>
+        <w:tblCellMar>
+          <w:top w:w="0" w:type="dxa"/>
+          <w:left w:w="0" w:type="dxa"/>
+          <w:bottom w:w="0" w:type="dxa"/>
+          <w:right w:w="0" w:type="dxa"/>
+        </w:tblCellMar>
       </w:tblPr>
       <w:tblGrid>
-        <w:gridCol w:w="3960"/>
-        <w:gridCol w:w="3960"/>
+        <w:gridCol w:w="4968"/>
+        <w:gridCol w:w="4392"/>
       </w:tblGrid>
       <w:tr>
+        <w:trPr>
+          <w:cantSplit/>
+        </w:trPr>
         <w:tc>
-          <w:tcPr/>
+          <w:tcPr>
+            <w:tcW w:w="4968" w:type="dxa"/>
+            <w:tcMar>
+              <w:left w:w="0" w:type="dxa"/>
+              <w:right w:w="576" w:type="dxa"/>
+            </w:tcMar>
+          </w:tcPr>
           <w:p>
             <w:pPr>
-              <w:pStyle w:val="CoverFirm"/>
+              <w:keepLines/>
+              <w:spacing w:before="0" w:after="0" w:line="400" w:lineRule="exact"/>
+              <w:ind w:left="0" w:firstLine="0"/>
             </w:pPr>
             <w:r>
-              <w:t xml:space="preserve">Kasowitz, Benson, Torres &amp; Friedman LLP</w:t>
+              <w:rPr>
+                <w:b/>
+                <w:bCs/>
+              </w:rPr>
+              <w:t xml:space="preserve">KASOWITZ,</w:t>
+            </w:r>
+            <w:r>
+              <w:rPr>
+                <w:b/>
+                <w:bCs/>
+              </w:rPr>
+              <w:t xml:space="preserve"> </w:t>
+            </w:r>
+            <w:r>
+              <w:rPr>
+                <w:b/>
+                <w:bCs/>
+              </w:rPr>
+              <w:t xml:space="preserve">BENSON,</w:t>
+            </w:r>
+            <w:r>
+              <w:rPr>
+                <w:b/>
+                <w:bCs/>
+              </w:rPr>
+              <w:t xml:space="preserve"> </w:t>
+            </w:r>
+            <w:r>
+              <w:rPr>
+                <w:b/>
+                <w:bCs/>
+              </w:rPr>
+              <w:t xml:space="preserve">TORRES</w:t>
+            </w:r>
+            <w:r>
+              <w:rPr>
+                <w:b/>
+                <w:bCs/>
+              </w:rPr>
+              <w:t xml:space="preserve"> </w:t>
+            </w:r>
+            <w:r>
+              <w:rPr>
+                <w:b/>
+                <w:bCs/>
+              </w:rPr>
+              <w:t xml:space="preserve">&amp;</w:t>
+            </w:r>
+            <w:r>
+              <w:rPr>
+                <w:b/>
+                <w:bCs/>
+              </w:rPr>
+              <w:t xml:space="preserve"> </w:t>
+            </w:r>
+            <w:r>
+              <w:rPr>
+                <w:b/>
+                <w:bCs/>
+              </w:rPr>
+              <w:t xml:space="preserve">FRIEDMAN</w:t>
+            </w:r>
+            <w:r>
+              <w:rPr>
+                <w:b/>
+                <w:bCs/>
+              </w:rPr>
+              <w:t xml:space="preserve"> </w:t>
+            </w:r>
+            <w:r>
+              <w:rPr>
+                <w:b/>
+                <w:bCs/>
+              </w:rPr>
+              <w:t xml:space="preserve">LLP</w:t>
             </w:r>
           </w:p>
           <w:p>
             <w:pPr>
-              <w:pStyle w:val="Single"/>
+              <w:keepLines/>
+              <w:spacing w:before="0" w:after="0" w:line="400" w:lineRule="exact"/>
+              <w:ind w:left="0" w:firstLine="0"/>
             </w:pPr>
             <w:r>
-              <w:t xml:space="preserve">By: ____________________________</w:t>
+              <w:t xml:space="preserve">By: ______________________</w:t>
             </w:r>
           </w:p>
           <w:p>
             <w:pPr>
-              <w:pStyle w:val="Single"/>
+              <w:keepLines/>
+              <w:spacing w:before="0" w:after="0" w:line="400" w:lineRule="exact"/>
+              <w:ind w:left="0" w:firstLine="0"/>
             </w:pPr>
             <w:r>
-              <w:t xml:space="preserve">Marc E. Kasowitz</w:t>
+              <w:t xml:space="preserve">Marc</w:t>
+            </w:r>
+            <w:r>
+              <w:t xml:space="preserve"> </w:t>
+            </w:r>
+            <w:r>
+              <w:t xml:space="preserve">E.</w:t>
+            </w:r>
+            <w:r>
+              <w:t xml:space="preserve"> </w:t>
+            </w:r>
+            <w:r>
+              <w:t xml:space="preserve">Kasowitz</w:t>
             </w:r>
           </w:p>
           <w:p>
             <w:pPr>
-              <w:pStyle w:val="Single"/>
+              <w:keepLines/>
+              <w:spacing w:before="0" w:after="0" w:line="400" w:lineRule="exact"/>
+              <w:ind w:left="0" w:firstLine="0"/>
             </w:pPr>
             <w:r>
-              <w:t xml:space="preserve">Christine A. Monte</w:t>
+              <w:t xml:space="preserve">Christine</w:t>
+            </w:r>
+            <w:r>
+              <w:t xml:space="preserve"> </w:t>
+            </w:r>
+            <w:r>
+              <w:t xml:space="preserve">A.</w:t>
+            </w:r>
+            <w:r>
+              <w:t xml:space="preserve"> </w:t>
+            </w:r>
+            <w:r>
+              <w:t xml:space="preserve">Monte</w:t>
             </w:r>
           </w:p>
         </w:tc>
         <w:tc>
-          <w:tcPr/>
+          <w:tcPr>
+            <w:tcW w:w="4392" w:type="dxa"/>
+            <w:tcMar>
+              <w:left w:w="0" w:type="dxa"/>
+              <w:right w:w="0" w:type="dxa"/>
+            </w:tcMar>
+          </w:tcPr>
           <w:p>
             <w:pPr>
-              <w:pStyle w:val="CoverFirm"/>
+              <w:keepLines/>
+              <w:spacing w:before="0" w:after="0" w:line="400" w:lineRule="exact"/>
+              <w:ind w:left="0" w:firstLine="0"/>
             </w:pPr>
             <w:r>
-              <w:t xml:space="preserve">Belkin Burden Wenig &amp; Goldman, LLP</w:t>
+              <w:rPr>
+                <w:b/>
+                <w:bCs/>
+              </w:rPr>
+              <w:t xml:space="preserve">BELKIN</w:t>
+            </w:r>
+            <w:r>
+              <w:rPr>
+                <w:b/>
+                <w:bCs/>
+              </w:rPr>
+              <w:t xml:space="preserve"> </w:t>
+            </w:r>
+            <w:r>
+              <w:rPr>
+                <w:b/>
+                <w:bCs/>
+              </w:rPr>
+              <w:t xml:space="preserve">BURDEN</w:t>
+            </w:r>
+            <w:r>
+              <w:rPr>
+                <w:b/>
+                <w:bCs/>
+              </w:rPr>
+              <w:t xml:space="preserve"> </w:t>
+            </w:r>
+            <w:r>
+              <w:rPr>
+                <w:b/>
+                <w:bCs/>
+              </w:rPr>
+              <w:t xml:space="preserve">WENIG</w:t>
+            </w:r>
+            <w:r>
+              <w:rPr>
+                <w:b/>
+                <w:bCs/>
+              </w:rPr>
+              <w:t xml:space="preserve"> </w:t>
+            </w:r>
+            <w:r>
+              <w:rPr>
+                <w:b/>
+                <w:bCs/>
+              </w:rPr>
+              <w:t xml:space="preserve">&amp;</w:t>
+            </w:r>
+            <w:r>
+              <w:rPr>
+                <w:b/>
+                <w:bCs/>
+              </w:rPr>
+              <w:t xml:space="preserve"> </w:t>
+            </w:r>
+            <w:r>
+              <w:rPr>
+                <w:b/>
+                <w:bCs/>
+              </w:rPr>
+              <w:t xml:space="preserve">GOLDMAN,</w:t>
+            </w:r>
+            <w:r>
+              <w:rPr>
+                <w:b/>
+                <w:bCs/>
+              </w:rPr>
+              <w:t xml:space="preserve"> </w:t>
+            </w:r>
+            <w:r>
+              <w:rPr>
+                <w:b/>
+                <w:bCs/>
+              </w:rPr>
+              <w:t xml:space="preserve">LLP</w:t>
             </w:r>
           </w:p>
           <w:p>
             <w:pPr>
-              <w:pStyle w:val="Single"/>
+              <w:keepLines/>
+              <w:spacing w:before="0" w:after="0" w:line="400" w:lineRule="exact"/>
+              <w:ind w:left="0" w:firstLine="0"/>
             </w:pPr>
             <w:r>
-              <w:t xml:space="preserve">Jeffrey L. Goldman</w:t>
+              <w:t xml:space="preserve">Jeffrey</w:t>
+            </w:r>
+            <w:r>
+              <w:t xml:space="preserve"> </w:t>
+            </w:r>
+            <w:r>
+              <w:t xml:space="preserve">L.</w:t>
+            </w:r>
+            <w:r>
+              <w:t xml:space="preserve"> </w:t>
+            </w:r>
+            <w:r>
+              <w:t xml:space="preserve">Goldman</w:t>
             </w:r>
           </w:p>
           <w:p>
             <w:pPr>
-              <w:pStyle w:val="Single"/>
+              <w:keepLines/>
+              <w:spacing w:before="0" w:after="0" w:line="400" w:lineRule="exact"/>
+              <w:ind w:left="0" w:firstLine="0"/>
             </w:pPr>
             <w:r>
-              <w:t xml:space="preserve">Magda L. Cruz</w:t>
+              <w:t xml:space="preserve">Magda</w:t>
+            </w:r>
+            <w:r>
+              <w:t xml:space="preserve"> </w:t>
+            </w:r>
+            <w:r>
+              <w:t xml:space="preserve">L.</w:t>
+            </w:r>
+            <w:r>
+              <w:t xml:space="preserve"> </w:t>
+            </w:r>
+            <w:r>
+              <w:t xml:space="preserve">Cruz</w:t>
             </w:r>
           </w:p>
         </w:tc>
@@ -1493,75 +5528,155 @@
     </w:tbl>
     <w:p>
       <w:pPr>
-        <w:pStyle w:val="Single"/>
+        <w:keepLines/>
+        <w:spacing w:before="168" w:after="0" w:line="400" w:lineRule="exact"/>
+        <w:ind w:left="0" w:firstLine="0"/>
       </w:pPr>
       <w:r>
         <w:rPr>
           <w:i/>
           <w:iCs/>
         </w:rPr>
-        <w:t xml:space="preserve">Attorneys for Respondents-Appellants</w:t>
-      </w:r>
-    </w:p>
-    <w:p>
-      <w:pPr>
-        <w:pStyle w:val="FrontHeadingBreak"/>
-      </w:pPr>
-      <w:r>
-        <w:t xml:space="preserve">Affidavit of Service</w:t>
-      </w:r>
-    </w:p>
-    <w:p>
-      <w:pPr>
-        <w:pStyle w:val="Single"/>
-      </w:pPr>
-      <w:r>
-        <w:t xml:space="preserve">STATE OF NEW YORK )</w:t>
-      </w:r>
-    </w:p>
-    <w:p>
-      <w:pPr>
-        <w:pStyle w:val="Single"/>
-      </w:pPr>
+        <w:t xml:space="preserve">Attorneys</w:t>
+      </w:r>
+      <w:r>
+        <w:rPr>
+          <w:i/>
+          <w:iCs/>
+        </w:rPr>
+        <w:t xml:space="preserve"> </w:t>
+      </w:r>
+      <w:r>
+        <w:rPr>
+          <w:i/>
+          <w:iCs/>
+        </w:rPr>
+        <w:t xml:space="preserve">for</w:t>
+      </w:r>
+      <w:r>
+        <w:rPr>
+          <w:i/>
+          <w:iCs/>
+        </w:rPr>
+        <w:t xml:space="preserve"> </w:t>
+      </w:r>
+      <w:r>
+        <w:rPr>
+          <w:i/>
+          <w:iCs/>
+        </w:rPr>
+        <w:t xml:space="preserve">Respondents-Appellants</w:t>
+      </w:r>
+    </w:p>
+    <w:p>
+      <w:pPr>
+        <w:keepNext/>
+        <w:keepLines/>
+        <w:pageBreakBefore/>
+        <w:spacing w:before="0" w:after="308" w:line="400" w:lineRule="exact"/>
+        <w:ind w:left="0" w:firstLine="0"/>
+        <w:jc w:val="center"/>
+      </w:pPr>
+      <w:r>
+        <w:rPr>
+          <w:b/>
+          <w:bCs/>
+        </w:rPr>
+        <w:t xml:space="preserve">AFFIDAVIT OF SERVICE</w:t>
+      </w:r>
+    </w:p>
+    <w:p>
+      <w:pPr>
+        <w:keepNext/>
+        <w:keepLines/>
+        <w:tabs>
+          <w:tab w:val="left" w:pos="4320"/>
+        </w:tabs>
+        <w:spacing w:before="0" w:after="0" w:line="400" w:lineRule="exact"/>
+        <w:ind w:left="0" w:firstLine="0"/>
+      </w:pPr>
+      <w:r>
+        <w:t xml:space="preserve">STATE OF NEW YORK</w:t>
+      </w:r>
+      <w:r>
+        <w:tab/>
+      </w:r>
+      <w:r>
+        <w:t xml:space="preserve">)</w:t>
+      </w:r>
+    </w:p>
+    <w:p>
+      <w:pPr>
+        <w:keepNext/>
+        <w:keepLines/>
+        <w:tabs>
+          <w:tab w:val="left" w:pos="4320"/>
+        </w:tabs>
+        <w:spacing w:before="0" w:after="0" w:line="400" w:lineRule="exact"/>
+        <w:ind w:left="0" w:firstLine="0"/>
+      </w:pPr>
+      <w:r>
+        <w:tab/>
+      </w:r>
       <w:r>
         <w:t xml:space="preserve">) ss.:</w:t>
       </w:r>
     </w:p>
     <w:p>
       <w:pPr>
-        <w:pStyle w:val="Single"/>
-      </w:pPr>
-      <w:r>
-        <w:t xml:space="preserve">COUNTY OF ____________ )</w:t>
-      </w:r>
-    </w:p>
-    <w:p>
-      <w:pPr>
-        <w:pStyle w:val="FirstParagraph"/>
-      </w:pPr>
-      <w:r>
-        <w:t xml:space="preserve">____________, being duly sworn, deposes and says: deponent is not a party to this action, is over 18 years of age, and resides at ____________.</w:t>
-      </w:r>
-    </w:p>
-    <w:p>
-      <w:pPr>
-        <w:pStyle w:val="BodyText"/>
-      </w:pPr>
-      <w:r>
-        <w:t xml:space="preserve">On the ____________ day of ____________, 20__, deponent served the within brief upon each attorney for each party to this appeal, at the address designated by that attorney for that purpose, by ____________, and by ____________.</w:t>
-      </w:r>
-    </w:p>
-    <w:p>
-      <w:pPr>
-        <w:pStyle w:val="Signature"/>
-      </w:pPr>
-      <w:r>
-        <w:t xml:space="preserve">____________</w:t>
-      </w:r>
-    </w:p>
-    <w:p>
-      <w:pPr>
-        <w:pStyle w:val="Signature"/>
+        <w:keepNext/>
+        <w:keepLines/>
+        <w:tabs>
+          <w:tab w:val="left" w:pos="4320"/>
+        </w:tabs>
+        <w:spacing w:before="0" w:after="0" w:line="400" w:lineRule="exact"/>
+        <w:ind w:left="0" w:firstLine="0"/>
+      </w:pPr>
+      <w:r>
+        <w:t xml:space="preserve">COUNTY OF ________________</w:t>
+      </w:r>
+      <w:r>
+        <w:tab/>
+      </w:r>
+      <w:r>
+        <w:t xml:space="preserve">)</w:t>
+      </w:r>
+    </w:p>
+    <w:p>
+      <w:pPr>
+        <w:spacing w:before="336" w:after="0" w:line="628" w:lineRule="exact"/>
+        <w:ind w:left="0" w:firstLine="720"/>
+      </w:pPr>
+      <w:r>
+        <w:t xml:space="preserve">__________________________, being duly sworn, deposes and says: deponent is not a party to this action, is over 18 years of age, and resides at __________________________.</w:t>
+      </w:r>
+    </w:p>
+    <w:p>
+      <w:pPr>
+        <w:spacing w:before="0" w:after="0" w:line="628" w:lineRule="exact"/>
+        <w:ind w:left="0" w:firstLine="720"/>
+      </w:pPr>
+      <w:r>
+        <w:t xml:space="preserve">On the ________ day of ________, 20____, deponent served the within brief upon each attorney for each party to this appeal, at the address designated by that attorney for that purpose, by ________________, and by ________________.</w:t>
+      </w:r>
+    </w:p>
+    <w:p>
+      <w:pPr>
+        <w:keepNext/>
+        <w:keepLines/>
+        <w:spacing w:before="504" w:after="0" w:line="400" w:lineRule="exact"/>
+        <w:ind w:left="4680" w:firstLine="0"/>
+      </w:pPr>
+      <w:r>
+        <w:t xml:space="preserve">__________________________</w:t>
+      </w:r>
+    </w:p>
+    <w:p>
+      <w:pPr>
+        <w:keepNext/>
+        <w:keepLines/>
+        <w:spacing w:before="0" w:after="0" w:line="400" w:lineRule="exact"/>
+        <w:ind w:left="4680" w:firstLine="0"/>
       </w:pPr>
       <w:r>
         <w:t xml:space="preserve">Sworn to before me this</w:t>
@@ -1569,32 +5684,40 @@
     </w:p>
     <w:p>
       <w:pPr>
-        <w:pStyle w:val="Signature"/>
-      </w:pPr>
-      <w:r>
-        <w:t xml:space="preserve">____________ day of ____________, 20__</w:t>
-      </w:r>
-    </w:p>
-    <w:p>
-      <w:pPr>
-        <w:pStyle w:val="Signature"/>
-      </w:pPr>
-      <w:r>
-        <w:t xml:space="preserve">____________</w:t>
-      </w:r>
-    </w:p>
-    <w:p>
-      <w:pPr>
-        <w:pStyle w:val="Signature"/>
+        <w:keepNext/>
+        <w:keepLines/>
+        <w:spacing w:before="0" w:after="0" w:line="400" w:lineRule="exact"/>
+        <w:ind w:left="4680" w:firstLine="0"/>
+      </w:pPr>
+      <w:r>
+        <w:t xml:space="preserve">________ day of ________, 20____</w:t>
+      </w:r>
+    </w:p>
+    <w:p>
+      <w:pPr>
+        <w:keepNext/>
+        <w:keepLines/>
+        <w:spacing w:before="336" w:after="0" w:line="400" w:lineRule="exact"/>
+        <w:ind w:left="4680" w:firstLine="0"/>
+      </w:pPr>
+      <w:r>
+        <w:t xml:space="preserve">__________________________</w:t>
+      </w:r>
+    </w:p>
+    <w:p>
+      <w:pPr>
+        <w:keepLines/>
+        <w:spacing w:before="0" w:after="0" w:line="400" w:lineRule="exact"/>
+        <w:ind w:left="4680" w:firstLine="0"/>
       </w:pPr>
       <w:r>
         <w:t xml:space="preserve">Notary Public</w:t>
       </w:r>
     </w:p>
     <w:sectPr>
-      <w:footerReference w:type="default" r:id="rId101"/>
+      <w:footerReference w:type="default" r:id="rIdFtrPage"/>
       <w:pgSz w:w="12240" w:h="15840"/>
-      <w:pgMar w:top="1440" w:right="1440" w:bottom="1440" w:left="1440" w:header="720" w:footer="720" w:gutter="0"/>
+      <w:pgMar w:top="1440" w:right="1440" w:bottom="1440" w:left="1440" w:header="720" w:footer="628" w:gutter="0"/>
       <w:pgNumType w:fmt="decimal" w:start="1"/>
     </w:sectPr>
   </w:body>
@@ -1605,23 +5728,10 @@
 <w:comments xmlns:w="http://schemas.openxmlformats.org/wordprocessingml/2006/main" xmlns:m="http://schemas.openxmlformats.org/officeDocument/2006/math" xmlns:r="http://schemas.openxmlformats.org/officeDocument/2006/relationships" xmlns:o="urn:schemas-microsoft-com:office:office" xmlns:v="urn:schemas-microsoft-com:vml" xmlns:w10="urn:schemas-microsoft-com:office:word" xmlns:a="http://schemas.openxmlformats.org/drawingml/2006/main" xmlns:pic="http://schemas.openxmlformats.org/drawingml/2006/picture" xmlns:wp="http://schemas.openxmlformats.org/drawingml/2006/wordprocessingDrawing"/>
 </file>
 
-<file path=word/footer0.xml><?xml version="1.0" encoding="utf-8"?>
-<w:ftr xmlns:w="http://schemas.openxmlformats.org/wordprocessingml/2006/main" xmlns:r="http://schemas.openxmlformats.org/officeDocument/2006/relationships">
-  <w:p>
-    <w:pPr>
-      <w:spacing w:before="0" w:after="0" w:line="240" w:lineRule="auto"/>
-      <w:ind w:firstLine="0"/>
-    </w:pPr>
-  </w:p>
-</w:ftr>
-</file>
-
 <file path=word/footer1.xml><?xml version="1.0" encoding="utf-8"?>
 <w:ftr xmlns:w="http://schemas.openxmlformats.org/wordprocessingml/2006/main" xmlns:r="http://schemas.openxmlformats.org/officeDocument/2006/relationships">
   <w:p>
     <w:pPr>
-      <w:spacing w:before="0" w:after="0" w:line="240" w:lineRule="auto"/>
-      <w:ind w:firstLine="0"/>
       <w:jc w:val="center"/>
     </w:pPr>
     <w:r>
@@ -1659,7 +5769,7 @@
       </w:r>
     </w:p>
   </w:footnote>
-  <w:footnote w:id="113">
+  <w:footnote w:id="9">
     <w:p>
       <w:pPr>
         <w:pStyle w:val="FootnoteText"/>
@@ -1674,31 +5784,11 @@
         <w:t xml:space="preserve"> </w:t>
       </w:r>
       <w:r>
-        <w:t xml:space="preserve">Citations to the record on appeal are to “A.</w:t>
-      </w:r>
-      <w:r>
-        <w:t xml:space="preserve"> </w:t>
-      </w:r>
-      <w:r>
-        <w:rPr>
-          <w:b/>
-          <w:bCs/>
-        </w:rPr>
-        <w:t xml:space="preserve">” and citations to the addendum are to “Add.</w:t>
-      </w:r>
-      <w:r>
-        <w:rPr>
-          <w:b/>
-          <w:bCs/>
-        </w:rPr>
-        <w:t xml:space="preserve"> </w:t>
-      </w:r>
-      <w:r>
-        <w:t xml:space="preserve">.”</w:t>
+        <w:t xml:space="preserve">Citations to the record on appeal are to “A. __” and citations to the addendum are to “Add. __.”</w:t>
       </w:r>
     </w:p>
   </w:footnote>
-  <w:footnote w:id="120">
+  <w:footnote w:id="10">
     <w:p>
       <w:pPr>
         <w:pStyle w:val="FootnoteText"/>
@@ -1745,7 +5835,19 @@
         <w:t xml:space="preserve"> </w:t>
       </w:r>
       <w:r>
-        <w:t xml:space="preserve">(Add. 54-72); Reply Memorandum of Law in Support of Motion to Reargue. (Add. 73-88.) The</w:t>
+        <w:t xml:space="preserve">(Add. 54</w:t>
+      </w:r>
+      <w:r>
+        <w:noBreakHyphen/>
+      </w:r>
+      <w:r>
+        <w:t xml:space="preserve">72); Reply Memorandum of Law in Support of Motion to Reargue. (Add. 73</w:t>
+      </w:r>
+      <w:r>
+        <w:noBreakHyphen/>
+      </w:r>
+      <w:r>
+        <w:t xml:space="preserve">88.) The</w:t>
       </w:r>
       <w:r>
         <w:t xml:space="preserve"> </w:t>
@@ -1761,7 +5863,7 @@
         <w:t xml:space="preserve"> </w:t>
       </w:r>
       <w:r>
-        <w:t xml:space="preserve">Court denied the reargument motion and adhered to its holding that § 63(12) does not create a standalone claim.</w:t>
+        <w:t xml:space="preserve">Court denied the reargument motion and adhered to its holding that § 63(12) does not create a standalone claim.</w:t>
       </w:r>
       <w:r>
         <w:t xml:space="preserve"> </w:t>
@@ -1779,6 +5881,72 @@
     </w:p>
   </w:footnote>
 </w:footnotes>
+</file>
+
+<file path=word/ftr-add.xml><?xml version="1.0" encoding="utf-8"?>
+<w:ftr xmlns:w="http://schemas.openxmlformats.org/wordprocessingml/2006/main" xmlns:r="http://schemas.openxmlformats.org/officeDocument/2006/relationships">
+  <w:p>
+    <w:pPr>
+      <w:spacing w:before="0" w:after="0"/>
+      <w:jc w:val="center"/>
+    </w:pPr>
+    <w:r>
+      <w:t>Add-</w:t>
+    </w:r>
+    <w:r>
+      <w:fldChar w:fldCharType="begin"/>
+    </w:r>
+    <w:r>
+      <w:instrText xml:space="preserve"> PAGE </w:instrText>
+    </w:r>
+    <w:r>
+      <w:fldChar w:fldCharType="separate"/>
+    </w:r>
+    <w:r>
+      <w:t>1</w:t>
+    </w:r>
+    <w:r>
+      <w:fldChar w:fldCharType="end"/>
+    </w:r>
+  </w:p>
+</w:ftr>
+</file>
+
+<file path=word/ftr-none.xml><?xml version="1.0" encoding="utf-8"?>
+<w:ftr xmlns:w="http://schemas.openxmlformats.org/wordprocessingml/2006/main" xmlns:r="http://schemas.openxmlformats.org/officeDocument/2006/relationships">
+  <w:p>
+    <w:pPr>
+      <w:spacing w:before="0" w:after="0"/>
+      <w:jc w:val="center"/>
+    </w:pPr>
+  </w:p>
+</w:ftr>
+</file>
+
+<file path=word/ftr-page.xml><?xml version="1.0" encoding="utf-8"?>
+<w:ftr xmlns:w="http://schemas.openxmlformats.org/wordprocessingml/2006/main" xmlns:r="http://schemas.openxmlformats.org/officeDocument/2006/relationships">
+  <w:p>
+    <w:pPr>
+      <w:spacing w:before="0" w:after="0"/>
+      <w:jc w:val="center"/>
+    </w:pPr>
+    <w:r>
+      <w:fldChar w:fldCharType="begin"/>
+    </w:r>
+    <w:r>
+      <w:instrText xml:space="preserve"> PAGE </w:instrText>
+    </w:r>
+    <w:r>
+      <w:fldChar w:fldCharType="separate"/>
+    </w:r>
+    <w:r>
+      <w:t>1</w:t>
+    </w:r>
+    <w:r>
+      <w:fldChar w:fldCharType="end"/>
+    </w:r>
+  </w:p>
+</w:ftr>
 </file>
 
 <file path=word/numbering.xml><?xml version="1.0" encoding="utf-8"?>
@@ -1859,123 +6027,8 @@
       </w:pPr>
     </w:lvl>
   </w:abstractNum>
-  <w:abstractNum w:abstractNumId="99411">
-    <w:nsid w:val="00A99411"/>
-    <w:multiLevelType w:val="multilevel"/>
-    <w:lvl w:ilvl="0">
-      <w:start w:val="1"/>
-      <w:numFmt w:val="decimal"/>
-      <w:lvlText w:val="%1."/>
-      <w:lvlJc w:val="left"/>
-      <w:pPr>
-        <w:ind w:left="720" w:hanging="360"/>
-      </w:pPr>
-    </w:lvl>
-    <w:lvl w:ilvl="1">
-      <w:start w:val="1"/>
-      <w:numFmt w:val="decimal"/>
-      <w:lvlText w:val="%2."/>
-      <w:lvlJc w:val="left"/>
-      <w:pPr>
-        <w:ind w:left="1440" w:hanging="360"/>
-      </w:pPr>
-    </w:lvl>
-    <w:lvl w:ilvl="2">
-      <w:start w:val="1"/>
-      <w:numFmt w:val="decimal"/>
-      <w:lvlText w:val="%3."/>
-      <w:lvlJc w:val="left"/>
-      <w:pPr>
-        <w:ind w:left="2160" w:hanging="360"/>
-      </w:pPr>
-    </w:lvl>
-    <w:lvl w:ilvl="3">
-      <w:start w:val="1"/>
-      <w:numFmt w:val="decimal"/>
-      <w:lvlText w:val="%4."/>
-      <w:lvlJc w:val="left"/>
-      <w:pPr>
-        <w:ind w:left="2880" w:hanging="360"/>
-      </w:pPr>
-    </w:lvl>
-    <w:lvl w:ilvl="4">
-      <w:start w:val="1"/>
-      <w:numFmt w:val="decimal"/>
-      <w:lvlText w:val="%5."/>
-      <w:lvlJc w:val="left"/>
-      <w:pPr>
-        <w:ind w:left="3600" w:hanging="360"/>
-      </w:pPr>
-    </w:lvl>
-    <w:lvl w:ilvl="5">
-      <w:start w:val="1"/>
-      <w:numFmt w:val="decimal"/>
-      <w:lvlText w:val="%6."/>
-      <w:lvlJc w:val="left"/>
-      <w:pPr>
-        <w:ind w:left="4320" w:hanging="360"/>
-      </w:pPr>
-    </w:lvl>
-    <w:lvl w:ilvl="6">
-      <w:start w:val="1"/>
-      <w:numFmt w:val="decimal"/>
-      <w:lvlText w:val="%7."/>
-      <w:lvlJc w:val="left"/>
-      <w:pPr>
-        <w:ind w:left="5040" w:hanging="360"/>
-      </w:pPr>
-    </w:lvl>
-    <w:lvl w:ilvl="7">
-      <w:start w:val="1"/>
-      <w:numFmt w:val="decimal"/>
-      <w:lvlText w:val="%8."/>
-      <w:lvlJc w:val="left"/>
-      <w:pPr>
-        <w:ind w:left="5760" w:hanging="360"/>
-      </w:pPr>
-    </w:lvl>
-    <w:lvl w:ilvl="8">
-      <w:start w:val="1"/>
-      <w:numFmt w:val="decimal"/>
-      <w:lvlText w:val="%9."/>
-      <w:lvlJc w:val="left"/>
-      <w:pPr>
-        <w:ind w:left="6480" w:hanging="360"/>
-      </w:pPr>
-    </w:lvl>
-  </w:abstractNum>
   <w:num w:numId="1000">
     <w:abstractNumId w:val="990"/>
-  </w:num>
-  <w:num w:numId="1001">
-    <w:abstractNumId w:val="99411"/>
-    <w:lvlOverride w:ilvl="0">
-      <w:startOverride w:val="1"/>
-    </w:lvlOverride>
-    <w:lvlOverride w:ilvl="1">
-      <w:startOverride w:val="1"/>
-    </w:lvlOverride>
-    <w:lvlOverride w:ilvl="2">
-      <w:startOverride w:val="1"/>
-    </w:lvlOverride>
-    <w:lvlOverride w:ilvl="3">
-      <w:startOverride w:val="1"/>
-    </w:lvlOverride>
-    <w:lvlOverride w:ilvl="4">
-      <w:startOverride w:val="1"/>
-    </w:lvlOverride>
-    <w:lvlOverride w:ilvl="5">
-      <w:startOverride w:val="1"/>
-    </w:lvlOverride>
-    <w:lvlOverride w:ilvl="6">
-      <w:startOverride w:val="1"/>
-    </w:lvlOverride>
-    <w:lvlOverride w:ilvl="7">
-      <w:startOverride w:val="1"/>
-    </w:lvlOverride>
-    <w:lvlOverride w:ilvl="8">
-      <w:startOverride w:val="1"/>
-    </w:lvlOverride>
   </w:num>
 </w:numbering>
 </file>
@@ -1985,7 +6038,7 @@
   <w:docDefaults>
     <w:rPrDefault>
       <w:rPr>
-        <w:rFonts w:ascii="EB Garamond" w:hAnsi="EB Garamond" w:eastAsia="EB Garamond" w:cs="EB Garamond"/>
+        <w:rFonts w:ascii="Times New Roman" w:hAnsi="Times New Roman" w:eastAsia="Times New Roman" w:cs="Times New Roman"/>
         <w:sz w:val="28"/>
         <w:szCs w:val="28"/>
         <w:lang w:val="en-US" w:eastAsia="zh-CN" w:bidi="ar-SA"/>
@@ -1993,7 +6046,8 @@
     </w:rPrDefault>
     <w:pPrDefault>
       <w:pPr>
-        <w:spacing w:before="0" w:after="0" w:line="240" w:lineRule="auto"/>
+        <w:widowControl/>
+        <w:spacing w:after="0"/>
       </w:pPr>
     </w:pPrDefault>
   </w:docDefaults>
@@ -2001,15 +6055,6 @@
   <w:style w:type="paragraph" w:default="1" w:styleId="Normal">
     <w:name w:val="Normal"/>
     <w:qFormat/>
-    <w:pPr>
-      <w:spacing w:before="0" w:after="0" w:line="240" w:lineRule="auto"/>
-      <w:ind w:firstLine="0"/>
-    </w:pPr>
-    <w:rPr>
-      <w:rFonts w:ascii="EB Garamond" w:hAnsi="EB Garamond" w:eastAsia="EB Garamond" w:cs="EB Garamond"/>
-      <w:sz w:val="28"/>
-      <w:szCs w:val="28"/>
-    </w:rPr>
   </w:style>
   <w:style w:type="paragraph" w:styleId="BodyText">
     <w:name w:val="Body Text"/>
@@ -2019,7 +6064,6 @@
     <w:pPr>
       <w:spacing w:before="0" w:after="0" w:line="628" w:lineRule="exact"/>
       <w:ind w:firstLine="720"/>
-      <w:jc w:val="left"/>
     </w:pPr>
   </w:style>
   <w:style w:type="paragraph" w:customStyle="1" w:styleId="FirstParagraph">
@@ -2033,7 +6077,7 @@
     <w:basedOn w:val="BodyText"/>
     <w:qFormat/>
     <w:pPr>
-      <w:ind w:firstLine="0"/>
+      <w:spacing w:before="36" w:after="36"/>
     </w:pPr>
   </w:style>
   <w:style w:type="paragraph" w:styleId="Title">
@@ -2173,20 +6217,24 @@
     <w:name w:val="heading 1"/>
     <w:basedOn w:val="Normal"/>
     <w:next w:val="BodyText"/>
+    <w:link w:val="Heading1Char"/>
     <w:uiPriority w:val="9"/>
     <w:qFormat/>
+    <w:rsid w:val="00A10FD9"/>
     <w:pPr>
       <w:keepNext/>
       <w:keepLines/>
-      <w:spacing w:before="360" w:after="240" w:line="240" w:lineRule="auto"/>
+      <w:spacing w:before="240" w:after="120" w:line="400" w:lineRule="exact"/>
       <w:ind w:firstLine="0"/>
       <w:jc w:val="center"/>
       <w:outlineLvl w:val="0"/>
     </w:pPr>
     <w:rPr>
-      <w:rFonts w:ascii="EB Garamond" w:hAnsi="EB Garamond" w:eastAsia="EB Garamond" w:cs="EB Garamond"/>
+      <w:rFonts w:ascii="Times New Roman" w:hAnsi="Times New Roman" w:eastAsia="Times New Roman" w:cs="Times New Roman"/>
       <w:b/>
+      <w:bCs/>
       <w:caps/>
+      <w:color w:val="000000"/>
       <w:sz w:val="28"/>
       <w:szCs w:val="28"/>
     </w:rPr>
@@ -2195,21 +6243,24 @@
     <w:name w:val="heading 2"/>
     <w:basedOn w:val="Normal"/>
     <w:next w:val="BodyText"/>
+    <w:link w:val="Heading2Char"/>
     <w:uiPriority w:val="9"/>
+    <w:semiHidden/>
     <w:unhideWhenUsed/>
     <w:qFormat/>
+    <w:rsid w:val="00A10FD9"/>
     <w:pPr>
       <w:keepNext/>
       <w:keepLines/>
-      <w:spacing w:before="240" w:after="240" w:line="240" w:lineRule="auto"/>
-      <w:ind w:left="720" w:hanging="720" w:firstLine="0"/>
-      <w:jc w:val="left"/>
+      <w:spacing w:before="240" w:after="120" w:line="400" w:lineRule="exact"/>
+      <w:ind w:firstLine="0"/>
       <w:outlineLvl w:val="1"/>
     </w:pPr>
     <w:rPr>
-      <w:rFonts w:ascii="EB Garamond" w:hAnsi="EB Garamond" w:eastAsia="EB Garamond" w:cs="EB Garamond"/>
+      <w:rFonts w:ascii="Times New Roman" w:hAnsi="Times New Roman" w:eastAsia="Times New Roman" w:cs="Times New Roman"/>
       <w:b/>
-      <w:caps/>
+      <w:bCs/>
+      <w:color w:val="000000"/>
       <w:sz w:val="28"/>
       <w:szCs w:val="28"/>
     </w:rPr>
@@ -2218,20 +6269,24 @@
     <w:name w:val="heading 3"/>
     <w:basedOn w:val="Normal"/>
     <w:next w:val="BodyText"/>
+    <w:link w:val="Heading3Char"/>
     <w:uiPriority w:val="9"/>
+    <w:semiHidden/>
     <w:unhideWhenUsed/>
     <w:qFormat/>
+    <w:rsid w:val="00A10FD9"/>
     <w:pPr>
       <w:keepNext/>
       <w:keepLines/>
-      <w:spacing w:before="240" w:after="240" w:line="240" w:lineRule="auto"/>
-      <w:ind w:left="1440" w:hanging="720" w:firstLine="0"/>
-      <w:jc w:val="left"/>
+      <w:spacing w:before="240" w:after="120" w:line="400" w:lineRule="exact"/>
+      <w:ind w:firstLine="0"/>
       <w:outlineLvl w:val="2"/>
     </w:pPr>
     <w:rPr>
-      <w:rFonts w:ascii="EB Garamond" w:hAnsi="EB Garamond" w:eastAsia="EB Garamond" w:cs="EB Garamond"/>
+      <w:rFonts w:ascii="Times New Roman" w:hAnsi="Times New Roman" w:eastAsia="Times New Roman" w:cs="Times New Roman"/>
       <w:b/>
+      <w:bCs/>
+      <w:color w:val="000000"/>
       <w:sz w:val="28"/>
       <w:szCs w:val="28"/>
     </w:rPr>
@@ -2240,21 +6295,25 @@
     <w:name w:val="heading 4"/>
     <w:basedOn w:val="Normal"/>
     <w:next w:val="BodyText"/>
+    <w:link w:val="Heading4Char"/>
     <w:uiPriority w:val="9"/>
+    <w:semiHidden/>
     <w:unhideWhenUsed/>
     <w:qFormat/>
+    <w:rsid w:val="00A10FD9"/>
     <w:pPr>
       <w:keepNext/>
       <w:keepLines/>
-      <w:spacing w:before="240" w:after="240" w:line="240" w:lineRule="auto"/>
-      <w:ind w:left="2160" w:hanging="720" w:firstLine="0"/>
-      <w:jc w:val="left"/>
+      <w:spacing w:before="240" w:after="120" w:line="400" w:lineRule="exact"/>
+      <w:ind w:firstLine="0"/>
       <w:outlineLvl w:val="3"/>
     </w:pPr>
     <w:rPr>
-      <w:rFonts w:ascii="EB Garamond" w:hAnsi="EB Garamond" w:eastAsia="EB Garamond" w:cs="EB Garamond"/>
+      <w:rFonts w:ascii="Times New Roman" w:hAnsi="Times New Roman" w:eastAsia="Times New Roman" w:cs="Times New Roman"/>
       <w:b/>
+      <w:bCs/>
       <w:i/>
+      <w:color w:val="000000"/>
       <w:sz w:val="28"/>
       <w:szCs w:val="28"/>
     </w:rPr>
@@ -2263,21 +6322,25 @@
     <w:name w:val="heading 5"/>
     <w:basedOn w:val="Normal"/>
     <w:next w:val="BodyText"/>
+    <w:link w:val="Heading5Char"/>
     <w:uiPriority w:val="9"/>
+    <w:semiHidden/>
     <w:unhideWhenUsed/>
     <w:qFormat/>
+    <w:rsid w:val="00A10FD9"/>
     <w:pPr>
       <w:keepNext/>
       <w:keepLines/>
-      <w:spacing w:before="240" w:after="240" w:line="240" w:lineRule="auto"/>
-      <w:ind w:left="2160" w:hanging="720" w:firstLine="0"/>
-      <w:jc w:val="left"/>
+      <w:spacing w:before="240" w:after="120" w:line="400" w:lineRule="exact"/>
+      <w:ind w:firstLine="0"/>
       <w:outlineLvl w:val="4"/>
     </w:pPr>
     <w:rPr>
-      <w:rFonts w:ascii="EB Garamond" w:hAnsi="EB Garamond" w:eastAsia="EB Garamond" w:cs="EB Garamond"/>
+      <w:rFonts w:ascii="Times New Roman" w:hAnsi="Times New Roman" w:eastAsia="Times New Roman" w:cs="Times New Roman"/>
       <w:b/>
+      <w:bCs/>
       <w:i/>
+      <w:color w:val="000000"/>
       <w:sz w:val="28"/>
       <w:szCs w:val="28"/>
     </w:rPr>
@@ -2489,6 +6552,15 @@
       <w:color w:val="272727" w:themeColor="text1" w:themeTint="D8"/>
     </w:rPr>
   </w:style>
+  <w:style w:type="paragraph" w:customStyle="1" w:styleId="ListItem">
+    <w:name w:val="List Item"/>
+    <w:basedOn w:val="BodyText"/>
+    <w:qFormat/>
+    <w:pPr>
+      <w:spacing w:before="0" w:after="0" w:line="628" w:lineRule="exact"/>
+      <w:ind w:left="720" w:hanging="720"/>
+    </w:pPr>
+  </w:style>
   <w:style w:type="paragraph" w:styleId="BlockText">
     <w:name w:val="Block Text"/>
     <w:basedOn w:val="BodyText"/>
@@ -2497,9 +6569,8 @@
     <w:unhideWhenUsed/>
     <w:qFormat/>
     <w:pPr>
-      <w:spacing w:before="0" w:after="280" w:line="240" w:lineRule="auto"/>
-      <w:ind w:left="720" w:right="720" w:firstLine="0"/>
-      <w:jc w:val="left"/>
+      <w:spacing w:before="280" w:after="280" w:line="400" w:lineRule="exact"/>
+      <w:ind w:firstLine="0" w:left="720" w:right="720"/>
     </w:pPr>
   </w:style>
   <w:style w:type="paragraph" w:styleId="FootnoteText">
@@ -2510,11 +6581,10 @@
     <w:unhideWhenUsed/>
     <w:qFormat/>
     <w:pPr>
-      <w:spacing w:before="0" w:after="140" w:line="240" w:lineRule="auto"/>
-      <w:ind w:firstLine="0"/>
+      <w:keepLines/>
+      <w:spacing w:before="0" w:after="140" w:line="400" w:lineRule="exact"/>
     </w:pPr>
     <w:rPr>
-      <w:rFonts w:ascii="EB Garamond" w:hAnsi="EB Garamond" w:eastAsia="EB Garamond" w:cs="EB Garamond"/>
       <w:sz w:val="28"/>
       <w:szCs w:val="28"/>
     </w:rPr>
@@ -2522,7 +6592,14 @@
   <w:style w:type="paragraph" w:styleId="FootnoteBlockText">
     <w:name w:val="Footnote Block Text"/>
     <w:basedOn w:val="FootnoteText"/>
+    <w:next w:val="FootnoteText"/>
+    <w:uiPriority w:val="9"/>
+    <w:unhideWhenUsed/>
     <w:qFormat/>
+    <w:pPr>
+      <w:spacing w:before="280" w:after="280"/>
+      <w:ind w:firstLine="0" w:left="720" w:right="720"/>
+    </w:pPr>
   </w:style>
   <w:style w:type="character" w:default="1" w:styleId="DefaultParagraphFont">
     <w:name w:val="Default Paragraph Font"/>
@@ -2531,24 +6608,25 @@
   </w:style>
   <w:style w:type="table" w:default="1" w:styleId="Table">
     <w:name w:val="Table"/>
+    <w:basedOn w:val="TableNormal"/>
     <w:qFormat/>
     <w:tblPr>
       <w:tblInd w:w="0" w:type="dxa"/>
-      <w:tblBorders>
-        <w:top w:val="nil"/>
-        <w:left w:val="nil"/>
-        <w:bottom w:val="nil"/>
-        <w:right w:val="nil"/>
-        <w:insideH w:val="nil"/>
-        <w:insideV w:val="nil"/>
-      </w:tblBorders>
       <w:tblCellMar>
         <w:top w:w="0" w:type="dxa"/>
-        <w:left w:w="0" w:type="dxa"/>
+        <w:left w:w="108" w:type="dxa"/>
         <w:bottom w:w="0" w:type="dxa"/>
-        <w:right w:w="144" w:type="dxa"/>
+        <w:right w:w="108" w:type="dxa"/>
       </w:tblCellMar>
     </w:tblPr>
+    <w:tblStylePr w:type="firstRow">
+      <w:tcPr>
+        <w:tcBorders>
+          <w:bottom w:val="single"/>
+        </w:tcBorders>
+        <w:vAlign w:val="bottom"/>
+      </w:tcPr>
+    </w:tblStylePr>
   </w:style>
   <w:style w:type="paragraph" w:customStyle="1" w:styleId="DefinitionTerm">
     <w:name w:val="Definition Term"/>
@@ -2649,220 +6727,13 @@
       <w:color w:val="365F91" w:themeColor="accent1" w:themeShade="BF"/>
     </w:rPr>
   </w:style>
-  <w:style w:type="paragraph" w:customStyle="1" w:styleId="Right">
-    <w:name w:val="Right"/>
-    <w:basedOn w:val="Single"/>
-    <w:qFormat/>
-    <w:pPr>
-      <w:ind w:firstLine="0"/>
-      <w:jc w:val="right"/>
-    </w:pPr>
-  </w:style>
-  <w:style w:type="paragraph" w:customStyle="1" w:styleId="Designation">
-    <w:name w:val="Designation"/>
-    <w:basedOn w:val="Single"/>
-    <w:qFormat/>
-    <w:pPr>
-      <w:ind w:left="4320" w:firstLine="0"/>
-    </w:pPr>
-  </w:style>
-  <w:style w:type="paragraph" w:customStyle="1" w:styleId="Indented">
-    <w:name w:val="Indented"/>
-    <w:basedOn w:val="Single"/>
-    <w:qFormat/>
-    <w:pPr>
-      <w:spacing w:before="0" w:after="0" w:line="240" w:lineRule="auto"/>
-      <w:ind w:left="720" w:firstLine="0"/>
-    </w:pPr>
-  </w:style>
-  <w:style w:type="paragraph" w:customStyle="1" w:styleId="CoverTitle">
-    <w:name w:val="Cover Title"/>
-    <w:basedOn w:val="Centered"/>
-    <w:qFormat/>
-    <w:pPr>
-      <w:ind w:firstLine="0"/>
-      <w:jc w:val="center"/>
-    </w:pPr>
-    <w:rPr>
-      <w:b/>
-      <w:caps/>
-    </w:rPr>
-  </w:style>
-  <w:style w:type="paragraph" w:customStyle="1" w:styleId="CoverFirm">
-    <w:name w:val="Cover Firm"/>
-    <w:basedOn w:val="Single"/>
-    <w:qFormat/>
-    <w:pPr>
-      <w:spacing w:before="0" w:after="120" w:line="240" w:lineRule="auto"/>
-      <w:ind w:firstLine="0"/>
-      <w:jc w:val="left"/>
-    </w:pPr>
-    <w:rPr>
-      <w:b/>
-      <w:caps/>
-    </w:rPr>
-  </w:style>
-  <w:style w:type="paragraph" w:customStyle="1" w:styleId="FrontHeadingBreak">
-    <w:name w:val="Front Heading New Page"/>
-    <w:basedOn w:val="FrontHeading"/>
-    <w:next w:val="BodyText"/>
-    <w:qFormat/>
-    <w:pPr>
-      <w:pageBreakBefore/>
-    </w:pPr>
-  </w:style>
-  <w:style w:type="paragraph" w:customStyle="1" w:styleId="Centered">
-    <w:name w:val="Centered"/>
-    <w:basedOn w:val="Normal"/>
-    <w:qFormat/>
-    <w:pPr>
-      <w:spacing w:before="0" w:after="0" w:line="240" w:lineRule="auto"/>
-      <w:ind w:firstLine="0"/>
-      <w:jc w:val="center"/>
-    </w:pPr>
-  </w:style>
-  <w:style w:type="paragraph" w:customStyle="1" w:styleId="Single">
-    <w:name w:val="Single"/>
-    <w:basedOn w:val="Normal"/>
-    <w:qFormat/>
-    <w:pPr>
-      <w:spacing w:before="0" w:after="280" w:line="240" w:lineRule="auto"/>
-      <w:ind w:firstLine="0"/>
-      <w:jc w:val="left"/>
-    </w:pPr>
-  </w:style>
-  <w:style w:type="paragraph" w:customStyle="1" w:styleId="Authority">
-    <w:name w:val="Authority"/>
-    <w:basedOn w:val="Single"/>
-    <w:qFormat/>
-    <w:pPr>
-      <w:spacing w:before="0" w:after="200" w:line="240" w:lineRule="auto"/>
-      <w:ind w:left="504" w:hanging="504" w:firstLine="0"/>
-    </w:pPr>
-  </w:style>
-  <w:style w:type="paragraph" w:customStyle="1" w:styleId="FrontHeading">
-    <w:name w:val="Front Heading"/>
-    <w:basedOn w:val="Normal"/>
-    <w:next w:val="BodyText"/>
-    <w:qFormat/>
-    <w:pPr>
-      <w:keepNext/>
-      <w:keepLines/>
-      <w:spacing w:before="240" w:after="240" w:line="240" w:lineRule="auto"/>
-      <w:ind w:firstLine="0"/>
-      <w:jc w:val="center"/>
-    </w:pPr>
-    <w:rPr>
-      <w:rFonts w:ascii="EB Garamond" w:hAnsi="EB Garamond" w:eastAsia="EB Garamond" w:cs="EB Garamond"/>
-      <w:b/>
-      <w:caps/>
-      <w:sz w:val="28"/>
-      <w:szCs w:val="28"/>
-    </w:rPr>
-  </w:style>
-  <w:style w:type="paragraph" w:customStyle="1" w:styleId="KeepWithNext">
-    <w:name w:val="Keep With Next"/>
+  <w:style w:type="paragraph" w:customStyle="1" w:styleId="BodyTextNote">
+    <w:name w:val="Body Text Note"/>
     <w:basedOn w:val="BodyText"/>
     <w:qFormat/>
     <w:pPr>
-      <w:keepNext/>
-      <w:keepLines/>
+      <w:widowControl w:val="0"/>
     </w:pPr>
-  </w:style>
-  <w:style w:type="paragraph" w:customStyle="1" w:styleId="Signature">
-    <w:name w:val="Signature"/>
-    <w:basedOn w:val="Single"/>
-    <w:qFormat/>
-    <w:pPr>
-      <w:spacing w:before="0" w:after="0" w:line="240" w:lineRule="auto"/>
-      <w:ind w:left="4680" w:firstLine="0"/>
-    </w:pPr>
-  </w:style>
-  <w:style w:type="paragraph" w:styleId="TOC1">
-    <w:name w:val="toc 1"/>
-    <w:basedOn w:val="Normal"/>
-    <w:next w:val="Normal"/>
-    <w:uiPriority w:val="39"/>
-    <w:unhideWhenUsed/>
-    <w:pPr>
-      <w:tabs>
-        <w:tab w:val="right" w:leader="dot" w:pos="9350"/>
-      </w:tabs>
-      <w:spacing w:before="60" w:after="120" w:line="240" w:lineRule="auto"/>
-      <w:ind w:left="0" w:firstLine="0"/>
-    </w:pPr>
-  </w:style>
-  <w:style w:type="paragraph" w:styleId="TOC2">
-    <w:name w:val="toc 2"/>
-    <w:basedOn w:val="Normal"/>
-    <w:next w:val="Normal"/>
-    <w:uiPriority w:val="39"/>
-    <w:unhideWhenUsed/>
-    <w:pPr>
-      <w:tabs>
-        <w:tab w:val="right" w:leader="dot" w:pos="9350"/>
-      </w:tabs>
-      <w:spacing w:before="60" w:after="120" w:line="240" w:lineRule="auto"/>
-      <w:ind w:left="720" w:firstLine="0"/>
-    </w:pPr>
-  </w:style>
-  <w:style w:type="paragraph" w:styleId="TOC3">
-    <w:name w:val="toc 3"/>
-    <w:basedOn w:val="Normal"/>
-    <w:next w:val="Normal"/>
-    <w:uiPriority w:val="39"/>
-    <w:unhideWhenUsed/>
-    <w:pPr>
-      <w:tabs>
-        <w:tab w:val="right" w:leader="dot" w:pos="9350"/>
-      </w:tabs>
-      <w:spacing w:before="60" w:after="120" w:line="240" w:lineRule="auto"/>
-      <w:ind w:left="1440" w:firstLine="0"/>
-    </w:pPr>
-  </w:style>
-  <w:style w:type="paragraph" w:styleId="TOC4">
-    <w:name w:val="toc 4"/>
-    <w:basedOn w:val="Normal"/>
-    <w:next w:val="Normal"/>
-    <w:uiPriority w:val="39"/>
-    <w:unhideWhenUsed/>
-    <w:pPr>
-      <w:tabs>
-        <w:tab w:val="right" w:leader="dot" w:pos="9350"/>
-      </w:tabs>
-      <w:spacing w:before="60" w:after="120" w:line="240" w:lineRule="auto"/>
-      <w:ind w:left="2160" w:firstLine="0"/>
-    </w:pPr>
-  </w:style>
-  <w:style w:type="paragraph" w:customStyle="1" w:styleId="BodyText">
-    <w:name w:val="BodyText"/>
-    <w:basedOn w:val="BodyText"/>
-    <w:qFormat/>
-  </w:style>
-  <w:style w:type="paragraph" w:customStyle="1" w:styleId="CoverFirm">
-    <w:name w:val="CoverFirm"/>
-    <w:basedOn w:val="BodyText"/>
-    <w:qFormat/>
-  </w:style>
-  <w:style w:type="paragraph" w:customStyle="1" w:styleId="CoverTitle">
-    <w:name w:val="CoverTitle"/>
-    <w:basedOn w:val="BodyText"/>
-    <w:qFormat/>
-  </w:style>
-  <w:style w:type="paragraph" w:customStyle="1" w:styleId="FrontHeading">
-    <w:name w:val="FrontHeading"/>
-    <w:basedOn w:val="BodyText"/>
-    <w:qFormat/>
-  </w:style>
-  <w:style w:type="paragraph" w:customStyle="1" w:styleId="FrontHeadingBreak">
-    <w:name w:val="FrontHeadingBreak"/>
-    <w:basedOn w:val="BodyText"/>
-    <w:qFormat/>
-  </w:style>
-  <w:style w:type="paragraph" w:customStyle="1" w:styleId="KeepWithNext">
-    <w:name w:val="KeepWithNext"/>
-    <w:basedOn w:val="BodyText"/>
-    <w:qFormat/>
   </w:style>
   <w:style w:type="paragraph" w:customStyle="1" w:styleId="SourceCode">
     <w:name w:val="Source Code"/>
